--- a/results/pilot_3models/explanations_sample.docx
+++ b/results/pilot_3models/explanations_sample.docx
@@ -88,9 +88,13 @@
     </w:p>
     <w:p>
       <w:pPr>
+        <w:bidi/>
         <w:jc w:val="right"/>
       </w:pPr>
       <w:r>
+        <w:rPr>
+          <w:rtl/>
+        </w:rPr>
         <w:t>لِمَنِ الدّيَارُ غَشِيتُهَا بِسُحَامِ    فَعَمَايَتَينِ فَهَضْبِ ذِي أقْدَامِ</w:t>
       </w:r>
     </w:p>
@@ -175,10 +179,9 @@
             <w:tcW w:type="dxa" w:w="1728"/>
           </w:tcPr>
           <w:p>
-            <w:pPr>
-              <w:jc w:val="right"/>
-            </w:pPr>
-            <w:r>
+            <w:pPr/>
+            <w:r>
+              <w:rPr/>
               <w:t>-</w:t>
             </w:r>
           </w:p>
@@ -188,8 +191,12 @@
             <w:tcW w:type="dxa" w:w="1728"/>
           </w:tcPr>
           <w:p>
-            <w:r/>
-            <w:r>
+            <w:pPr/>
+            <w:r>
+              <w:rPr/>
+            </w:r>
+            <w:r>
+              <w:rPr/>
               <w:t>-</w:t>
             </w:r>
           </w:p>
@@ -199,8 +206,12 @@
             <w:tcW w:type="dxa" w:w="1728"/>
           </w:tcPr>
           <w:p>
-            <w:r/>
-            <w:r>
+            <w:pPr/>
+            <w:r>
+              <w:rPr/>
+            </w:r>
+            <w:r>
+              <w:rPr/>
               <w:t>-</w:t>
             </w:r>
           </w:p>
@@ -210,8 +221,12 @@
             <w:tcW w:type="dxa" w:w="1728"/>
           </w:tcPr>
           <w:p>
-            <w:r/>
-            <w:r>
+            <w:pPr/>
+            <w:r>
+              <w:rPr/>
+            </w:r>
+            <w:r>
+              <w:rPr/>
               <w:t>-</w:t>
             </w:r>
           </w:p>
@@ -233,10 +248,9 @@
             <w:tcW w:type="dxa" w:w="1728"/>
           </w:tcPr>
           <w:p>
-            <w:pPr>
-              <w:jc w:val="right"/>
-            </w:pPr>
-            <w:r>
+            <w:pPr/>
+            <w:r>
+              <w:rPr/>
               <w:t>-</w:t>
             </w:r>
           </w:p>
@@ -246,8 +260,12 @@
             <w:tcW w:type="dxa" w:w="1728"/>
           </w:tcPr>
           <w:p>
-            <w:r/>
-            <w:r>
+            <w:pPr/>
+            <w:r>
+              <w:rPr/>
+            </w:r>
+            <w:r>
+              <w:rPr/>
               <w:t>-</w:t>
             </w:r>
           </w:p>
@@ -257,8 +275,12 @@
             <w:tcW w:type="dxa" w:w="1728"/>
           </w:tcPr>
           <w:p>
-            <w:r/>
-            <w:r>
+            <w:pPr/>
+            <w:r>
+              <w:rPr/>
+            </w:r>
+            <w:r>
+              <w:rPr/>
               <w:t>-</w:t>
             </w:r>
           </w:p>
@@ -268,8 +290,12 @@
             <w:tcW w:type="dxa" w:w="1728"/>
           </w:tcPr>
           <w:p>
-            <w:r/>
-            <w:r>
+            <w:pPr/>
+            <w:r>
+              <w:rPr/>
+            </w:r>
+            <w:r>
+              <w:rPr/>
               <w:t>-</w:t>
             </w:r>
           </w:p>
@@ -291,10 +317,9 @@
             <w:tcW w:type="dxa" w:w="1728"/>
           </w:tcPr>
           <w:p>
-            <w:pPr>
-              <w:jc w:val="right"/>
-            </w:pPr>
-            <w:r>
+            <w:pPr/>
+            <w:r>
+              <w:rPr/>
               <w:t>-</w:t>
             </w:r>
           </w:p>
@@ -304,8 +329,12 @@
             <w:tcW w:type="dxa" w:w="1728"/>
           </w:tcPr>
           <w:p>
-            <w:r/>
-            <w:r>
+            <w:pPr/>
+            <w:r>
+              <w:rPr/>
+            </w:r>
+            <w:r>
+              <w:rPr/>
               <w:t>-</w:t>
             </w:r>
           </w:p>
@@ -315,7 +344,10 @@
             <w:tcW w:type="dxa" w:w="1728"/>
           </w:tcPr>
           <w:p>
-            <w:r/>
+            <w:pPr/>
+            <w:r>
+              <w:rPr/>
+            </w:r>
             <w:r>
               <w:rPr>
                 <w:b/>
@@ -326,20 +358,26 @@
           </w:p>
           <w:p>
             <w:pPr>
+              <w:bidi/>
               <w:jc w:val="right"/>
             </w:pPr>
             <w:r>
               <w:rPr>
                 <w:i/>
+                <w:rtl/>
               </w:rPr>
               <w:t>غَشِيتُهَا بِسُحَامِ</w:t>
             </w:r>
           </w:p>
           <w:p>
             <w:pPr>
+              <w:bidi/>
               <w:jc w:val="right"/>
             </w:pPr>
             <w:r>
+              <w:rPr>
+                <w:rtl/>
+              </w:rPr>
               <w:t>هذا التعبير يوحي بظلمةٍ أو غطاءٍ يلفّ الديار، مع بقاء المعنى الحرفي ممكنًا من جهة الإحاطة أو التغطية.</w:t>
             </w:r>
           </w:p>
@@ -349,8 +387,12 @@
             <w:tcW w:type="dxa" w:w="1728"/>
           </w:tcPr>
           <w:p>
-            <w:r/>
-            <w:r>
+            <w:pPr/>
+            <w:r>
+              <w:rPr/>
+            </w:r>
+            <w:r>
+              <w:rPr/>
               <w:t>-</w:t>
             </w:r>
           </w:p>
@@ -372,10 +414,9 @@
             <w:tcW w:type="dxa" w:w="1728"/>
           </w:tcPr>
           <w:p>
-            <w:pPr>
-              <w:jc w:val="right"/>
-            </w:pPr>
-            <w:r>
+            <w:pPr/>
+            <w:r>
+              <w:rPr/>
               <w:t>-</w:t>
             </w:r>
           </w:p>
@@ -385,8 +426,12 @@
             <w:tcW w:type="dxa" w:w="1728"/>
           </w:tcPr>
           <w:p>
-            <w:r/>
-            <w:r>
+            <w:pPr/>
+            <w:r>
+              <w:rPr/>
+            </w:r>
+            <w:r>
+              <w:rPr/>
               <w:t>-</w:t>
             </w:r>
           </w:p>
@@ -396,8 +441,12 @@
             <w:tcW w:type="dxa" w:w="1728"/>
           </w:tcPr>
           <w:p>
-            <w:r/>
-            <w:r>
+            <w:pPr/>
+            <w:r>
+              <w:rPr/>
+            </w:r>
+            <w:r>
+              <w:rPr/>
               <w:t>-</w:t>
             </w:r>
           </w:p>
@@ -407,8 +456,12 @@
             <w:tcW w:type="dxa" w:w="1728"/>
           </w:tcPr>
           <w:p>
-            <w:r/>
-            <w:r>
+            <w:pPr/>
+            <w:r>
+              <w:rPr/>
+            </w:r>
+            <w:r>
+              <w:rPr/>
               <w:t>-</w:t>
             </w:r>
           </w:p>
@@ -425,9 +478,13 @@
     </w:p>
     <w:p>
       <w:pPr>
+        <w:bidi/>
         <w:jc w:val="right"/>
       </w:pPr>
       <w:r>
+        <w:rPr>
+          <w:rtl/>
+        </w:rPr>
         <w:t>فَصَفَا الأطِيطِ فَصَاحَتَينِ فَعَاشِمٍ    تَمْشِي النّعَاجُ بِهِ مَعَ الآرَامِ</w:t>
       </w:r>
     </w:p>
@@ -512,126 +569,152 @@
             <w:tcW w:type="dxa" w:w="1728"/>
           </w:tcPr>
           <w:p>
+            <w:pPr/>
+            <w:r>
+              <w:rPr/>
+              <w:t>-</w:t>
+            </w:r>
+          </w:p>
+        </w:tc>
+        <w:tc>
+          <w:tcPr>
+            <w:tcW w:type="dxa" w:w="1728"/>
+          </w:tcPr>
+          <w:p>
+            <w:pPr/>
+            <w:r>
+              <w:rPr/>
+            </w:r>
+            <w:r>
+              <w:rPr/>
+              <w:t>-</w:t>
+            </w:r>
+          </w:p>
+        </w:tc>
+        <w:tc>
+          <w:tcPr>
+            <w:tcW w:type="dxa" w:w="1728"/>
+          </w:tcPr>
+          <w:p>
+            <w:pPr/>
+            <w:r>
+              <w:rPr/>
+            </w:r>
+            <w:r>
+              <w:rPr/>
+              <w:t>-</w:t>
+            </w:r>
+          </w:p>
+        </w:tc>
+        <w:tc>
+          <w:tcPr>
+            <w:tcW w:type="dxa" w:w="1728"/>
+          </w:tcPr>
+          <w:p>
+            <w:pPr/>
+            <w:r>
+              <w:rPr/>
+            </w:r>
+            <w:r>
+              <w:rPr/>
+              <w:t>-</w:t>
+            </w:r>
+          </w:p>
+        </w:tc>
+      </w:tr>
+      <w:tr>
+        <w:tc>
+          <w:tcPr>
+            <w:tcW w:type="dxa" w:w="1728"/>
+          </w:tcPr>
+          <w:p>
+            <w:r>
+              <w:t>Simile (تشبيه)</w:t>
+            </w:r>
+          </w:p>
+        </w:tc>
+        <w:tc>
+          <w:tcPr>
+            <w:tcW w:type="dxa" w:w="1728"/>
+          </w:tcPr>
+          <w:p>
+            <w:pPr/>
+            <w:r>
+              <w:rPr/>
+              <w:t>-</w:t>
+            </w:r>
+          </w:p>
+        </w:tc>
+        <w:tc>
+          <w:tcPr>
+            <w:tcW w:type="dxa" w:w="1728"/>
+          </w:tcPr>
+          <w:p>
+            <w:pPr/>
+            <w:r>
+              <w:rPr/>
+            </w:r>
+            <w:r>
+              <w:rPr/>
+              <w:t>-</w:t>
+            </w:r>
+          </w:p>
+        </w:tc>
+        <w:tc>
+          <w:tcPr>
+            <w:tcW w:type="dxa" w:w="1728"/>
+          </w:tcPr>
+          <w:p>
+            <w:pPr/>
+            <w:r>
+              <w:rPr/>
+            </w:r>
+            <w:r>
+              <w:rPr/>
+              <w:t>-</w:t>
+            </w:r>
+          </w:p>
+        </w:tc>
+        <w:tc>
+          <w:tcPr>
+            <w:tcW w:type="dxa" w:w="1728"/>
+          </w:tcPr>
+          <w:p>
+            <w:pPr/>
+            <w:r>
+              <w:rPr/>
+            </w:r>
+            <w:r>
+              <w:rPr/>
+              <w:t>-</w:t>
+            </w:r>
+          </w:p>
+        </w:tc>
+      </w:tr>
+      <w:tr>
+        <w:tc>
+          <w:tcPr>
+            <w:tcW w:type="dxa" w:w="1728"/>
+          </w:tcPr>
+          <w:p>
+            <w:r>
+              <w:t>Kenning (كناية)</w:t>
+            </w:r>
+          </w:p>
+        </w:tc>
+        <w:tc>
+          <w:tcPr>
+            <w:tcW w:type="dxa" w:w="1728"/>
+          </w:tcPr>
+          <w:p>
             <w:pPr>
+              <w:bidi/>
               <w:jc w:val="right"/>
             </w:pPr>
             <w:r>
-              <w:t>-</w:t>
-            </w:r>
-          </w:p>
-        </w:tc>
-        <w:tc>
-          <w:tcPr>
-            <w:tcW w:type="dxa" w:w="1728"/>
-          </w:tcPr>
-          <w:p>
-            <w:r/>
-            <w:r>
-              <w:t>-</w:t>
-            </w:r>
-          </w:p>
-        </w:tc>
-        <w:tc>
-          <w:tcPr>
-            <w:tcW w:type="dxa" w:w="1728"/>
-          </w:tcPr>
-          <w:p>
-            <w:r/>
-            <w:r>
-              <w:t>-</w:t>
-            </w:r>
-          </w:p>
-        </w:tc>
-        <w:tc>
-          <w:tcPr>
-            <w:tcW w:type="dxa" w:w="1728"/>
-          </w:tcPr>
-          <w:p>
-            <w:r/>
-            <w:r>
-              <w:t>-</w:t>
-            </w:r>
-          </w:p>
-        </w:tc>
-      </w:tr>
-      <w:tr>
-        <w:tc>
-          <w:tcPr>
-            <w:tcW w:type="dxa" w:w="1728"/>
-          </w:tcPr>
-          <w:p>
-            <w:r>
-              <w:t>Simile (تشبيه)</w:t>
-            </w:r>
-          </w:p>
-        </w:tc>
-        <w:tc>
-          <w:tcPr>
-            <w:tcW w:type="dxa" w:w="1728"/>
-          </w:tcPr>
-          <w:p>
-            <w:pPr>
-              <w:jc w:val="right"/>
-            </w:pPr>
-            <w:r>
-              <w:t>-</w:t>
-            </w:r>
-          </w:p>
-        </w:tc>
-        <w:tc>
-          <w:tcPr>
-            <w:tcW w:type="dxa" w:w="1728"/>
-          </w:tcPr>
-          <w:p>
-            <w:r/>
-            <w:r>
-              <w:t>-</w:t>
-            </w:r>
-          </w:p>
-        </w:tc>
-        <w:tc>
-          <w:tcPr>
-            <w:tcW w:type="dxa" w:w="1728"/>
-          </w:tcPr>
-          <w:p>
-            <w:r/>
-            <w:r>
-              <w:t>-</w:t>
-            </w:r>
-          </w:p>
-        </w:tc>
-        <w:tc>
-          <w:tcPr>
-            <w:tcW w:type="dxa" w:w="1728"/>
-          </w:tcPr>
-          <w:p>
-            <w:r/>
-            <w:r>
-              <w:t>-</w:t>
-            </w:r>
-          </w:p>
-        </w:tc>
-      </w:tr>
-      <w:tr>
-        <w:tc>
-          <w:tcPr>
-            <w:tcW w:type="dxa" w:w="1728"/>
-          </w:tcPr>
-          <w:p>
-            <w:r>
-              <w:t>Kenning (كناية)</w:t>
-            </w:r>
-          </w:p>
-        </w:tc>
-        <w:tc>
-          <w:tcPr>
-            <w:tcW w:type="dxa" w:w="1728"/>
-          </w:tcPr>
-          <w:p>
-            <w:pPr>
-              <w:jc w:val="right"/>
-            </w:pPr>
-            <w:r>
+              <w:rPr>
+                <w:rtl/>
+              </w:rPr>
               <w:t>تَمْشِي النّعَاجُ بِهِ مَعَ الآرَامِ</w:t>
             </w:r>
           </w:p>
@@ -641,7 +724,10 @@
             <w:tcW w:type="dxa" w:w="1728"/>
           </w:tcPr>
           <w:p>
-            <w:r/>
+            <w:pPr/>
+            <w:r>
+              <w:rPr/>
+            </w:r>
             <w:r>
               <w:rPr>
                 <w:b/>
@@ -656,7 +742,10 @@
             <w:tcW w:type="dxa" w:w="1728"/>
           </w:tcPr>
           <w:p>
-            <w:r/>
+            <w:pPr/>
+            <w:r>
+              <w:rPr/>
+            </w:r>
             <w:r>
               <w:rPr>
                 <w:b/>
@@ -671,7 +760,10 @@
             <w:tcW w:type="dxa" w:w="1728"/>
           </w:tcPr>
           <w:p>
-            <w:r/>
+            <w:pPr/>
+            <w:r>
+              <w:rPr/>
+            </w:r>
             <w:r>
               <w:rPr>
                 <w:b/>
@@ -698,10 +790,9 @@
             <w:tcW w:type="dxa" w:w="1728"/>
           </w:tcPr>
           <w:p>
-            <w:pPr>
-              <w:jc w:val="right"/>
-            </w:pPr>
-            <w:r>
+            <w:pPr/>
+            <w:r>
+              <w:rPr/>
               <w:t>-</w:t>
             </w:r>
           </w:p>
@@ -711,8 +802,12 @@
             <w:tcW w:type="dxa" w:w="1728"/>
           </w:tcPr>
           <w:p>
-            <w:r/>
-            <w:r>
+            <w:pPr/>
+            <w:r>
+              <w:rPr/>
+            </w:r>
+            <w:r>
+              <w:rPr/>
               <w:t>-</w:t>
             </w:r>
           </w:p>
@@ -722,8 +817,12 @@
             <w:tcW w:type="dxa" w:w="1728"/>
           </w:tcPr>
           <w:p>
-            <w:r/>
-            <w:r>
+            <w:pPr/>
+            <w:r>
+              <w:rPr/>
+            </w:r>
+            <w:r>
+              <w:rPr/>
               <w:t>-</w:t>
             </w:r>
           </w:p>
@@ -733,8 +832,12 @@
             <w:tcW w:type="dxa" w:w="1728"/>
           </w:tcPr>
           <w:p>
-            <w:r/>
-            <w:r>
+            <w:pPr/>
+            <w:r>
+              <w:rPr/>
+            </w:r>
+            <w:r>
+              <w:rPr/>
               <w:t>-</w:t>
             </w:r>
           </w:p>
@@ -751,9 +854,13 @@
     </w:p>
     <w:p>
       <w:pPr>
+        <w:bidi/>
         <w:jc w:val="right"/>
       </w:pPr>
       <w:r>
+        <w:rPr>
+          <w:rtl/>
+        </w:rPr>
         <w:t>دَارٌ لِهِرٍّ وَالرَّبَابِ وَفَرْتَنى    وَلَمِيسَ قَبْلَ حَوَادِثِ الأيّامِ</w:t>
       </w:r>
     </w:p>
@@ -838,10 +945,9 @@
             <w:tcW w:type="dxa" w:w="1728"/>
           </w:tcPr>
           <w:p>
-            <w:pPr>
-              <w:jc w:val="right"/>
-            </w:pPr>
-            <w:r>
+            <w:pPr/>
+            <w:r>
+              <w:rPr/>
               <w:t>-</w:t>
             </w:r>
           </w:p>
@@ -851,7 +957,10 @@
             <w:tcW w:type="dxa" w:w="1728"/>
           </w:tcPr>
           <w:p>
-            <w:r/>
+            <w:pPr/>
+            <w:r>
+              <w:rPr/>
+            </w:r>
             <w:r>
               <w:rPr>
                 <w:b/>
@@ -862,20 +971,26 @@
           </w:p>
           <w:p>
             <w:pPr>
+              <w:bidi/>
               <w:jc w:val="right"/>
             </w:pPr>
             <w:r>
               <w:rPr>
                 <w:i/>
+                <w:rtl/>
               </w:rPr>
               <w:t>حَوَادِثِ الأيّامِ</w:t>
             </w:r>
           </w:p>
           <w:p>
             <w:pPr>
+              <w:bidi/>
               <w:jc w:val="right"/>
             </w:pPr>
             <w:r>
+              <w:rPr>
+                <w:rtl/>
+              </w:rPr>
               <w:t>نُسبت الحوادث إلى الأيام على سبيل المجاز، إذ الأيام لا تُحدث حقيقةً بل هي ظرف زمني، والمقصود ما يقع فيها من مصائب ونوائب.</w:t>
             </w:r>
           </w:p>
@@ -885,8 +1000,12 @@
             <w:tcW w:type="dxa" w:w="1728"/>
           </w:tcPr>
           <w:p>
-            <w:r/>
-            <w:r>
+            <w:pPr/>
+            <w:r>
+              <w:rPr/>
+            </w:r>
+            <w:r>
+              <w:rPr/>
               <w:t>-</w:t>
             </w:r>
           </w:p>
@@ -896,8 +1015,12 @@
             <w:tcW w:type="dxa" w:w="1728"/>
           </w:tcPr>
           <w:p>
-            <w:r/>
-            <w:r>
+            <w:pPr/>
+            <w:r>
+              <w:rPr/>
+            </w:r>
+            <w:r>
+              <w:rPr/>
               <w:t>-</w:t>
             </w:r>
           </w:p>
@@ -919,10 +1042,9 @@
             <w:tcW w:type="dxa" w:w="1728"/>
           </w:tcPr>
           <w:p>
-            <w:pPr>
-              <w:jc w:val="right"/>
-            </w:pPr>
-            <w:r>
+            <w:pPr/>
+            <w:r>
+              <w:rPr/>
               <w:t>-</w:t>
             </w:r>
           </w:p>
@@ -932,8 +1054,12 @@
             <w:tcW w:type="dxa" w:w="1728"/>
           </w:tcPr>
           <w:p>
-            <w:r/>
-            <w:r>
+            <w:pPr/>
+            <w:r>
+              <w:rPr/>
+            </w:r>
+            <w:r>
+              <w:rPr/>
               <w:t>-</w:t>
             </w:r>
           </w:p>
@@ -943,8 +1069,12 @@
             <w:tcW w:type="dxa" w:w="1728"/>
           </w:tcPr>
           <w:p>
-            <w:r/>
-            <w:r>
+            <w:pPr/>
+            <w:r>
+              <w:rPr/>
+            </w:r>
+            <w:r>
+              <w:rPr/>
               <w:t>-</w:t>
             </w:r>
           </w:p>
@@ -954,8 +1084,12 @@
             <w:tcW w:type="dxa" w:w="1728"/>
           </w:tcPr>
           <w:p>
-            <w:r/>
-            <w:r>
+            <w:pPr/>
+            <w:r>
+              <w:rPr/>
+            </w:r>
+            <w:r>
+              <w:rPr/>
               <w:t>-</w:t>
             </w:r>
           </w:p>
@@ -977,10 +1111,9 @@
             <w:tcW w:type="dxa" w:w="1728"/>
           </w:tcPr>
           <w:p>
-            <w:pPr>
-              <w:jc w:val="right"/>
-            </w:pPr>
-            <w:r>
+            <w:pPr/>
+            <w:r>
+              <w:rPr/>
               <w:t>-</w:t>
             </w:r>
           </w:p>
@@ -990,8 +1123,12 @@
             <w:tcW w:type="dxa" w:w="1728"/>
           </w:tcPr>
           <w:p>
-            <w:r/>
-            <w:r>
+            <w:pPr/>
+            <w:r>
+              <w:rPr/>
+            </w:r>
+            <w:r>
+              <w:rPr/>
               <w:t>-</w:t>
             </w:r>
           </w:p>
@@ -1001,7 +1138,10 @@
             <w:tcW w:type="dxa" w:w="1728"/>
           </w:tcPr>
           <w:p>
-            <w:r/>
+            <w:pPr/>
+            <w:r>
+              <w:rPr/>
+            </w:r>
             <w:r>
               <w:rPr>
                 <w:b/>
@@ -1012,20 +1152,26 @@
           </w:p>
           <w:p>
             <w:pPr>
+              <w:bidi/>
               <w:jc w:val="right"/>
             </w:pPr>
             <w:r>
               <w:rPr>
                 <w:i/>
+                <w:rtl/>
               </w:rPr>
               <w:t>دَارٌ لِهِرٍّ وَالرَّبَابِ وَفَرْتَنى وَلَمِيسَ</w:t>
             </w:r>
           </w:p>
           <w:p>
             <w:pPr>
+              <w:bidi/>
               <w:jc w:val="right"/>
             </w:pPr>
             <w:r>
+              <w:rPr>
+                <w:rtl/>
+              </w:rPr>
               <w:t>ذكر أسماء النساء على هذا النحو يُفهم منه الإشارة إلى السكنى أو الملازمة، مع إمكان إرادة المعنى الظاهر أيضًا.</w:t>
             </w:r>
           </w:p>
@@ -1035,8 +1181,12 @@
             <w:tcW w:type="dxa" w:w="1728"/>
           </w:tcPr>
           <w:p>
-            <w:r/>
-            <w:r>
+            <w:pPr/>
+            <w:r>
+              <w:rPr/>
+            </w:r>
+            <w:r>
+              <w:rPr/>
               <w:t>-</w:t>
             </w:r>
           </w:p>
@@ -1058,10 +1208,9 @@
             <w:tcW w:type="dxa" w:w="1728"/>
           </w:tcPr>
           <w:p>
-            <w:pPr>
-              <w:jc w:val="right"/>
-            </w:pPr>
-            <w:r>
+            <w:pPr/>
+            <w:r>
+              <w:rPr/>
               <w:t>-</w:t>
             </w:r>
           </w:p>
@@ -1071,8 +1220,12 @@
             <w:tcW w:type="dxa" w:w="1728"/>
           </w:tcPr>
           <w:p>
-            <w:r/>
-            <w:r>
+            <w:pPr/>
+            <w:r>
+              <w:rPr/>
+            </w:r>
+            <w:r>
+              <w:rPr/>
               <w:t>-</w:t>
             </w:r>
           </w:p>
@@ -1082,8 +1235,12 @@
             <w:tcW w:type="dxa" w:w="1728"/>
           </w:tcPr>
           <w:p>
-            <w:r/>
-            <w:r>
+            <w:pPr/>
+            <w:r>
+              <w:rPr/>
+            </w:r>
+            <w:r>
+              <w:rPr/>
               <w:t>-</w:t>
             </w:r>
           </w:p>
@@ -1093,8 +1250,12 @@
             <w:tcW w:type="dxa" w:w="1728"/>
           </w:tcPr>
           <w:p>
-            <w:r/>
-            <w:r>
+            <w:pPr/>
+            <w:r>
+              <w:rPr/>
+            </w:r>
+            <w:r>
+              <w:rPr/>
               <w:t>-</w:t>
             </w:r>
           </w:p>
@@ -1111,9 +1272,13 @@
     </w:p>
     <w:p>
       <w:pPr>
+        <w:bidi/>
         <w:jc w:val="right"/>
       </w:pPr>
       <w:r>
+        <w:rPr>
+          <w:rtl/>
+        </w:rPr>
         <w:t>عُوجَا عَلى الطَّلَلِ المُحِيلِ لَعَلَّنَا    نَبْكي الدّيارَ كما بكى ابنُ خِذامِ</w:t>
       </w:r>
     </w:p>
@@ -1199,9 +1364,13 @@
           </w:tcPr>
           <w:p>
             <w:pPr>
+              <w:bidi/>
               <w:jc w:val="right"/>
             </w:pPr>
             <w:r>
+              <w:rPr>
+                <w:rtl/>
+              </w:rPr>
               <w:t>نَبْكي الدّيارَ كما بكى ابنُ خِذامِ</w:t>
             </w:r>
           </w:p>
@@ -1211,7 +1380,10 @@
             <w:tcW w:type="dxa" w:w="1728"/>
           </w:tcPr>
           <w:p>
-            <w:r/>
+            <w:pPr/>
+            <w:r>
+              <w:rPr/>
+            </w:r>
             <w:r>
               <w:rPr>
                 <w:b/>
@@ -1226,7 +1398,10 @@
             <w:tcW w:type="dxa" w:w="1728"/>
           </w:tcPr>
           <w:p>
-            <w:r/>
+            <w:pPr/>
+            <w:r>
+              <w:rPr/>
+            </w:r>
             <w:r>
               <w:rPr>
                 <w:b/>
@@ -1241,7 +1416,10 @@
             <w:tcW w:type="dxa" w:w="1728"/>
           </w:tcPr>
           <w:p>
-            <w:r/>
+            <w:pPr/>
+            <w:r>
+              <w:rPr/>
+            </w:r>
             <w:r>
               <w:rPr>
                 <w:b/>
@@ -1268,10 +1446,9 @@
             <w:tcW w:type="dxa" w:w="1728"/>
           </w:tcPr>
           <w:p>
-            <w:pPr>
-              <w:jc w:val="right"/>
-            </w:pPr>
-            <w:r>
+            <w:pPr/>
+            <w:r>
+              <w:rPr/>
               <w:t>-</w:t>
             </w:r>
           </w:p>
@@ -1281,7 +1458,10 @@
             <w:tcW w:type="dxa" w:w="1728"/>
           </w:tcPr>
           <w:p>
-            <w:r/>
+            <w:pPr/>
+            <w:r>
+              <w:rPr/>
+            </w:r>
             <w:r>
               <w:rPr>
                 <w:b/>
@@ -1292,20 +1472,26 @@
           </w:p>
           <w:p>
             <w:pPr>
+              <w:bidi/>
               <w:jc w:val="right"/>
             </w:pPr>
             <w:r>
               <w:rPr>
                 <w:i/>
+                <w:rtl/>
               </w:rPr>
               <w:t>كما بكى ابنُ خِذامِ</w:t>
             </w:r>
           </w:p>
           <w:p>
             <w:pPr>
+              <w:bidi/>
               <w:jc w:val="right"/>
             </w:pPr>
             <w:r>
+              <w:rPr>
+                <w:rtl/>
+              </w:rPr>
               <w:t>شبّه الشاعر بكاءه على الديار ببكاء ابن خذام، مستخدمًا أداة التشبيه الصريحة "كما".</w:t>
             </w:r>
           </w:p>
@@ -1315,7 +1501,10 @@
             <w:tcW w:type="dxa" w:w="1728"/>
           </w:tcPr>
           <w:p>
-            <w:r/>
+            <w:pPr/>
+            <w:r>
+              <w:rPr/>
+            </w:r>
             <w:r>
               <w:rPr>
                 <w:b/>
@@ -1326,20 +1515,26 @@
           </w:p>
           <w:p>
             <w:pPr>
+              <w:bidi/>
               <w:jc w:val="right"/>
             </w:pPr>
             <w:r>
               <w:rPr>
                 <w:i/>
+                <w:rtl/>
               </w:rPr>
               <w:t>كما بكى ابنُ خِذامِ</w:t>
             </w:r>
           </w:p>
           <w:p>
             <w:pPr>
+              <w:bidi/>
               <w:jc w:val="right"/>
             </w:pPr>
             <w:r>
+              <w:rPr>
+                <w:rtl/>
+              </w:rPr>
               <w:t>استُعملت أداة التشبيه الصريحة "كما" للمقارنة بين بكاء الشاعر وبكاء ابن خذام.</w:t>
             </w:r>
           </w:p>
@@ -1349,7 +1544,10 @@
             <w:tcW w:type="dxa" w:w="1728"/>
           </w:tcPr>
           <w:p>
-            <w:r/>
+            <w:pPr/>
+            <w:r>
+              <w:rPr/>
+            </w:r>
             <w:r>
               <w:rPr>
                 <w:b/>
@@ -1360,20 +1558,26 @@
           </w:p>
           <w:p>
             <w:pPr>
+              <w:bidi/>
               <w:jc w:val="right"/>
             </w:pPr>
             <w:r>
               <w:rPr>
                 <w:i/>
+                <w:rtl/>
               </w:rPr>
               <w:t>كما بكى ابنُ خِذامِ</w:t>
             </w:r>
           </w:p>
           <w:p>
             <w:pPr>
+              <w:bidi/>
               <w:jc w:val="right"/>
             </w:pPr>
             <w:r>
+              <w:rPr>
+                <w:rtl/>
+              </w:rPr>
               <w:t>تشبيه بكاء الشاعر على الديار ببكاء ابن خذام باستخدام أداة التشبيه كما.</w:t>
             </w:r>
           </w:p>
@@ -1396,9 +1600,13 @@
           </w:tcPr>
           <w:p>
             <w:pPr>
+              <w:bidi/>
               <w:jc w:val="right"/>
             </w:pPr>
             <w:r>
+              <w:rPr>
+                <w:rtl/>
+              </w:rPr>
               <w:t>نَبْكي بكى</w:t>
             </w:r>
           </w:p>
@@ -1408,7 +1616,10 @@
             <w:tcW w:type="dxa" w:w="1728"/>
           </w:tcPr>
           <w:p>
-            <w:r/>
+            <w:pPr/>
+            <w:r>
+              <w:rPr/>
+            </w:r>
             <w:r>
               <w:rPr>
                 <w:b/>
@@ -1423,7 +1634,10 @@
             <w:tcW w:type="dxa" w:w="1728"/>
           </w:tcPr>
           <w:p>
-            <w:r/>
+            <w:pPr/>
+            <w:r>
+              <w:rPr/>
+            </w:r>
             <w:r>
               <w:rPr>
                 <w:b/>
@@ -1434,20 +1648,26 @@
           </w:p>
           <w:p>
             <w:pPr>
+              <w:bidi/>
               <w:jc w:val="right"/>
             </w:pPr>
             <w:r>
               <w:rPr>
                 <w:i/>
+                <w:rtl/>
               </w:rPr>
               <w:t>الطَّلَلِ المُحِيلِ</w:t>
             </w:r>
           </w:p>
           <w:p>
             <w:pPr>
+              <w:bidi/>
               <w:jc w:val="right"/>
             </w:pPr>
             <w:r>
+              <w:rPr>
+                <w:rtl/>
+              </w:rPr>
               <w:t>وصف الطلل بالمُحيل يوحي بالقدم والاندراس، مع بقاء المعنى الحرفي للوصف ممكنًا.</w:t>
             </w:r>
           </w:p>
@@ -1457,7 +1677,10 @@
             <w:tcW w:type="dxa" w:w="1728"/>
           </w:tcPr>
           <w:p>
-            <w:r/>
+            <w:pPr/>
+            <w:r>
+              <w:rPr/>
+            </w:r>
             <w:r>
               <w:rPr>
                 <w:b/>
@@ -1484,10 +1707,9 @@
             <w:tcW w:type="dxa" w:w="1728"/>
           </w:tcPr>
           <w:p>
-            <w:pPr>
-              <w:jc w:val="right"/>
-            </w:pPr>
-            <w:r>
+            <w:pPr/>
+            <w:r>
+              <w:rPr/>
               <w:t>-</w:t>
             </w:r>
           </w:p>
@@ -1497,8 +1719,12 @@
             <w:tcW w:type="dxa" w:w="1728"/>
           </w:tcPr>
           <w:p>
-            <w:r/>
-            <w:r>
+            <w:pPr/>
+            <w:r>
+              <w:rPr/>
+            </w:r>
+            <w:r>
+              <w:rPr/>
               <w:t>-</w:t>
             </w:r>
           </w:p>
@@ -1508,8 +1734,12 @@
             <w:tcW w:type="dxa" w:w="1728"/>
           </w:tcPr>
           <w:p>
-            <w:r/>
-            <w:r>
+            <w:pPr/>
+            <w:r>
+              <w:rPr/>
+            </w:r>
+            <w:r>
+              <w:rPr/>
               <w:t>-</w:t>
             </w:r>
           </w:p>
@@ -1519,8 +1749,12 @@
             <w:tcW w:type="dxa" w:w="1728"/>
           </w:tcPr>
           <w:p>
-            <w:r/>
-            <w:r>
+            <w:pPr/>
+            <w:r>
+              <w:rPr/>
+            </w:r>
+            <w:r>
+              <w:rPr/>
               <w:t>-</w:t>
             </w:r>
           </w:p>
@@ -1537,9 +1771,13 @@
     </w:p>
     <w:p>
       <w:pPr>
+        <w:bidi/>
         <w:jc w:val="right"/>
       </w:pPr>
       <w:r>
+        <w:rPr>
+          <w:rtl/>
+        </w:rPr>
         <w:t>دَارٌ لَهُم إذْ هُمْ لأَهْلِكَ جِيرَةٌ    إذْ تَسْتَبِيكَ بِواضِحٍ بَسَّامِ</w:t>
       </w:r>
     </w:p>
@@ -1625,9 +1863,13 @@
           </w:tcPr>
           <w:p>
             <w:pPr>
+              <w:bidi/>
               <w:jc w:val="right"/>
             </w:pPr>
             <w:r>
+              <w:rPr>
+                <w:rtl/>
+              </w:rPr>
               <w:t>تَسْتَبِيكَ</w:t>
             </w:r>
           </w:p>
@@ -1637,7 +1879,10 @@
             <w:tcW w:type="dxa" w:w="1728"/>
           </w:tcPr>
           <w:p>
-            <w:r/>
+            <w:pPr/>
+            <w:r>
+              <w:rPr/>
+            </w:r>
             <w:r>
               <w:rPr>
                 <w:b/>
@@ -1648,20 +1893,26 @@
           </w:p>
           <w:p>
             <w:pPr>
+              <w:bidi/>
               <w:jc w:val="right"/>
             </w:pPr>
             <w:r>
               <w:rPr>
                 <w:i/>
+                <w:rtl/>
               </w:rPr>
               <w:t>تَسْتَبِيكَ</w:t>
             </w:r>
           </w:p>
           <w:p>
             <w:pPr>
+              <w:bidi/>
               <w:jc w:val="right"/>
             </w:pPr>
             <w:r>
+              <w:rPr>
+                <w:rtl/>
+              </w:rPr>
               <w:t>الفعل "تستبيك" مأخوذ من الاستباء وهو الأسر والاستعباد، واستُعمل هنا مجازًا في معنى الافتتان والإعجاب، إذ لا يمكن إرادة الأسر الحقيقي.</w:t>
             </w:r>
           </w:p>
@@ -1671,7 +1922,10 @@
             <w:tcW w:type="dxa" w:w="1728"/>
           </w:tcPr>
           <w:p>
-            <w:r/>
+            <w:pPr/>
+            <w:r>
+              <w:rPr/>
+            </w:r>
             <w:r>
               <w:rPr>
                 <w:b/>
@@ -1682,20 +1936,26 @@
           </w:p>
           <w:p>
             <w:pPr>
+              <w:bidi/>
               <w:jc w:val="right"/>
             </w:pPr>
             <w:r>
               <w:rPr>
                 <w:i/>
+                <w:rtl/>
               </w:rPr>
               <w:t>تَسْتَبِيكَ</w:t>
             </w:r>
           </w:p>
           <w:p>
             <w:pPr>
+              <w:bidi/>
               <w:jc w:val="right"/>
             </w:pPr>
             <w:r>
+              <w:rPr>
+                <w:rtl/>
+              </w:rPr>
               <w:t>الفعل استُعمل هنا على غير معناه الحرفي لأن الدار لا تَسبي حقيقةً، وإنما المقصود أنها تأسر القلب بجمالها.</w:t>
             </w:r>
           </w:p>
@@ -1705,7 +1965,10 @@
             <w:tcW w:type="dxa" w:w="1728"/>
           </w:tcPr>
           <w:p>
-            <w:r/>
+            <w:pPr/>
+            <w:r>
+              <w:rPr/>
+            </w:r>
             <w:r>
               <w:rPr>
                 <w:b/>
@@ -1716,20 +1979,26 @@
           </w:p>
           <w:p>
             <w:pPr>
+              <w:bidi/>
               <w:jc w:val="right"/>
             </w:pPr>
             <w:r>
               <w:rPr>
                 <w:i/>
+                <w:rtl/>
               </w:rPr>
               <w:t>تَسْتَبِيكَ</w:t>
             </w:r>
           </w:p>
           <w:p>
             <w:pPr>
+              <w:bidi/>
               <w:jc w:val="right"/>
             </w:pPr>
             <w:r>
+              <w:rPr>
+                <w:rtl/>
+              </w:rPr>
               <w:t>استخدام الفعل استبى لغير معناه الأصلي وهو الأسر الحقيقي للتعبير عن شدة التعلق والجاذبية.</w:t>
             </w:r>
           </w:p>
@@ -1751,68 +2020,83 @@
             <w:tcW w:type="dxa" w:w="1728"/>
           </w:tcPr>
           <w:p>
+            <w:pPr/>
+            <w:r>
+              <w:rPr/>
+              <w:t>-</w:t>
+            </w:r>
+          </w:p>
+        </w:tc>
+        <w:tc>
+          <w:tcPr>
+            <w:tcW w:type="dxa" w:w="1728"/>
+          </w:tcPr>
+          <w:p>
+            <w:pPr/>
+            <w:r>
+              <w:rPr/>
+            </w:r>
+            <w:r>
+              <w:rPr/>
+              <w:t>-</w:t>
+            </w:r>
+          </w:p>
+        </w:tc>
+        <w:tc>
+          <w:tcPr>
+            <w:tcW w:type="dxa" w:w="1728"/>
+          </w:tcPr>
+          <w:p>
+            <w:pPr/>
+            <w:r>
+              <w:rPr/>
+            </w:r>
+            <w:r>
+              <w:rPr/>
+              <w:t>-</w:t>
+            </w:r>
+          </w:p>
+        </w:tc>
+        <w:tc>
+          <w:tcPr>
+            <w:tcW w:type="dxa" w:w="1728"/>
+          </w:tcPr>
+          <w:p>
+            <w:pPr/>
+            <w:r>
+              <w:rPr/>
+            </w:r>
+            <w:r>
+              <w:rPr/>
+              <w:t>-</w:t>
+            </w:r>
+          </w:p>
+        </w:tc>
+      </w:tr>
+      <w:tr>
+        <w:tc>
+          <w:tcPr>
+            <w:tcW w:type="dxa" w:w="1728"/>
+          </w:tcPr>
+          <w:p>
+            <w:r>
+              <w:t>Kenning (كناية)</w:t>
+            </w:r>
+          </w:p>
+        </w:tc>
+        <w:tc>
+          <w:tcPr>
+            <w:tcW w:type="dxa" w:w="1728"/>
+          </w:tcPr>
+          <w:p>
             <w:pPr>
+              <w:bidi/>
               <w:jc w:val="right"/>
             </w:pPr>
             <w:r>
-              <w:t>-</w:t>
-            </w:r>
-          </w:p>
-        </w:tc>
-        <w:tc>
-          <w:tcPr>
-            <w:tcW w:type="dxa" w:w="1728"/>
-          </w:tcPr>
-          <w:p>
-            <w:r/>
-            <w:r>
-              <w:t>-</w:t>
-            </w:r>
-          </w:p>
-        </w:tc>
-        <w:tc>
-          <w:tcPr>
-            <w:tcW w:type="dxa" w:w="1728"/>
-          </w:tcPr>
-          <w:p>
-            <w:r/>
-            <w:r>
-              <w:t>-</w:t>
-            </w:r>
-          </w:p>
-        </w:tc>
-        <w:tc>
-          <w:tcPr>
-            <w:tcW w:type="dxa" w:w="1728"/>
-          </w:tcPr>
-          <w:p>
-            <w:r/>
-            <w:r>
-              <w:t>-</w:t>
-            </w:r>
-          </w:p>
-        </w:tc>
-      </w:tr>
-      <w:tr>
-        <w:tc>
-          <w:tcPr>
-            <w:tcW w:type="dxa" w:w="1728"/>
-          </w:tcPr>
-          <w:p>
-            <w:r>
-              <w:t>Kenning (كناية)</w:t>
-            </w:r>
-          </w:p>
-        </w:tc>
-        <w:tc>
-          <w:tcPr>
-            <w:tcW w:type="dxa" w:w="1728"/>
-          </w:tcPr>
-          <w:p>
-            <w:pPr>
-              <w:jc w:val="right"/>
-            </w:pPr>
-            <w:r>
+              <w:rPr>
+                <w:rtl/>
+              </w:rPr>
               <w:t>بِواضِحٍ</w:t>
             </w:r>
           </w:p>
@@ -1822,7 +2106,10 @@
             <w:tcW w:type="dxa" w:w="1728"/>
           </w:tcPr>
           <w:p>
-            <w:r/>
+            <w:pPr/>
+            <w:r>
+              <w:rPr/>
+            </w:r>
             <w:r>
               <w:rPr>
                 <w:b/>
@@ -1833,20 +2120,26 @@
           </w:p>
           <w:p>
             <w:pPr>
+              <w:bidi/>
               <w:jc w:val="right"/>
             </w:pPr>
             <w:r>
               <w:rPr>
                 <w:i/>
+                <w:rtl/>
               </w:rPr>
               <w:t>بِواضِحٍ بَسَّامِ</w:t>
             </w:r>
           </w:p>
           <w:p>
             <w:pPr>
+              <w:bidi/>
               <w:jc w:val="right"/>
             </w:pPr>
             <w:r>
+              <w:rPr>
+                <w:rtl/>
+              </w:rPr>
               <w:t>"واضح بسّام" كناية عن الثغر الجميل المشرق، إذ يُشير إلى الابتسامة البيضاء المضيئة دون التصريح بوصف الجمال مباشرة.</w:t>
             </w:r>
           </w:p>
@@ -1856,7 +2149,10 @@
             <w:tcW w:type="dxa" w:w="1728"/>
           </w:tcPr>
           <w:p>
-            <w:r/>
+            <w:pPr/>
+            <w:r>
+              <w:rPr/>
+            </w:r>
             <w:r>
               <w:rPr>
                 <w:b/>
@@ -1867,20 +2163,26 @@
           </w:p>
           <w:p>
             <w:pPr>
+              <w:bidi/>
               <w:jc w:val="right"/>
             </w:pPr>
             <w:r>
               <w:rPr>
                 <w:i/>
+                <w:rtl/>
               </w:rPr>
               <w:t>بِواضِحٍ بَسَّامِ</w:t>
             </w:r>
           </w:p>
           <w:p>
             <w:pPr>
+              <w:bidi/>
               <w:jc w:val="right"/>
             </w:pPr>
             <w:r>
+              <w:rPr>
+                <w:rtl/>
+              </w:rPr>
               <w:t>هذا الوصف يُكنّى به عن الجمال وحسن الطلعة وطيب البشر، مع إمكان إرادة الوصف الظاهر أيضًا.</w:t>
             </w:r>
           </w:p>
@@ -1890,7 +2192,10 @@
             <w:tcW w:type="dxa" w:w="1728"/>
           </w:tcPr>
           <w:p>
-            <w:r/>
+            <w:pPr/>
+            <w:r>
+              <w:rPr/>
+            </w:r>
             <w:r>
               <w:rPr>
                 <w:b/>
@@ -1901,20 +2206,26 @@
           </w:p>
           <w:p>
             <w:pPr>
+              <w:bidi/>
               <w:jc w:val="right"/>
             </w:pPr>
             <w:r>
               <w:rPr>
                 <w:i/>
+                <w:rtl/>
               </w:rPr>
               <w:t>بِواضِحٍ</w:t>
             </w:r>
           </w:p>
           <w:p>
             <w:pPr>
+              <w:bidi/>
               <w:jc w:val="right"/>
             </w:pPr>
             <w:r>
+              <w:rPr>
+                <w:rtl/>
+              </w:rPr>
               <w:t>كناية عن الثغر الأبيض النقي أو الابتسامة الجميلة مع إمكانية إرادة المعنى الحقيقي للوضوح واللمعان.</w:t>
             </w:r>
           </w:p>
@@ -1936,10 +2247,9 @@
             <w:tcW w:type="dxa" w:w="1728"/>
           </w:tcPr>
           <w:p>
-            <w:pPr>
-              <w:jc w:val="right"/>
-            </w:pPr>
-            <w:r>
+            <w:pPr/>
+            <w:r>
+              <w:rPr/>
               <w:t>-</w:t>
             </w:r>
           </w:p>
@@ -1949,8 +2259,12 @@
             <w:tcW w:type="dxa" w:w="1728"/>
           </w:tcPr>
           <w:p>
-            <w:r/>
-            <w:r>
+            <w:pPr/>
+            <w:r>
+              <w:rPr/>
+            </w:r>
+            <w:r>
+              <w:rPr/>
               <w:t>-</w:t>
             </w:r>
           </w:p>
@@ -1960,8 +2274,12 @@
             <w:tcW w:type="dxa" w:w="1728"/>
           </w:tcPr>
           <w:p>
-            <w:r/>
-            <w:r>
+            <w:pPr/>
+            <w:r>
+              <w:rPr/>
+            </w:r>
+            <w:r>
+              <w:rPr/>
               <w:t>-</w:t>
             </w:r>
           </w:p>
@@ -1971,8 +2289,12 @@
             <w:tcW w:type="dxa" w:w="1728"/>
           </w:tcPr>
           <w:p>
-            <w:r/>
-            <w:r>
+            <w:pPr/>
+            <w:r>
+              <w:rPr/>
+            </w:r>
+            <w:r>
+              <w:rPr/>
               <w:t>-</w:t>
             </w:r>
           </w:p>
@@ -1989,9 +2311,13 @@
     </w:p>
     <w:p>
       <w:pPr>
+        <w:bidi/>
         <w:jc w:val="right"/>
       </w:pPr>
       <w:r>
+        <w:rPr>
+          <w:rtl/>
+        </w:rPr>
         <w:t>أَزْمَانَ فُوهَا كُلَّمَا نَبَّهْتُهَا    كَالمِسْكِ بَاتَ وَظَلَّ فِي الفَدّامِ</w:t>
       </w:r>
     </w:p>
@@ -2076,10 +2402,9 @@
             <w:tcW w:type="dxa" w:w="1728"/>
           </w:tcPr>
           <w:p>
-            <w:pPr>
-              <w:jc w:val="right"/>
-            </w:pPr>
-            <w:r>
+            <w:pPr/>
+            <w:r>
+              <w:rPr/>
               <w:t>-</w:t>
             </w:r>
           </w:p>
@@ -2089,8 +2414,12 @@
             <w:tcW w:type="dxa" w:w="1728"/>
           </w:tcPr>
           <w:p>
-            <w:r/>
-            <w:r>
+            <w:pPr/>
+            <w:r>
+              <w:rPr/>
+            </w:r>
+            <w:r>
+              <w:rPr/>
               <w:t>-</w:t>
             </w:r>
           </w:p>
@@ -2100,7 +2429,10 @@
             <w:tcW w:type="dxa" w:w="1728"/>
           </w:tcPr>
           <w:p>
-            <w:r/>
+            <w:pPr/>
+            <w:r>
+              <w:rPr/>
+            </w:r>
             <w:r>
               <w:rPr>
                 <w:b/>
@@ -2111,20 +2443,26 @@
           </w:p>
           <w:p>
             <w:pPr>
+              <w:bidi/>
               <w:jc w:val="right"/>
             </w:pPr>
             <w:r>
               <w:rPr>
                 <w:i/>
+                <w:rtl/>
               </w:rPr>
               <w:t>أَزْمَانَ فُوهَا</w:t>
             </w:r>
           </w:p>
           <w:p>
             <w:pPr>
+              <w:bidi/>
               <w:jc w:val="right"/>
             </w:pPr>
             <w:r>
+              <w:rPr>
+                <w:rtl/>
+              </w:rPr>
               <w:t>أُسنِد للفم ما يُقال في الزمن أو الرائحة على وجه غير حقيقي، فالمقصود أثرها لا الفم نفسه.</w:t>
             </w:r>
           </w:p>
@@ -2134,8 +2472,12 @@
             <w:tcW w:type="dxa" w:w="1728"/>
           </w:tcPr>
           <w:p>
-            <w:r/>
-            <w:r>
+            <w:pPr/>
+            <w:r>
+              <w:rPr/>
+            </w:r>
+            <w:r>
+              <w:rPr/>
               <w:t>-</w:t>
             </w:r>
           </w:p>
@@ -2158,9 +2500,13 @@
           </w:tcPr>
           <w:p>
             <w:pPr>
+              <w:bidi/>
               <w:jc w:val="right"/>
             </w:pPr>
             <w:r>
+              <w:rPr>
+                <w:rtl/>
+              </w:rPr>
               <w:t>فُوهَا كَالمِسْكِ بَاتَ وَظَلَّ فِي الفَدّامِ</w:t>
             </w:r>
           </w:p>
@@ -2170,7 +2516,10 @@
             <w:tcW w:type="dxa" w:w="1728"/>
           </w:tcPr>
           <w:p>
-            <w:r/>
+            <w:pPr/>
+            <w:r>
+              <w:rPr/>
+            </w:r>
             <w:r>
               <w:rPr>
                 <w:b/>
@@ -2181,20 +2530,26 @@
           </w:p>
           <w:p>
             <w:pPr>
+              <w:bidi/>
               <w:jc w:val="right"/>
             </w:pPr>
             <w:r>
               <w:rPr>
                 <w:i/>
+                <w:rtl/>
               </w:rPr>
               <w:t>كَالمِسْكِ بَاتَ وَظَلَّ فِي الفَدّامِ</w:t>
             </w:r>
           </w:p>
           <w:p>
             <w:pPr>
+              <w:bidi/>
               <w:jc w:val="right"/>
             </w:pPr>
             <w:r>
+              <w:rPr>
+                <w:rtl/>
+              </w:rPr>
               <w:t>شبّه الشاعر فم المحبوبة بالمسك الذي بات وظل في الفدّام، مستخدمًا أداة التشبيه الكاف لإبراز عطره وطيب رائحته.</w:t>
             </w:r>
           </w:p>
@@ -2204,7 +2559,10 @@
             <w:tcW w:type="dxa" w:w="1728"/>
           </w:tcPr>
           <w:p>
-            <w:r/>
+            <w:pPr/>
+            <w:r>
+              <w:rPr/>
+            </w:r>
             <w:r>
               <w:rPr>
                 <w:b/>
@@ -2215,20 +2573,26 @@
           </w:p>
           <w:p>
             <w:pPr>
+              <w:bidi/>
               <w:jc w:val="right"/>
             </w:pPr>
             <w:r>
               <w:rPr>
                 <w:i/>
+                <w:rtl/>
               </w:rPr>
               <w:t>كَالمِسْكِ</w:t>
             </w:r>
           </w:p>
           <w:p>
             <w:pPr>
+              <w:bidi/>
               <w:jc w:val="right"/>
             </w:pPr>
             <w:r>
+              <w:rPr>
+                <w:rtl/>
+              </w:rPr>
               <w:t>وردت أداة التشبيه الصريحة "كـ" للمقارنة بين رائحة الفم والمسك.</w:t>
             </w:r>
           </w:p>
@@ -2238,7 +2602,10 @@
             <w:tcW w:type="dxa" w:w="1728"/>
           </w:tcPr>
           <w:p>
-            <w:r/>
+            <w:pPr/>
+            <w:r>
+              <w:rPr/>
+            </w:r>
             <w:r>
               <w:rPr>
                 <w:b/>
@@ -2249,20 +2616,26 @@
           </w:p>
           <w:p>
             <w:pPr>
+              <w:bidi/>
               <w:jc w:val="right"/>
             </w:pPr>
             <w:r>
               <w:rPr>
                 <w:i/>
+                <w:rtl/>
               </w:rPr>
               <w:t>كَالمِسْكِ</w:t>
             </w:r>
           </w:p>
           <w:p>
             <w:pPr>
+              <w:bidi/>
               <w:jc w:val="right"/>
             </w:pPr>
             <w:r>
+              <w:rPr>
+                <w:rtl/>
+              </w:rPr>
               <w:t>تشبيه ريح فمها بالمسك باستخدام أداة التشبيه الكاف.</w:t>
             </w:r>
           </w:p>
@@ -2285,9 +2658,13 @@
           </w:tcPr>
           <w:p>
             <w:pPr>
+              <w:bidi/>
               <w:jc w:val="right"/>
             </w:pPr>
             <w:r>
+              <w:rPr>
+                <w:rtl/>
+              </w:rPr>
               <w:t>فُوهَا كُلَّمَا نَبَّهْتُهَا كَالمِسْكِ بَاتَ وَظَلَّ فِي الفَدّامِ</w:t>
             </w:r>
           </w:p>
@@ -2297,7 +2674,10 @@
             <w:tcW w:type="dxa" w:w="1728"/>
           </w:tcPr>
           <w:p>
-            <w:r/>
+            <w:pPr/>
+            <w:r>
+              <w:rPr/>
+            </w:r>
             <w:r>
               <w:rPr>
                 <w:b/>
@@ -2312,7 +2692,10 @@
             <w:tcW w:type="dxa" w:w="1728"/>
           </w:tcPr>
           <w:p>
-            <w:r/>
+            <w:pPr/>
+            <w:r>
+              <w:rPr/>
+            </w:r>
             <w:r>
               <w:rPr>
                 <w:b/>
@@ -2327,7 +2710,10 @@
             <w:tcW w:type="dxa" w:w="1728"/>
           </w:tcPr>
           <w:p>
-            <w:r/>
+            <w:pPr/>
+            <w:r>
+              <w:rPr/>
+            </w:r>
             <w:r>
               <w:rPr>
                 <w:b/>
@@ -2354,10 +2740,9 @@
             <w:tcW w:type="dxa" w:w="1728"/>
           </w:tcPr>
           <w:p>
-            <w:pPr>
-              <w:jc w:val="right"/>
-            </w:pPr>
-            <w:r>
+            <w:pPr/>
+            <w:r>
+              <w:rPr/>
               <w:t>-</w:t>
             </w:r>
           </w:p>
@@ -2367,8 +2752,12 @@
             <w:tcW w:type="dxa" w:w="1728"/>
           </w:tcPr>
           <w:p>
-            <w:r/>
-            <w:r>
+            <w:pPr/>
+            <w:r>
+              <w:rPr/>
+            </w:r>
+            <w:r>
+              <w:rPr/>
               <w:t>-</w:t>
             </w:r>
           </w:p>
@@ -2378,7 +2767,10 @@
             <w:tcW w:type="dxa" w:w="1728"/>
           </w:tcPr>
           <w:p>
-            <w:r/>
+            <w:pPr/>
+            <w:r>
+              <w:rPr/>
+            </w:r>
             <w:r>
               <w:rPr>
                 <w:b/>
@@ -2389,20 +2781,26 @@
           </w:p>
           <w:p>
             <w:pPr>
+              <w:bidi/>
               <w:jc w:val="right"/>
             </w:pPr>
             <w:r>
               <w:rPr>
                 <w:i/>
+                <w:rtl/>
               </w:rPr>
               <w:t>بَاتَ وَظَلَّ</w:t>
             </w:r>
           </w:p>
           <w:p>
             <w:pPr>
+              <w:bidi/>
               <w:jc w:val="right"/>
             </w:pPr>
             <w:r>
+              <w:rPr>
+                <w:rtl/>
+              </w:rPr>
               <w:t>جُمِع بين لفظين متقاربين في السياق على هيئة تقابل زمني يبرز استمرار الأثر في الليل والنهار.</w:t>
             </w:r>
           </w:p>
@@ -2412,8 +2810,12 @@
             <w:tcW w:type="dxa" w:w="1728"/>
           </w:tcPr>
           <w:p>
-            <w:r/>
-            <w:r>
+            <w:pPr/>
+            <w:r>
+              <w:rPr/>
+            </w:r>
+            <w:r>
+              <w:rPr/>
               <w:t>-</w:t>
             </w:r>
           </w:p>
@@ -2430,9 +2832,13 @@
     </w:p>
     <w:p>
       <w:pPr>
+        <w:bidi/>
         <w:jc w:val="right"/>
       </w:pPr>
       <w:r>
+        <w:rPr>
+          <w:rtl/>
+        </w:rPr>
         <w:t>أَفَلا تَرَى أَظْعَانَهُنَّ بِعَاقِلٍ    كَالنَّخْلِ مِنْ شَوْكَانِ حِينِ صِرامِ</w:t>
       </w:r>
     </w:p>
@@ -2517,68 +2923,83 @@
             <w:tcW w:type="dxa" w:w="1728"/>
           </w:tcPr>
           <w:p>
+            <w:pPr/>
+            <w:r>
+              <w:rPr/>
+              <w:t>-</w:t>
+            </w:r>
+          </w:p>
+        </w:tc>
+        <w:tc>
+          <w:tcPr>
+            <w:tcW w:type="dxa" w:w="1728"/>
+          </w:tcPr>
+          <w:p>
+            <w:pPr/>
+            <w:r>
+              <w:rPr/>
+            </w:r>
+            <w:r>
+              <w:rPr/>
+              <w:t>-</w:t>
+            </w:r>
+          </w:p>
+        </w:tc>
+        <w:tc>
+          <w:tcPr>
+            <w:tcW w:type="dxa" w:w="1728"/>
+          </w:tcPr>
+          <w:p>
+            <w:pPr/>
+            <w:r>
+              <w:rPr/>
+            </w:r>
+            <w:r>
+              <w:rPr/>
+              <w:t>-</w:t>
+            </w:r>
+          </w:p>
+        </w:tc>
+        <w:tc>
+          <w:tcPr>
+            <w:tcW w:type="dxa" w:w="1728"/>
+          </w:tcPr>
+          <w:p>
+            <w:pPr/>
+            <w:r>
+              <w:rPr/>
+            </w:r>
+            <w:r>
+              <w:rPr/>
+              <w:t>-</w:t>
+            </w:r>
+          </w:p>
+        </w:tc>
+      </w:tr>
+      <w:tr>
+        <w:tc>
+          <w:tcPr>
+            <w:tcW w:type="dxa" w:w="1728"/>
+          </w:tcPr>
+          <w:p>
+            <w:r>
+              <w:t>Simile (تشبيه)</w:t>
+            </w:r>
+          </w:p>
+        </w:tc>
+        <w:tc>
+          <w:tcPr>
+            <w:tcW w:type="dxa" w:w="1728"/>
+          </w:tcPr>
+          <w:p>
             <w:pPr>
+              <w:bidi/>
               <w:jc w:val="right"/>
             </w:pPr>
             <w:r>
-              <w:t>-</w:t>
-            </w:r>
-          </w:p>
-        </w:tc>
-        <w:tc>
-          <w:tcPr>
-            <w:tcW w:type="dxa" w:w="1728"/>
-          </w:tcPr>
-          <w:p>
-            <w:r/>
-            <w:r>
-              <w:t>-</w:t>
-            </w:r>
-          </w:p>
-        </w:tc>
-        <w:tc>
-          <w:tcPr>
-            <w:tcW w:type="dxa" w:w="1728"/>
-          </w:tcPr>
-          <w:p>
-            <w:r/>
-            <w:r>
-              <w:t>-</w:t>
-            </w:r>
-          </w:p>
-        </w:tc>
-        <w:tc>
-          <w:tcPr>
-            <w:tcW w:type="dxa" w:w="1728"/>
-          </w:tcPr>
-          <w:p>
-            <w:r/>
-            <w:r>
-              <w:t>-</w:t>
-            </w:r>
-          </w:p>
-        </w:tc>
-      </w:tr>
-      <w:tr>
-        <w:tc>
-          <w:tcPr>
-            <w:tcW w:type="dxa" w:w="1728"/>
-          </w:tcPr>
-          <w:p>
-            <w:r>
-              <w:t>Simile (تشبيه)</w:t>
-            </w:r>
-          </w:p>
-        </w:tc>
-        <w:tc>
-          <w:tcPr>
-            <w:tcW w:type="dxa" w:w="1728"/>
-          </w:tcPr>
-          <w:p>
-            <w:pPr>
-              <w:jc w:val="right"/>
-            </w:pPr>
-            <w:r>
+              <w:rPr>
+                <w:rtl/>
+              </w:rPr>
               <w:t>أَظْعَانَهُنَّ بِعَاقِلٍ كَالنَّخْلِ مِنْ شَوْكَانِ حِينِ صِرامِ</w:t>
             </w:r>
           </w:p>
@@ -2588,7 +3009,10 @@
             <w:tcW w:type="dxa" w:w="1728"/>
           </w:tcPr>
           <w:p>
-            <w:r/>
+            <w:pPr/>
+            <w:r>
+              <w:rPr/>
+            </w:r>
             <w:r>
               <w:rPr>
                 <w:b/>
@@ -2599,20 +3023,26 @@
           </w:p>
           <w:p>
             <w:pPr>
+              <w:bidi/>
               <w:jc w:val="right"/>
             </w:pPr>
             <w:r>
               <w:rPr>
                 <w:i/>
+                <w:rtl/>
               </w:rPr>
               <w:t>كَالنَّخْلِ مِنْ شَوْكَانِ حِينِ صِرامِ</w:t>
             </w:r>
           </w:p>
           <w:p>
             <w:pPr>
+              <w:bidi/>
               <w:jc w:val="right"/>
             </w:pPr>
             <w:r>
+              <w:rPr>
+                <w:rtl/>
+              </w:rPr>
               <w:t>شبّه الشاعر الأظعان (المحامل بمن فيها) بالنخل وقت الصرام، مستخدمًا أداة التشبيه الكاف لإبراز طولها وامتدادها.</w:t>
             </w:r>
           </w:p>
@@ -2622,7 +3052,10 @@
             <w:tcW w:type="dxa" w:w="1728"/>
           </w:tcPr>
           <w:p>
-            <w:r/>
+            <w:pPr/>
+            <w:r>
+              <w:rPr/>
+            </w:r>
             <w:r>
               <w:rPr>
                 <w:b/>
@@ -2633,20 +3066,26 @@
           </w:p>
           <w:p>
             <w:pPr>
+              <w:bidi/>
               <w:jc w:val="right"/>
             </w:pPr>
             <w:r>
               <w:rPr>
                 <w:i/>
+                <w:rtl/>
               </w:rPr>
               <w:t>كَالنَّخْلِ</w:t>
             </w:r>
           </w:p>
           <w:p>
             <w:pPr>
+              <w:bidi/>
               <w:jc w:val="right"/>
             </w:pPr>
             <w:r>
+              <w:rPr>
+                <w:rtl/>
+              </w:rPr>
               <w:t>استُعملت أداة التشبيه الصريحة "كـ" للمقارنة بين الأظعان والنخل.</w:t>
             </w:r>
           </w:p>
@@ -2656,7 +3095,10 @@
             <w:tcW w:type="dxa" w:w="1728"/>
           </w:tcPr>
           <w:p>
-            <w:r/>
+            <w:pPr/>
+            <w:r>
+              <w:rPr/>
+            </w:r>
             <w:r>
               <w:rPr>
                 <w:b/>
@@ -2667,20 +3109,26 @@
           </w:p>
           <w:p>
             <w:pPr>
+              <w:bidi/>
               <w:jc w:val="right"/>
             </w:pPr>
             <w:r>
               <w:rPr>
                 <w:i/>
+                <w:rtl/>
               </w:rPr>
               <w:t>كَالنَّخْلِ</w:t>
             </w:r>
           </w:p>
           <w:p>
             <w:pPr>
+              <w:bidi/>
               <w:jc w:val="right"/>
             </w:pPr>
             <w:r>
+              <w:rPr>
+                <w:rtl/>
+              </w:rPr>
               <w:t>تشبيه الأظعان بالنخل في الطول والارتفاع باستخدام أداة التشبيه الكاف.</w:t>
             </w:r>
           </w:p>
@@ -2703,9 +3151,13 @@
           </w:tcPr>
           <w:p>
             <w:pPr>
+              <w:bidi/>
               <w:jc w:val="right"/>
             </w:pPr>
             <w:r>
+              <w:rPr>
+                <w:rtl/>
+              </w:rPr>
               <w:t>حِينِ صِرامِ</w:t>
             </w:r>
           </w:p>
@@ -2715,7 +3167,10 @@
             <w:tcW w:type="dxa" w:w="1728"/>
           </w:tcPr>
           <w:p>
-            <w:r/>
+            <w:pPr/>
+            <w:r>
+              <w:rPr/>
+            </w:r>
             <w:r>
               <w:rPr>
                 <w:b/>
@@ -2730,7 +3185,10 @@
             <w:tcW w:type="dxa" w:w="1728"/>
           </w:tcPr>
           <w:p>
-            <w:r/>
+            <w:pPr/>
+            <w:r>
+              <w:rPr/>
+            </w:r>
             <w:r>
               <w:rPr>
                 <w:b/>
@@ -2745,7 +3203,10 @@
             <w:tcW w:type="dxa" w:w="1728"/>
           </w:tcPr>
           <w:p>
-            <w:r/>
+            <w:pPr/>
+            <w:r>
+              <w:rPr/>
+            </w:r>
             <w:r>
               <w:rPr>
                 <w:b/>
@@ -2772,10 +3233,9 @@
             <w:tcW w:type="dxa" w:w="1728"/>
           </w:tcPr>
           <w:p>
-            <w:pPr>
-              <w:jc w:val="right"/>
-            </w:pPr>
-            <w:r>
+            <w:pPr/>
+            <w:r>
+              <w:rPr/>
               <w:t>-</w:t>
             </w:r>
           </w:p>
@@ -2785,8 +3245,12 @@
             <w:tcW w:type="dxa" w:w="1728"/>
           </w:tcPr>
           <w:p>
-            <w:r/>
-            <w:r>
+            <w:pPr/>
+            <w:r>
+              <w:rPr/>
+            </w:r>
+            <w:r>
+              <w:rPr/>
               <w:t>-</w:t>
             </w:r>
           </w:p>
@@ -2796,8 +3260,12 @@
             <w:tcW w:type="dxa" w:w="1728"/>
           </w:tcPr>
           <w:p>
-            <w:r/>
-            <w:r>
+            <w:pPr/>
+            <w:r>
+              <w:rPr/>
+            </w:r>
+            <w:r>
+              <w:rPr/>
               <w:t>-</w:t>
             </w:r>
           </w:p>
@@ -2807,8 +3275,12 @@
             <w:tcW w:type="dxa" w:w="1728"/>
           </w:tcPr>
           <w:p>
-            <w:r/>
-            <w:r>
+            <w:pPr/>
+            <w:r>
+              <w:rPr/>
+            </w:r>
+            <w:r>
+              <w:rPr/>
               <w:t>-</w:t>
             </w:r>
           </w:p>
@@ -2825,9 +3297,13 @@
     </w:p>
     <w:p>
       <w:pPr>
+        <w:bidi/>
         <w:jc w:val="right"/>
       </w:pPr>
       <w:r>
+        <w:rPr>
+          <w:rtl/>
+        </w:rPr>
         <w:t>حُورٌ يُعَلَّلْنَ العَبِيرَ رَوَادِعًا    كَمَهَا الشَّقَائِقِ أَوْ ظِبَاءِ سَلامِ</w:t>
       </w:r>
     </w:p>
@@ -2912,10 +3388,9 @@
             <w:tcW w:type="dxa" w:w="1728"/>
           </w:tcPr>
           <w:p>
-            <w:pPr>
-              <w:jc w:val="right"/>
-            </w:pPr>
-            <w:r>
+            <w:pPr/>
+            <w:r>
+              <w:rPr/>
               <w:t>-</w:t>
             </w:r>
           </w:p>
@@ -2925,8 +3400,12 @@
             <w:tcW w:type="dxa" w:w="1728"/>
           </w:tcPr>
           <w:p>
-            <w:r/>
-            <w:r>
+            <w:pPr/>
+            <w:r>
+              <w:rPr/>
+            </w:r>
+            <w:r>
+              <w:rPr/>
               <w:t>-</w:t>
             </w:r>
           </w:p>
@@ -2936,8 +3415,12 @@
             <w:tcW w:type="dxa" w:w="1728"/>
           </w:tcPr>
           <w:p>
-            <w:r/>
-            <w:r>
+            <w:pPr/>
+            <w:r>
+              <w:rPr/>
+            </w:r>
+            <w:r>
+              <w:rPr/>
               <w:t>-</w:t>
             </w:r>
           </w:p>
@@ -2947,8 +3430,12 @@
             <w:tcW w:type="dxa" w:w="1728"/>
           </w:tcPr>
           <w:p>
-            <w:r/>
-            <w:r>
+            <w:pPr/>
+            <w:r>
+              <w:rPr/>
+            </w:r>
+            <w:r>
+              <w:rPr/>
               <w:t>-</w:t>
             </w:r>
           </w:p>
@@ -2970,10 +3457,9 @@
             <w:tcW w:type="dxa" w:w="1728"/>
           </w:tcPr>
           <w:p>
-            <w:pPr>
-              <w:jc w:val="right"/>
-            </w:pPr>
-            <w:r>
+            <w:pPr/>
+            <w:r>
+              <w:rPr/>
               <w:t>-</w:t>
             </w:r>
           </w:p>
@@ -2983,7 +3469,10 @@
             <w:tcW w:type="dxa" w:w="1728"/>
           </w:tcPr>
           <w:p>
-            <w:r/>
+            <w:pPr/>
+            <w:r>
+              <w:rPr/>
+            </w:r>
             <w:r>
               <w:rPr>
                 <w:b/>
@@ -2994,20 +3483,26 @@
           </w:p>
           <w:p>
             <w:pPr>
+              <w:bidi/>
               <w:jc w:val="right"/>
             </w:pPr>
             <w:r>
               <w:rPr>
                 <w:i/>
+                <w:rtl/>
               </w:rPr>
               <w:t>كَمَهَا الشَّقَائِقِ أَوْ ظِبَاءِ سَلامِ</w:t>
             </w:r>
           </w:p>
           <w:p>
             <w:pPr>
+              <w:bidi/>
               <w:jc w:val="right"/>
             </w:pPr>
             <w:r>
+              <w:rPr>
+                <w:rtl/>
+              </w:rPr>
               <w:t>شبّه الشاعر النساء الحور بمها الشقائق أو ظباء سلام، مستخدمًا أداة التشبيه الكاف لإبراز جمالهن ورشاقتهن.</w:t>
             </w:r>
           </w:p>
@@ -3017,7 +3512,10 @@
             <w:tcW w:type="dxa" w:w="1728"/>
           </w:tcPr>
           <w:p>
-            <w:r/>
+            <w:pPr/>
+            <w:r>
+              <w:rPr/>
+            </w:r>
             <w:r>
               <w:rPr>
                 <w:b/>
@@ -3028,20 +3526,26 @@
           </w:p>
           <w:p>
             <w:pPr>
+              <w:bidi/>
               <w:jc w:val="right"/>
             </w:pPr>
             <w:r>
               <w:rPr>
                 <w:i/>
+                <w:rtl/>
               </w:rPr>
               <w:t>كَمَهَا الشَّقَائِقِ أَوْ ظِبَاءِ سَلامِ</w:t>
             </w:r>
           </w:p>
           <w:p>
             <w:pPr>
+              <w:bidi/>
               <w:jc w:val="right"/>
             </w:pPr>
             <w:r>
+              <w:rPr>
+                <w:rtl/>
+              </w:rPr>
               <w:t>وردت أداة التشبيه الصريحة "كـ" للمقارنة بين الحور وبين الشقائق أو الظباء.</w:t>
             </w:r>
           </w:p>
@@ -3051,7 +3555,10 @@
             <w:tcW w:type="dxa" w:w="1728"/>
           </w:tcPr>
           <w:p>
-            <w:r/>
+            <w:pPr/>
+            <w:r>
+              <w:rPr/>
+            </w:r>
             <w:r>
               <w:rPr>
                 <w:b/>
@@ -3062,20 +3569,26 @@
           </w:p>
           <w:p>
             <w:pPr>
+              <w:bidi/>
               <w:jc w:val="right"/>
             </w:pPr>
             <w:r>
               <w:rPr>
                 <w:i/>
+                <w:rtl/>
               </w:rPr>
               <w:t>كَمَهَا الشَّقَائِقِ</w:t>
             </w:r>
           </w:p>
           <w:p>
             <w:pPr>
+              <w:bidi/>
               <w:jc w:val="right"/>
             </w:pPr>
             <w:r>
+              <w:rPr>
+                <w:rtl/>
+              </w:rPr>
               <w:t>تشبيه النساء بظباء سلام أو مها الشقائق في الحسن والجمال باستخدام أداة التشبيه الكاف.</w:t>
             </w:r>
           </w:p>
@@ -3097,10 +3610,9 @@
             <w:tcW w:type="dxa" w:w="1728"/>
           </w:tcPr>
           <w:p>
-            <w:pPr>
-              <w:jc w:val="right"/>
-            </w:pPr>
-            <w:r>
+            <w:pPr/>
+            <w:r>
+              <w:rPr/>
               <w:t>-</w:t>
             </w:r>
           </w:p>
@@ -3110,8 +3622,12 @@
             <w:tcW w:type="dxa" w:w="1728"/>
           </w:tcPr>
           <w:p>
-            <w:r/>
-            <w:r>
+            <w:pPr/>
+            <w:r>
+              <w:rPr/>
+            </w:r>
+            <w:r>
+              <w:rPr/>
               <w:t>-</w:t>
             </w:r>
           </w:p>
@@ -3121,8 +3637,12 @@
             <w:tcW w:type="dxa" w:w="1728"/>
           </w:tcPr>
           <w:p>
-            <w:r/>
-            <w:r>
+            <w:pPr/>
+            <w:r>
+              <w:rPr/>
+            </w:r>
+            <w:r>
+              <w:rPr/>
               <w:t>-</w:t>
             </w:r>
           </w:p>
@@ -3132,8 +3652,12 @@
             <w:tcW w:type="dxa" w:w="1728"/>
           </w:tcPr>
           <w:p>
-            <w:r/>
-            <w:r>
+            <w:pPr/>
+            <w:r>
+              <w:rPr/>
+            </w:r>
+            <w:r>
+              <w:rPr/>
               <w:t>-</w:t>
             </w:r>
           </w:p>
@@ -3155,10 +3679,9 @@
             <w:tcW w:type="dxa" w:w="1728"/>
           </w:tcPr>
           <w:p>
-            <w:pPr>
-              <w:jc w:val="right"/>
-            </w:pPr>
-            <w:r>
+            <w:pPr/>
+            <w:r>
+              <w:rPr/>
               <w:t>-</w:t>
             </w:r>
           </w:p>
@@ -3168,8 +3691,12 @@
             <w:tcW w:type="dxa" w:w="1728"/>
           </w:tcPr>
           <w:p>
-            <w:r/>
-            <w:r>
+            <w:pPr/>
+            <w:r>
+              <w:rPr/>
+            </w:r>
+            <w:r>
+              <w:rPr/>
               <w:t>-</w:t>
             </w:r>
           </w:p>
@@ -3179,8 +3706,12 @@
             <w:tcW w:type="dxa" w:w="1728"/>
           </w:tcPr>
           <w:p>
-            <w:r/>
-            <w:r>
+            <w:pPr/>
+            <w:r>
+              <w:rPr/>
+            </w:r>
+            <w:r>
+              <w:rPr/>
               <w:t>-</w:t>
             </w:r>
           </w:p>
@@ -3190,8 +3721,12 @@
             <w:tcW w:type="dxa" w:w="1728"/>
           </w:tcPr>
           <w:p>
-            <w:r/>
-            <w:r>
+            <w:pPr/>
+            <w:r>
+              <w:rPr/>
+            </w:r>
+            <w:r>
+              <w:rPr/>
               <w:t>-</w:t>
             </w:r>
           </w:p>
@@ -3208,9 +3743,13 @@
     </w:p>
     <w:p>
       <w:pPr>
+        <w:bidi/>
         <w:jc w:val="right"/>
       </w:pPr>
       <w:r>
+        <w:rPr>
+          <w:rtl/>
+        </w:rPr>
         <w:t>وَظَلِلْتُ فِي دِمَنِ الدِّيَارِ كَأَنَّنِي    نَشْوَانُ بَاكَرَهُ صَبُوحُ مُدَامِ</w:t>
       </w:r>
     </w:p>
@@ -3295,10 +3834,9 @@
             <w:tcW w:type="dxa" w:w="1728"/>
           </w:tcPr>
           <w:p>
-            <w:pPr>
-              <w:jc w:val="right"/>
-            </w:pPr>
-            <w:r>
+            <w:pPr/>
+            <w:r>
+              <w:rPr/>
               <w:t>-</w:t>
             </w:r>
           </w:p>
@@ -3308,8 +3846,12 @@
             <w:tcW w:type="dxa" w:w="1728"/>
           </w:tcPr>
           <w:p>
-            <w:r/>
-            <w:r>
+            <w:pPr/>
+            <w:r>
+              <w:rPr/>
+            </w:r>
+            <w:r>
+              <w:rPr/>
               <w:t>-</w:t>
             </w:r>
           </w:p>
@@ -3319,8 +3861,12 @@
             <w:tcW w:type="dxa" w:w="1728"/>
           </w:tcPr>
           <w:p>
-            <w:r/>
-            <w:r>
+            <w:pPr/>
+            <w:r>
+              <w:rPr/>
+            </w:r>
+            <w:r>
+              <w:rPr/>
               <w:t>-</w:t>
             </w:r>
           </w:p>
@@ -3330,8 +3876,12 @@
             <w:tcW w:type="dxa" w:w="1728"/>
           </w:tcPr>
           <w:p>
-            <w:r/>
-            <w:r>
+            <w:pPr/>
+            <w:r>
+              <w:rPr/>
+            </w:r>
+            <w:r>
+              <w:rPr/>
               <w:t>-</w:t>
             </w:r>
           </w:p>
@@ -3353,10 +3903,9 @@
             <w:tcW w:type="dxa" w:w="1728"/>
           </w:tcPr>
           <w:p>
-            <w:pPr>
-              <w:jc w:val="right"/>
-            </w:pPr>
-            <w:r>
+            <w:pPr/>
+            <w:r>
+              <w:rPr/>
               <w:t>-</w:t>
             </w:r>
           </w:p>
@@ -3366,7 +3915,10 @@
             <w:tcW w:type="dxa" w:w="1728"/>
           </w:tcPr>
           <w:p>
-            <w:r/>
+            <w:pPr/>
+            <w:r>
+              <w:rPr/>
+            </w:r>
             <w:r>
               <w:rPr>
                 <w:b/>
@@ -3377,20 +3929,26 @@
           </w:p>
           <w:p>
             <w:pPr>
+              <w:bidi/>
               <w:jc w:val="right"/>
             </w:pPr>
             <w:r>
               <w:rPr>
                 <w:i/>
+                <w:rtl/>
               </w:rPr>
               <w:t>كَأَنَّنِي نَشْوَانُ بَاكَرَهُ صَبُوحُ مُدَامِ</w:t>
             </w:r>
           </w:p>
           <w:p>
             <w:pPr>
+              <w:bidi/>
               <w:jc w:val="right"/>
             </w:pPr>
             <w:r>
+              <w:rPr>
+                <w:rtl/>
+              </w:rPr>
               <w:t>شبّه الشاعر حاله وهو يقف في ديمن الديار بحال النشوان الذي باكره صبوح المدام، مستخدمًا أداة التشبيه "كأنّ".</w:t>
             </w:r>
           </w:p>
@@ -3400,7 +3958,10 @@
             <w:tcW w:type="dxa" w:w="1728"/>
           </w:tcPr>
           <w:p>
-            <w:r/>
+            <w:pPr/>
+            <w:r>
+              <w:rPr/>
+            </w:r>
             <w:r>
               <w:rPr>
                 <w:b/>
@@ -3411,20 +3972,26 @@
           </w:p>
           <w:p>
             <w:pPr>
+              <w:bidi/>
               <w:jc w:val="right"/>
             </w:pPr>
             <w:r>
               <w:rPr>
                 <w:i/>
+                <w:rtl/>
               </w:rPr>
               <w:t>كَأَنَّنِي نَشْوَانُ</w:t>
             </w:r>
           </w:p>
           <w:p>
             <w:pPr>
+              <w:bidi/>
               <w:jc w:val="right"/>
             </w:pPr>
             <w:r>
+              <w:rPr>
+                <w:rtl/>
+              </w:rPr>
               <w:t>استُعملت أداة التشبيه الصريحة "كأن" للمقارنة بين حال الشاعر وحال النشوان.</w:t>
             </w:r>
           </w:p>
@@ -3434,7 +4001,10 @@
             <w:tcW w:type="dxa" w:w="1728"/>
           </w:tcPr>
           <w:p>
-            <w:r/>
+            <w:pPr/>
+            <w:r>
+              <w:rPr/>
+            </w:r>
             <w:r>
               <w:rPr>
                 <w:b/>
@@ -3445,20 +4015,26 @@
           </w:p>
           <w:p>
             <w:pPr>
+              <w:bidi/>
               <w:jc w:val="right"/>
             </w:pPr>
             <w:r>
               <w:rPr>
                 <w:i/>
+                <w:rtl/>
               </w:rPr>
               <w:t>كَأَنَّنِي نَشْوَانُ</w:t>
             </w:r>
           </w:p>
           <w:p>
             <w:pPr>
+              <w:bidi/>
               <w:jc w:val="right"/>
             </w:pPr>
             <w:r>
+              <w:rPr>
+                <w:rtl/>
+              </w:rPr>
               <w:t>تشبيه حال الشاعر في الديار بحال السكران باستخدام أداة التشبيه كأن.</w:t>
             </w:r>
           </w:p>
@@ -3480,10 +4056,9 @@
             <w:tcW w:type="dxa" w:w="1728"/>
           </w:tcPr>
           <w:p>
-            <w:pPr>
-              <w:jc w:val="right"/>
-            </w:pPr>
-            <w:r>
+            <w:pPr/>
+            <w:r>
+              <w:rPr/>
               <w:t>-</w:t>
             </w:r>
           </w:p>
@@ -3493,8 +4068,12 @@
             <w:tcW w:type="dxa" w:w="1728"/>
           </w:tcPr>
           <w:p>
-            <w:r/>
-            <w:r>
+            <w:pPr/>
+            <w:r>
+              <w:rPr/>
+            </w:r>
+            <w:r>
+              <w:rPr/>
               <w:t>-</w:t>
             </w:r>
           </w:p>
@@ -3504,8 +4083,12 @@
             <w:tcW w:type="dxa" w:w="1728"/>
           </w:tcPr>
           <w:p>
-            <w:r/>
-            <w:r>
+            <w:pPr/>
+            <w:r>
+              <w:rPr/>
+            </w:r>
+            <w:r>
+              <w:rPr/>
               <w:t>-</w:t>
             </w:r>
           </w:p>
@@ -3515,8 +4098,12 @@
             <w:tcW w:type="dxa" w:w="1728"/>
           </w:tcPr>
           <w:p>
-            <w:r/>
-            <w:r>
+            <w:pPr/>
+            <w:r>
+              <w:rPr/>
+            </w:r>
+            <w:r>
+              <w:rPr/>
               <w:t>-</w:t>
             </w:r>
           </w:p>
@@ -3538,10 +4125,9 @@
             <w:tcW w:type="dxa" w:w="1728"/>
           </w:tcPr>
           <w:p>
-            <w:pPr>
-              <w:jc w:val="right"/>
-            </w:pPr>
-            <w:r>
+            <w:pPr/>
+            <w:r>
+              <w:rPr/>
               <w:t>-</w:t>
             </w:r>
           </w:p>
@@ -3551,8 +4137,12 @@
             <w:tcW w:type="dxa" w:w="1728"/>
           </w:tcPr>
           <w:p>
-            <w:r/>
-            <w:r>
+            <w:pPr/>
+            <w:r>
+              <w:rPr/>
+            </w:r>
+            <w:r>
+              <w:rPr/>
               <w:t>-</w:t>
             </w:r>
           </w:p>
@@ -3562,8 +4152,12 @@
             <w:tcW w:type="dxa" w:w="1728"/>
           </w:tcPr>
           <w:p>
-            <w:r/>
-            <w:r>
+            <w:pPr/>
+            <w:r>
+              <w:rPr/>
+            </w:r>
+            <w:r>
+              <w:rPr/>
               <w:t>-</w:t>
             </w:r>
           </w:p>
@@ -3573,8 +4167,12 @@
             <w:tcW w:type="dxa" w:w="1728"/>
           </w:tcPr>
           <w:p>
-            <w:r/>
-            <w:r>
+            <w:pPr/>
+            <w:r>
+              <w:rPr/>
+            </w:r>
+            <w:r>
+              <w:rPr/>
               <w:t>-</w:t>
             </w:r>
           </w:p>
@@ -3591,9 +4189,13 @@
     </w:p>
     <w:p>
       <w:pPr>
+        <w:bidi/>
         <w:jc w:val="right"/>
       </w:pPr>
       <w:r>
+        <w:rPr>
+          <w:rtl/>
+        </w:rPr>
         <w:t>أنُفٌ كَلَوْنِ دَمِ الغَزَالِ مُعَتَّقٌ    مِنْ خَمْرِ عَانَةَ أَوْ كُرُومِ شِبَامِ</w:t>
       </w:r>
     </w:p>
@@ -3679,9 +4281,13 @@
           </w:tcPr>
           <w:p>
             <w:pPr>
+              <w:bidi/>
               <w:jc w:val="right"/>
             </w:pPr>
             <w:r>
+              <w:rPr>
+                <w:rtl/>
+              </w:rPr>
               <w:t>أنُفٌ</w:t>
             </w:r>
           </w:p>
@@ -3691,7 +4297,10 @@
             <w:tcW w:type="dxa" w:w="1728"/>
           </w:tcPr>
           <w:p>
-            <w:r/>
+            <w:pPr/>
+            <w:r>
+              <w:rPr/>
+            </w:r>
             <w:r>
               <w:rPr>
                 <w:b/>
@@ -3706,7 +4315,10 @@
             <w:tcW w:type="dxa" w:w="1728"/>
           </w:tcPr>
           <w:p>
-            <w:r/>
+            <w:pPr/>
+            <w:r>
+              <w:rPr/>
+            </w:r>
             <w:r>
               <w:rPr>
                 <w:b/>
@@ -3721,7 +4333,10 @@
             <w:tcW w:type="dxa" w:w="1728"/>
           </w:tcPr>
           <w:p>
-            <w:r/>
+            <w:pPr/>
+            <w:r>
+              <w:rPr/>
+            </w:r>
             <w:r>
               <w:rPr>
                 <w:b/>
@@ -3749,9 +4364,13 @@
           </w:tcPr>
           <w:p>
             <w:pPr>
+              <w:bidi/>
               <w:jc w:val="right"/>
             </w:pPr>
             <w:r>
+              <w:rPr>
+                <w:rtl/>
+              </w:rPr>
               <w:t>كَلَوْنِ دَمِ الغَزَالِ</w:t>
             </w:r>
           </w:p>
@@ -3761,7 +4380,10 @@
             <w:tcW w:type="dxa" w:w="1728"/>
           </w:tcPr>
           <w:p>
-            <w:r/>
+            <w:pPr/>
+            <w:r>
+              <w:rPr/>
+            </w:r>
             <w:r>
               <w:rPr>
                 <w:b/>
@@ -3772,20 +4394,26 @@
           </w:p>
           <w:p>
             <w:pPr>
+              <w:bidi/>
               <w:jc w:val="right"/>
             </w:pPr>
             <w:r>
               <w:rPr>
                 <w:i/>
+                <w:rtl/>
               </w:rPr>
               <w:t>كَلَوْنِ دَمِ الغَزَالِ</w:t>
             </w:r>
           </w:p>
           <w:p>
             <w:pPr>
+              <w:bidi/>
               <w:jc w:val="right"/>
             </w:pPr>
             <w:r>
+              <w:rPr>
+                <w:rtl/>
+              </w:rPr>
               <w:t>شبّه الشاعر لون الخمر بلون دم الغزال، مستخدمًا أداة التشبيه الكاف لإبراز حمرتها الزاهية.</w:t>
             </w:r>
           </w:p>
@@ -3795,7 +4423,10 @@
             <w:tcW w:type="dxa" w:w="1728"/>
           </w:tcPr>
           <w:p>
-            <w:r/>
+            <w:pPr/>
+            <w:r>
+              <w:rPr/>
+            </w:r>
             <w:r>
               <w:rPr>
                 <w:b/>
@@ -3806,20 +4437,26 @@
           </w:p>
           <w:p>
             <w:pPr>
+              <w:bidi/>
               <w:jc w:val="right"/>
             </w:pPr>
             <w:r>
               <w:rPr>
                 <w:i/>
+                <w:rtl/>
               </w:rPr>
               <w:t>كَلَوْنِ دَمِ الغَزَالِ</w:t>
             </w:r>
           </w:p>
           <w:p>
             <w:pPr>
+              <w:bidi/>
               <w:jc w:val="right"/>
             </w:pPr>
             <w:r>
+              <w:rPr>
+                <w:rtl/>
+              </w:rPr>
               <w:t>وردت أداة التشبيه الصريحة "كـ" للمقارنة بين الأنف ولون دم الغزال.</w:t>
             </w:r>
           </w:p>
@@ -3829,7 +4466,10 @@
             <w:tcW w:type="dxa" w:w="1728"/>
           </w:tcPr>
           <w:p>
-            <w:r/>
+            <w:pPr/>
+            <w:r>
+              <w:rPr/>
+            </w:r>
             <w:r>
               <w:rPr>
                 <w:b/>
@@ -3840,20 +4480,26 @@
           </w:p>
           <w:p>
             <w:pPr>
+              <w:bidi/>
               <w:jc w:val="right"/>
             </w:pPr>
             <w:r>
               <w:rPr>
                 <w:i/>
+                <w:rtl/>
               </w:rPr>
               <w:t>كَلَوْنِ دَمِ الغَزَالِ</w:t>
             </w:r>
           </w:p>
           <w:p>
             <w:pPr>
+              <w:bidi/>
               <w:jc w:val="right"/>
             </w:pPr>
             <w:r>
+              <w:rPr>
+                <w:rtl/>
+              </w:rPr>
               <w:t>تشبيه لون الخمر بلون دم الغزال باستخدام أداة التشبيه الكاف.</w:t>
             </w:r>
           </w:p>
@@ -3876,9 +4522,13 @@
           </w:tcPr>
           <w:p>
             <w:pPr>
+              <w:bidi/>
               <w:jc w:val="right"/>
             </w:pPr>
             <w:r>
+              <w:rPr>
+                <w:rtl/>
+              </w:rPr>
               <w:t>مِنْ خَمْرِ عَانَةَ; أَوْ كُرُومِ شِبَامِ</w:t>
             </w:r>
           </w:p>
@@ -3888,7 +4538,10 @@
             <w:tcW w:type="dxa" w:w="1728"/>
           </w:tcPr>
           <w:p>
-            <w:r/>
+            <w:pPr/>
+            <w:r>
+              <w:rPr/>
+            </w:r>
             <w:r>
               <w:rPr>
                 <w:b/>
@@ -3903,7 +4556,10 @@
             <w:tcW w:type="dxa" w:w="1728"/>
           </w:tcPr>
           <w:p>
-            <w:r/>
+            <w:pPr/>
+            <w:r>
+              <w:rPr/>
+            </w:r>
             <w:r>
               <w:rPr>
                 <w:b/>
@@ -3918,7 +4574,10 @@
             <w:tcW w:type="dxa" w:w="1728"/>
           </w:tcPr>
           <w:p>
-            <w:r/>
+            <w:pPr/>
+            <w:r>
+              <w:rPr/>
+            </w:r>
             <w:r>
               <w:rPr>
                 <w:b/>
@@ -3945,10 +4604,9 @@
             <w:tcW w:type="dxa" w:w="1728"/>
           </w:tcPr>
           <w:p>
-            <w:pPr>
-              <w:jc w:val="right"/>
-            </w:pPr>
-            <w:r>
+            <w:pPr/>
+            <w:r>
+              <w:rPr/>
               <w:t>-</w:t>
             </w:r>
           </w:p>
@@ -3958,8 +4616,12 @@
             <w:tcW w:type="dxa" w:w="1728"/>
           </w:tcPr>
           <w:p>
-            <w:r/>
-            <w:r>
+            <w:pPr/>
+            <w:r>
+              <w:rPr/>
+            </w:r>
+            <w:r>
+              <w:rPr/>
               <w:t>-</w:t>
             </w:r>
           </w:p>
@@ -3969,8 +4631,12 @@
             <w:tcW w:type="dxa" w:w="1728"/>
           </w:tcPr>
           <w:p>
-            <w:r/>
-            <w:r>
+            <w:pPr/>
+            <w:r>
+              <w:rPr/>
+            </w:r>
+            <w:r>
+              <w:rPr/>
               <w:t>-</w:t>
             </w:r>
           </w:p>
@@ -3980,8 +4646,12 @@
             <w:tcW w:type="dxa" w:w="1728"/>
           </w:tcPr>
           <w:p>
-            <w:r/>
-            <w:r>
+            <w:pPr/>
+            <w:r>
+              <w:rPr/>
+            </w:r>
+            <w:r>
+              <w:rPr/>
               <w:t>-</w:t>
             </w:r>
           </w:p>
@@ -3998,9 +4668,13 @@
     </w:p>
     <w:p>
       <w:pPr>
+        <w:bidi/>
         <w:jc w:val="right"/>
       </w:pPr>
       <w:r>
+        <w:rPr>
+          <w:rtl/>
+        </w:rPr>
         <w:t>وَكَأَنَّ شَارِبَهَا أَصَابَ لِسَانَهُ    مُومٌ يُخَالِطُ خَبْلَهُ بِعِظَامِ</w:t>
       </w:r>
     </w:p>
@@ -4086,9 +4760,13 @@
           </w:tcPr>
           <w:p>
             <w:pPr>
+              <w:bidi/>
               <w:jc w:val="right"/>
             </w:pPr>
             <w:r>
+              <w:rPr>
+                <w:rtl/>
+              </w:rPr>
               <w:t>يُخَالِطُ خَبْلَهُ بِعِظَامِ</w:t>
             </w:r>
           </w:p>
@@ -4098,7 +4776,10 @@
             <w:tcW w:type="dxa" w:w="1728"/>
           </w:tcPr>
           <w:p>
-            <w:r/>
+            <w:pPr/>
+            <w:r>
+              <w:rPr/>
+            </w:r>
             <w:r>
               <w:rPr>
                 <w:b/>
@@ -4113,7 +4794,10 @@
             <w:tcW w:type="dxa" w:w="1728"/>
           </w:tcPr>
           <w:p>
-            <w:r/>
+            <w:pPr/>
+            <w:r>
+              <w:rPr/>
+            </w:r>
             <w:r>
               <w:rPr>
                 <w:b/>
@@ -4128,7 +4812,10 @@
             <w:tcW w:type="dxa" w:w="1728"/>
           </w:tcPr>
           <w:p>
-            <w:r/>
+            <w:pPr/>
+            <w:r>
+              <w:rPr/>
+            </w:r>
             <w:r>
               <w:rPr>
                 <w:b/>
@@ -4156,9 +4843,13 @@
           </w:tcPr>
           <w:p>
             <w:pPr>
+              <w:bidi/>
               <w:jc w:val="right"/>
             </w:pPr>
             <w:r>
+              <w:rPr>
+                <w:rtl/>
+              </w:rPr>
               <w:t>وَكَأَنَّ شَارِبَهَا أَصَابَ لِسَانَهُ مُومٌ يُخَالِطُ خَبْلَهُ بِعِظَامِ</w:t>
             </w:r>
           </w:p>
@@ -4168,7 +4859,10 @@
             <w:tcW w:type="dxa" w:w="1728"/>
           </w:tcPr>
           <w:p>
-            <w:r/>
+            <w:pPr/>
+            <w:r>
+              <w:rPr/>
+            </w:r>
             <w:r>
               <w:rPr>
                 <w:b/>
@@ -4179,20 +4873,26 @@
           </w:p>
           <w:p>
             <w:pPr>
+              <w:bidi/>
               <w:jc w:val="right"/>
             </w:pPr>
             <w:r>
               <w:rPr>
                 <w:i/>
+                <w:rtl/>
               </w:rPr>
               <w:t>وَكَأَنَّ شَارِبَهَا أَصَابَ لِسَانَهُ مُومٌ يُخَالِطُ خَبْلَهُ بِعِظَامِ</w:t>
             </w:r>
           </w:p>
           <w:p>
             <w:pPr>
+              <w:bidi/>
               <w:jc w:val="right"/>
             </w:pPr>
             <w:r>
+              <w:rPr>
+                <w:rtl/>
+              </w:rPr>
               <w:t>شبّه الشاعر حال شارب الخمر بمن أصاب لسانه مومٌ يخالط عظامه، مستخدمًا أداة التشبيه "كأنّ" لإبراز أثر الخمر في إثقال اللسان.</w:t>
             </w:r>
           </w:p>
@@ -4202,7 +4902,10 @@
             <w:tcW w:type="dxa" w:w="1728"/>
           </w:tcPr>
           <w:p>
-            <w:r/>
+            <w:pPr/>
+            <w:r>
+              <w:rPr/>
+            </w:r>
             <w:r>
               <w:rPr>
                 <w:b/>
@@ -4213,20 +4916,26 @@
           </w:p>
           <w:p>
             <w:pPr>
+              <w:bidi/>
               <w:jc w:val="right"/>
             </w:pPr>
             <w:r>
               <w:rPr>
                 <w:i/>
+                <w:rtl/>
               </w:rPr>
               <w:t>وَكَأَنَّ شَارِبَهَا أَصَابَ لِسَانَهُ</w:t>
             </w:r>
           </w:p>
           <w:p>
             <w:pPr>
+              <w:bidi/>
               <w:jc w:val="right"/>
             </w:pPr>
             <w:r>
+              <w:rPr>
+                <w:rtl/>
+              </w:rPr>
               <w:t>استُعملت أداة التشبيه الصريحة "كأن" للمقارنة بين أثر الشراب في الشارب وبين إصابة اللسان بالموم.</w:t>
             </w:r>
           </w:p>
@@ -4236,7 +4945,10 @@
             <w:tcW w:type="dxa" w:w="1728"/>
           </w:tcPr>
           <w:p>
-            <w:r/>
+            <w:pPr/>
+            <w:r>
+              <w:rPr/>
+            </w:r>
             <w:r>
               <w:rPr>
                 <w:b/>
@@ -4247,20 +4959,26 @@
           </w:p>
           <w:p>
             <w:pPr>
+              <w:bidi/>
               <w:jc w:val="right"/>
             </w:pPr>
             <w:r>
               <w:rPr>
                 <w:i/>
+                <w:rtl/>
               </w:rPr>
               <w:t>وَكَأَنَّ شَارِبَهَا</w:t>
             </w:r>
           </w:p>
           <w:p>
             <w:pPr>
+              <w:bidi/>
               <w:jc w:val="right"/>
             </w:pPr>
             <w:r>
+              <w:rPr>
+                <w:rtl/>
+              </w:rPr>
               <w:t>تشبيه حال شارب الخمر بمن أصابه البرسام أو الخبل باستخدام أداة التشبيه كأن.</w:t>
             </w:r>
           </w:p>
@@ -4282,10 +5000,9 @@
             <w:tcW w:type="dxa" w:w="1728"/>
           </w:tcPr>
           <w:p>
-            <w:pPr>
-              <w:jc w:val="right"/>
-            </w:pPr>
-            <w:r>
+            <w:pPr/>
+            <w:r>
+              <w:rPr/>
               <w:t>-</w:t>
             </w:r>
           </w:p>
@@ -4295,8 +5012,12 @@
             <w:tcW w:type="dxa" w:w="1728"/>
           </w:tcPr>
           <w:p>
-            <w:r/>
-            <w:r>
+            <w:pPr/>
+            <w:r>
+              <w:rPr/>
+            </w:r>
+            <w:r>
+              <w:rPr/>
               <w:t>-</w:t>
             </w:r>
           </w:p>
@@ -4306,8 +5027,12 @@
             <w:tcW w:type="dxa" w:w="1728"/>
           </w:tcPr>
           <w:p>
-            <w:r/>
-            <w:r>
+            <w:pPr/>
+            <w:r>
+              <w:rPr/>
+            </w:r>
+            <w:r>
+              <w:rPr/>
               <w:t>-</w:t>
             </w:r>
           </w:p>
@@ -4317,8 +5042,12 @@
             <w:tcW w:type="dxa" w:w="1728"/>
           </w:tcPr>
           <w:p>
-            <w:r/>
-            <w:r>
+            <w:pPr/>
+            <w:r>
+              <w:rPr/>
+            </w:r>
+            <w:r>
+              <w:rPr/>
               <w:t>-</w:t>
             </w:r>
           </w:p>
@@ -4340,10 +5069,9 @@
             <w:tcW w:type="dxa" w:w="1728"/>
           </w:tcPr>
           <w:p>
-            <w:pPr>
-              <w:jc w:val="right"/>
-            </w:pPr>
-            <w:r>
+            <w:pPr/>
+            <w:r>
+              <w:rPr/>
               <w:t>-</w:t>
             </w:r>
           </w:p>
@@ -4353,8 +5081,12 @@
             <w:tcW w:type="dxa" w:w="1728"/>
           </w:tcPr>
           <w:p>
-            <w:r/>
-            <w:r>
+            <w:pPr/>
+            <w:r>
+              <w:rPr/>
+            </w:r>
+            <w:r>
+              <w:rPr/>
               <w:t>-</w:t>
             </w:r>
           </w:p>
@@ -4364,8 +5096,12 @@
             <w:tcW w:type="dxa" w:w="1728"/>
           </w:tcPr>
           <w:p>
-            <w:r/>
-            <w:r>
+            <w:pPr/>
+            <w:r>
+              <w:rPr/>
+            </w:r>
+            <w:r>
+              <w:rPr/>
               <w:t>-</w:t>
             </w:r>
           </w:p>
@@ -4375,8 +5111,12 @@
             <w:tcW w:type="dxa" w:w="1728"/>
           </w:tcPr>
           <w:p>
-            <w:r/>
-            <w:r>
+            <w:pPr/>
+            <w:r>
+              <w:rPr/>
+            </w:r>
+            <w:r>
+              <w:rPr/>
               <w:t>-</w:t>
             </w:r>
           </w:p>
@@ -4393,9 +5133,13 @@
     </w:p>
     <w:p>
       <w:pPr>
+        <w:bidi/>
         <w:jc w:val="right"/>
       </w:pPr>
       <w:r>
+        <w:rPr>
+          <w:rtl/>
+        </w:rPr>
         <w:t>وَمُجِدَّةٍ أَعْمَلْتُهَا فَتَكَمَّشَتْ    رَتْكَ النَّعَامَةِ فِي طَرِيقٍ حَامِ</w:t>
       </w:r>
     </w:p>
@@ -4480,10 +5224,9 @@
             <w:tcW w:type="dxa" w:w="1728"/>
           </w:tcPr>
           <w:p>
-            <w:pPr>
-              <w:jc w:val="right"/>
-            </w:pPr>
-            <w:r>
+            <w:pPr/>
+            <w:r>
+              <w:rPr/>
               <w:t>-</w:t>
             </w:r>
           </w:p>
@@ -4493,8 +5236,12 @@
             <w:tcW w:type="dxa" w:w="1728"/>
           </w:tcPr>
           <w:p>
-            <w:r/>
-            <w:r>
+            <w:pPr/>
+            <w:r>
+              <w:rPr/>
+            </w:r>
+            <w:r>
+              <w:rPr/>
               <w:t>-</w:t>
             </w:r>
           </w:p>
@@ -4504,7 +5251,10 @@
             <w:tcW w:type="dxa" w:w="1728"/>
           </w:tcPr>
           <w:p>
-            <w:r/>
+            <w:pPr/>
+            <w:r>
+              <w:rPr/>
+            </w:r>
             <w:r>
               <w:rPr>
                 <w:b/>
@@ -4515,20 +5265,26 @@
           </w:p>
           <w:p>
             <w:pPr>
+              <w:bidi/>
               <w:jc w:val="right"/>
             </w:pPr>
             <w:r>
               <w:rPr>
                 <w:i/>
+                <w:rtl/>
               </w:rPr>
               <w:t>فَتَكَمَّشَتْ</w:t>
             </w:r>
           </w:p>
           <w:p>
             <w:pPr>
+              <w:bidi/>
               <w:jc w:val="right"/>
             </w:pPr>
             <w:r>
+              <w:rPr>
+                <w:rtl/>
+              </w:rPr>
               <w:t>الفعل يدل هنا على انقباض الناقة أو انكماشها على وجه غير حقيقي مباشر، إذ أُريد به سرعة الانقباض والهرب لا المعنى الحسي المحض.</w:t>
             </w:r>
           </w:p>
@@ -4538,8 +5294,12 @@
             <w:tcW w:type="dxa" w:w="1728"/>
           </w:tcPr>
           <w:p>
-            <w:r/>
-            <w:r>
+            <w:pPr/>
+            <w:r>
+              <w:rPr/>
+            </w:r>
+            <w:r>
+              <w:rPr/>
               <w:t>-</w:t>
             </w:r>
           </w:p>
@@ -4562,9 +5322,13 @@
           </w:tcPr>
           <w:p>
             <w:pPr>
+              <w:bidi/>
               <w:jc w:val="right"/>
             </w:pPr>
             <w:r>
+              <w:rPr>
+                <w:rtl/>
+              </w:rPr>
               <w:t>فَتَكَمَّشَتْ رَتْكَ النَّعَامَةِ فِي طَرِيقٍ حَامِ</w:t>
             </w:r>
           </w:p>
@@ -4574,7 +5338,10 @@
             <w:tcW w:type="dxa" w:w="1728"/>
           </w:tcPr>
           <w:p>
-            <w:r/>
+            <w:pPr/>
+            <w:r>
+              <w:rPr/>
+            </w:r>
             <w:r>
               <w:rPr>
                 <w:b/>
@@ -4585,20 +5352,26 @@
           </w:p>
           <w:p>
             <w:pPr>
+              <w:bidi/>
               <w:jc w:val="right"/>
             </w:pPr>
             <w:r>
               <w:rPr>
                 <w:i/>
+                <w:rtl/>
               </w:rPr>
               <w:t>رَتْكَ النَّعَامَةِ</w:t>
             </w:r>
           </w:p>
           <w:p>
             <w:pPr>
+              <w:bidi/>
               <w:jc w:val="right"/>
             </w:pPr>
             <w:r>
+              <w:rPr>
+                <w:rtl/>
+              </w:rPr>
               <w:t>شبّه الشاعر مشية الناقة المُجِدّة برتكان النعامة، مستخدمًا المصدر في موضع التشبيه لإبراز سرعتها وخفتها.</w:t>
             </w:r>
           </w:p>
@@ -4608,7 +5381,10 @@
             <w:tcW w:type="dxa" w:w="1728"/>
           </w:tcPr>
           <w:p>
-            <w:r/>
+            <w:pPr/>
+            <w:r>
+              <w:rPr/>
+            </w:r>
             <w:r>
               <w:rPr>
                 <w:b/>
@@ -4619,20 +5395,26 @@
           </w:p>
           <w:p>
             <w:pPr>
+              <w:bidi/>
               <w:jc w:val="right"/>
             </w:pPr>
             <w:r>
               <w:rPr>
                 <w:i/>
+                <w:rtl/>
               </w:rPr>
               <w:t>رَتْكَ النَّعَامَةِ</w:t>
             </w:r>
           </w:p>
           <w:p>
             <w:pPr>
+              <w:bidi/>
               <w:jc w:val="right"/>
             </w:pPr>
             <w:r>
+              <w:rPr>
+                <w:rtl/>
+              </w:rPr>
               <w:t>ذُكر وجه الشبه على هيئة مقارنة ضمنية بين حالها وحال النعامة في السرعة والانقباض.</w:t>
             </w:r>
           </w:p>
@@ -4642,7 +5424,10 @@
             <w:tcW w:type="dxa" w:w="1728"/>
           </w:tcPr>
           <w:p>
-            <w:r/>
+            <w:pPr/>
+            <w:r>
+              <w:rPr/>
+            </w:r>
             <w:r>
               <w:rPr>
                 <w:b/>
@@ -4670,9 +5455,13 @@
           </w:tcPr>
           <w:p>
             <w:pPr>
+              <w:bidi/>
               <w:jc w:val="right"/>
             </w:pPr>
             <w:r>
+              <w:rPr>
+                <w:rtl/>
+              </w:rPr>
               <w:t>وَمُجِدَّةٍ</w:t>
             </w:r>
           </w:p>
@@ -4682,7 +5471,10 @@
             <w:tcW w:type="dxa" w:w="1728"/>
           </w:tcPr>
           <w:p>
-            <w:r/>
+            <w:pPr/>
+            <w:r>
+              <w:rPr/>
+            </w:r>
             <w:r>
               <w:rPr>
                 <w:b/>
@@ -4697,7 +5489,10 @@
             <w:tcW w:type="dxa" w:w="1728"/>
           </w:tcPr>
           <w:p>
-            <w:r/>
+            <w:pPr/>
+            <w:r>
+              <w:rPr/>
+            </w:r>
             <w:r>
               <w:rPr>
                 <w:b/>
@@ -4712,7 +5507,10 @@
             <w:tcW w:type="dxa" w:w="1728"/>
           </w:tcPr>
           <w:p>
-            <w:r/>
+            <w:pPr/>
+            <w:r>
+              <w:rPr/>
+            </w:r>
             <w:r>
               <w:rPr>
                 <w:b/>
@@ -4739,10 +5537,9 @@
             <w:tcW w:type="dxa" w:w="1728"/>
           </w:tcPr>
           <w:p>
-            <w:pPr>
-              <w:jc w:val="right"/>
-            </w:pPr>
-            <w:r>
+            <w:pPr/>
+            <w:r>
+              <w:rPr/>
               <w:t>-</w:t>
             </w:r>
           </w:p>
@@ -4752,8 +5549,12 @@
             <w:tcW w:type="dxa" w:w="1728"/>
           </w:tcPr>
           <w:p>
-            <w:r/>
-            <w:r>
+            <w:pPr/>
+            <w:r>
+              <w:rPr/>
+            </w:r>
+            <w:r>
+              <w:rPr/>
               <w:t>-</w:t>
             </w:r>
           </w:p>
@@ -4763,8 +5564,12 @@
             <w:tcW w:type="dxa" w:w="1728"/>
           </w:tcPr>
           <w:p>
-            <w:r/>
-            <w:r>
+            <w:pPr/>
+            <w:r>
+              <w:rPr/>
+            </w:r>
+            <w:r>
+              <w:rPr/>
               <w:t>-</w:t>
             </w:r>
           </w:p>
@@ -4774,8 +5579,12 @@
             <w:tcW w:type="dxa" w:w="1728"/>
           </w:tcPr>
           <w:p>
-            <w:r/>
-            <w:r>
+            <w:pPr/>
+            <w:r>
+              <w:rPr/>
+            </w:r>
+            <w:r>
+              <w:rPr/>
               <w:t>-</w:t>
             </w:r>
           </w:p>
@@ -4792,9 +5601,13 @@
     </w:p>
     <w:p>
       <w:pPr>
+        <w:bidi/>
         <w:jc w:val="right"/>
       </w:pPr>
       <w:r>
+        <w:rPr>
+          <w:rtl/>
+        </w:rPr>
         <w:t>يَأْتِي عَلَيْهَا القَوْمُ وَاهٍ خُفُّهَا    عَوْجَاءُ مَنْسِمُهَا رَثِيمٌ دَامِ</w:t>
       </w:r>
     </w:p>
@@ -4879,126 +5692,152 @@
             <w:tcW w:type="dxa" w:w="1728"/>
           </w:tcPr>
           <w:p>
+            <w:pPr/>
+            <w:r>
+              <w:rPr/>
+              <w:t>-</w:t>
+            </w:r>
+          </w:p>
+        </w:tc>
+        <w:tc>
+          <w:tcPr>
+            <w:tcW w:type="dxa" w:w="1728"/>
+          </w:tcPr>
+          <w:p>
+            <w:pPr/>
+            <w:r>
+              <w:rPr/>
+            </w:r>
+            <w:r>
+              <w:rPr/>
+              <w:t>-</w:t>
+            </w:r>
+          </w:p>
+        </w:tc>
+        <w:tc>
+          <w:tcPr>
+            <w:tcW w:type="dxa" w:w="1728"/>
+          </w:tcPr>
+          <w:p>
+            <w:pPr/>
+            <w:r>
+              <w:rPr/>
+            </w:r>
+            <w:r>
+              <w:rPr/>
+              <w:t>-</w:t>
+            </w:r>
+          </w:p>
+        </w:tc>
+        <w:tc>
+          <w:tcPr>
+            <w:tcW w:type="dxa" w:w="1728"/>
+          </w:tcPr>
+          <w:p>
+            <w:pPr/>
+            <w:r>
+              <w:rPr/>
+            </w:r>
+            <w:r>
+              <w:rPr/>
+              <w:t>-</w:t>
+            </w:r>
+          </w:p>
+        </w:tc>
+      </w:tr>
+      <w:tr>
+        <w:tc>
+          <w:tcPr>
+            <w:tcW w:type="dxa" w:w="1728"/>
+          </w:tcPr>
+          <w:p>
+            <w:r>
+              <w:t>Simile (تشبيه)</w:t>
+            </w:r>
+          </w:p>
+        </w:tc>
+        <w:tc>
+          <w:tcPr>
+            <w:tcW w:type="dxa" w:w="1728"/>
+          </w:tcPr>
+          <w:p>
+            <w:pPr/>
+            <w:r>
+              <w:rPr/>
+              <w:t>-</w:t>
+            </w:r>
+          </w:p>
+        </w:tc>
+        <w:tc>
+          <w:tcPr>
+            <w:tcW w:type="dxa" w:w="1728"/>
+          </w:tcPr>
+          <w:p>
+            <w:pPr/>
+            <w:r>
+              <w:rPr/>
+            </w:r>
+            <w:r>
+              <w:rPr/>
+              <w:t>-</w:t>
+            </w:r>
+          </w:p>
+        </w:tc>
+        <w:tc>
+          <w:tcPr>
+            <w:tcW w:type="dxa" w:w="1728"/>
+          </w:tcPr>
+          <w:p>
+            <w:pPr/>
+            <w:r>
+              <w:rPr/>
+            </w:r>
+            <w:r>
+              <w:rPr/>
+              <w:t>-</w:t>
+            </w:r>
+          </w:p>
+        </w:tc>
+        <w:tc>
+          <w:tcPr>
+            <w:tcW w:type="dxa" w:w="1728"/>
+          </w:tcPr>
+          <w:p>
+            <w:pPr/>
+            <w:r>
+              <w:rPr/>
+            </w:r>
+            <w:r>
+              <w:rPr/>
+              <w:t>-</w:t>
+            </w:r>
+          </w:p>
+        </w:tc>
+      </w:tr>
+      <w:tr>
+        <w:tc>
+          <w:tcPr>
+            <w:tcW w:type="dxa" w:w="1728"/>
+          </w:tcPr>
+          <w:p>
+            <w:r>
+              <w:t>Kenning (كناية)</w:t>
+            </w:r>
+          </w:p>
+        </w:tc>
+        <w:tc>
+          <w:tcPr>
+            <w:tcW w:type="dxa" w:w="1728"/>
+          </w:tcPr>
+          <w:p>
             <w:pPr>
+              <w:bidi/>
               <w:jc w:val="right"/>
             </w:pPr>
             <w:r>
-              <w:t>-</w:t>
-            </w:r>
-          </w:p>
-        </w:tc>
-        <w:tc>
-          <w:tcPr>
-            <w:tcW w:type="dxa" w:w="1728"/>
-          </w:tcPr>
-          <w:p>
-            <w:r/>
-            <w:r>
-              <w:t>-</w:t>
-            </w:r>
-          </w:p>
-        </w:tc>
-        <w:tc>
-          <w:tcPr>
-            <w:tcW w:type="dxa" w:w="1728"/>
-          </w:tcPr>
-          <w:p>
-            <w:r/>
-            <w:r>
-              <w:t>-</w:t>
-            </w:r>
-          </w:p>
-        </w:tc>
-        <w:tc>
-          <w:tcPr>
-            <w:tcW w:type="dxa" w:w="1728"/>
-          </w:tcPr>
-          <w:p>
-            <w:r/>
-            <w:r>
-              <w:t>-</w:t>
-            </w:r>
-          </w:p>
-        </w:tc>
-      </w:tr>
-      <w:tr>
-        <w:tc>
-          <w:tcPr>
-            <w:tcW w:type="dxa" w:w="1728"/>
-          </w:tcPr>
-          <w:p>
-            <w:r>
-              <w:t>Simile (تشبيه)</w:t>
-            </w:r>
-          </w:p>
-        </w:tc>
-        <w:tc>
-          <w:tcPr>
-            <w:tcW w:type="dxa" w:w="1728"/>
-          </w:tcPr>
-          <w:p>
-            <w:pPr>
-              <w:jc w:val="right"/>
-            </w:pPr>
-            <w:r>
-              <w:t>-</w:t>
-            </w:r>
-          </w:p>
-        </w:tc>
-        <w:tc>
-          <w:tcPr>
-            <w:tcW w:type="dxa" w:w="1728"/>
-          </w:tcPr>
-          <w:p>
-            <w:r/>
-            <w:r>
-              <w:t>-</w:t>
-            </w:r>
-          </w:p>
-        </w:tc>
-        <w:tc>
-          <w:tcPr>
-            <w:tcW w:type="dxa" w:w="1728"/>
-          </w:tcPr>
-          <w:p>
-            <w:r/>
-            <w:r>
-              <w:t>-</w:t>
-            </w:r>
-          </w:p>
-        </w:tc>
-        <w:tc>
-          <w:tcPr>
-            <w:tcW w:type="dxa" w:w="1728"/>
-          </w:tcPr>
-          <w:p>
-            <w:r/>
-            <w:r>
-              <w:t>-</w:t>
-            </w:r>
-          </w:p>
-        </w:tc>
-      </w:tr>
-      <w:tr>
-        <w:tc>
-          <w:tcPr>
-            <w:tcW w:type="dxa" w:w="1728"/>
-          </w:tcPr>
-          <w:p>
-            <w:r>
-              <w:t>Kenning (كناية)</w:t>
-            </w:r>
-          </w:p>
-        </w:tc>
-        <w:tc>
-          <w:tcPr>
-            <w:tcW w:type="dxa" w:w="1728"/>
-          </w:tcPr>
-          <w:p>
-            <w:pPr>
-              <w:jc w:val="right"/>
-            </w:pPr>
-            <w:r>
+              <w:rPr>
+                <w:rtl/>
+              </w:rPr>
               <w:t>يَأْتِي عَلَيْهَا; وَاهٍ خُفُّهَا; عَوْجَاءُ; مَنْسِمُهَا رَثِيمٌ دَامِ</w:t>
             </w:r>
           </w:p>
@@ -5008,7 +5847,10 @@
             <w:tcW w:type="dxa" w:w="1728"/>
           </w:tcPr>
           <w:p>
-            <w:r/>
+            <w:pPr/>
+            <w:r>
+              <w:rPr/>
+            </w:r>
             <w:r>
               <w:rPr>
                 <w:b/>
@@ -5019,20 +5861,26 @@
           </w:p>
           <w:p>
             <w:pPr>
+              <w:bidi/>
               <w:jc w:val="right"/>
             </w:pPr>
             <w:r>
               <w:rPr>
                 <w:i/>
+                <w:rtl/>
               </w:rPr>
               <w:t>رَثِيمٌ دَامِ</w:t>
             </w:r>
           </w:p>
           <w:p>
             <w:pPr>
+              <w:bidi/>
               <w:jc w:val="right"/>
             </w:pPr>
             <w:r>
+              <w:rPr>
+                <w:rtl/>
+              </w:rPr>
               <w:t>"رثيم دامٍ" كناية عن شدة السير الطويل الذي أدمى منسم الناقة، مما يدل على بُعد المسافة وصعوبة الرحلة.</w:t>
             </w:r>
           </w:p>
@@ -5042,7 +5890,10 @@
             <w:tcW w:type="dxa" w:w="1728"/>
           </w:tcPr>
           <w:p>
-            <w:r/>
+            <w:pPr/>
+            <w:r>
+              <w:rPr/>
+            </w:r>
             <w:r>
               <w:rPr>
                 <w:b/>
@@ -5053,20 +5904,26 @@
           </w:p>
           <w:p>
             <w:pPr>
+              <w:bidi/>
               <w:jc w:val="right"/>
             </w:pPr>
             <w:r>
               <w:rPr>
                 <w:i/>
+                <w:rtl/>
               </w:rPr>
               <w:t>وَاهٍ خُفُّهَا</w:t>
             </w:r>
           </w:p>
           <w:p>
             <w:pPr>
+              <w:bidi/>
               <w:jc w:val="right"/>
             </w:pPr>
             <w:r>
+              <w:rPr>
+                <w:rtl/>
+              </w:rPr>
               <w:t>وهن الخف يُكنّى به عن الهزال أو شدة الإعياء، مع إمكان إرادة ضعف الخف حقيقةً.</w:t>
             </w:r>
           </w:p>
@@ -5076,7 +5933,10 @@
             <w:tcW w:type="dxa" w:w="1728"/>
           </w:tcPr>
           <w:p>
-            <w:r/>
+            <w:pPr/>
+            <w:r>
+              <w:rPr/>
+            </w:r>
             <w:r>
               <w:rPr>
                 <w:b/>
@@ -5103,10 +5963,9 @@
             <w:tcW w:type="dxa" w:w="1728"/>
           </w:tcPr>
           <w:p>
-            <w:pPr>
-              <w:jc w:val="right"/>
-            </w:pPr>
-            <w:r>
+            <w:pPr/>
+            <w:r>
+              <w:rPr/>
               <w:t>-</w:t>
             </w:r>
           </w:p>
@@ -5116,8 +5975,12 @@
             <w:tcW w:type="dxa" w:w="1728"/>
           </w:tcPr>
           <w:p>
-            <w:r/>
-            <w:r>
+            <w:pPr/>
+            <w:r>
+              <w:rPr/>
+            </w:r>
+            <w:r>
+              <w:rPr/>
               <w:t>-</w:t>
             </w:r>
           </w:p>
@@ -5127,8 +5990,12 @@
             <w:tcW w:type="dxa" w:w="1728"/>
           </w:tcPr>
           <w:p>
-            <w:r/>
-            <w:r>
+            <w:pPr/>
+            <w:r>
+              <w:rPr/>
+            </w:r>
+            <w:r>
+              <w:rPr/>
               <w:t>-</w:t>
             </w:r>
           </w:p>
@@ -5138,8 +6005,12 @@
             <w:tcW w:type="dxa" w:w="1728"/>
           </w:tcPr>
           <w:p>
-            <w:r/>
-            <w:r>
+            <w:pPr/>
+            <w:r>
+              <w:rPr/>
+            </w:r>
+            <w:r>
+              <w:rPr/>
               <w:t>-</w:t>
             </w:r>
           </w:p>
@@ -5156,9 +6027,13 @@
     </w:p>
     <w:p>
       <w:pPr>
+        <w:bidi/>
         <w:jc w:val="right"/>
       </w:pPr>
       <w:r>
+        <w:rPr>
+          <w:rtl/>
+        </w:rPr>
         <w:t>جَالَتْ لِتَصْرَعَنِي فَقُلْتُ لَهَا اقْصِرِي    إِنِّي امْرُؤٌ صَرْعِي عَلَيْكِ حَرَامِ</w:t>
       </w:r>
     </w:p>
@@ -5243,10 +6118,9 @@
             <w:tcW w:type="dxa" w:w="1728"/>
           </w:tcPr>
           <w:p>
-            <w:pPr>
-              <w:jc w:val="right"/>
-            </w:pPr>
-            <w:r>
+            <w:pPr/>
+            <w:r>
+              <w:rPr/>
               <w:t>-</w:t>
             </w:r>
           </w:p>
@@ -5256,8 +6130,12 @@
             <w:tcW w:type="dxa" w:w="1728"/>
           </w:tcPr>
           <w:p>
-            <w:r/>
-            <w:r>
+            <w:pPr/>
+            <w:r>
+              <w:rPr/>
+            </w:r>
+            <w:r>
+              <w:rPr/>
               <w:t>-</w:t>
             </w:r>
           </w:p>
@@ -5267,7 +6145,10 @@
             <w:tcW w:type="dxa" w:w="1728"/>
           </w:tcPr>
           <w:p>
-            <w:r/>
+            <w:pPr/>
+            <w:r>
+              <w:rPr/>
+            </w:r>
             <w:r>
               <w:rPr>
                 <w:b/>
@@ -5278,20 +6159,26 @@
           </w:p>
           <w:p>
             <w:pPr>
+              <w:bidi/>
               <w:jc w:val="right"/>
             </w:pPr>
             <w:r>
               <w:rPr>
                 <w:i/>
+                <w:rtl/>
               </w:rPr>
               <w:t>جَالَتْ لِتَصْرَعَنِي</w:t>
             </w:r>
           </w:p>
           <w:p>
             <w:pPr>
+              <w:bidi/>
               <w:jc w:val="right"/>
             </w:pPr>
             <w:r>
+              <w:rPr>
+                <w:rtl/>
+              </w:rPr>
               <w:t>الجولان والصرع أُسنِدا هنا إلى الدابة أو المرأة على وجه غير حرفي، لأن المقصود محاولة الإيقاع لا الصرع الحقيقي.</w:t>
             </w:r>
           </w:p>
@@ -5301,7 +6188,10 @@
             <w:tcW w:type="dxa" w:w="1728"/>
           </w:tcPr>
           <w:p>
-            <w:r/>
+            <w:pPr/>
+            <w:r>
+              <w:rPr/>
+            </w:r>
             <w:r>
               <w:rPr>
                 <w:b/>
@@ -5312,20 +6202,26 @@
           </w:p>
           <w:p>
             <w:pPr>
+              <w:bidi/>
               <w:jc w:val="right"/>
             </w:pPr>
             <w:r>
               <w:rPr>
                 <w:i/>
+                <w:rtl/>
               </w:rPr>
               <w:t>حَرَامِ</w:t>
             </w:r>
           </w:p>
           <w:p>
             <w:pPr>
+              <w:bidi/>
               <w:jc w:val="right"/>
             </w:pPr>
             <w:r>
+              <w:rPr>
+                <w:rtl/>
+              </w:rPr>
               <w:t>استخدام لفظ الحرام لغير معناه الشرعي الأصلي للدلالة على امتناع واستحالة حدوث الصرع.</w:t>
             </w:r>
           </w:p>
@@ -5347,68 +6243,83 @@
             <w:tcW w:type="dxa" w:w="1728"/>
           </w:tcPr>
           <w:p>
+            <w:pPr/>
+            <w:r>
+              <w:rPr/>
+              <w:t>-</w:t>
+            </w:r>
+          </w:p>
+        </w:tc>
+        <w:tc>
+          <w:tcPr>
+            <w:tcW w:type="dxa" w:w="1728"/>
+          </w:tcPr>
+          <w:p>
+            <w:pPr/>
+            <w:r>
+              <w:rPr/>
+            </w:r>
+            <w:r>
+              <w:rPr/>
+              <w:t>-</w:t>
+            </w:r>
+          </w:p>
+        </w:tc>
+        <w:tc>
+          <w:tcPr>
+            <w:tcW w:type="dxa" w:w="1728"/>
+          </w:tcPr>
+          <w:p>
+            <w:pPr/>
+            <w:r>
+              <w:rPr/>
+            </w:r>
+            <w:r>
+              <w:rPr/>
+              <w:t>-</w:t>
+            </w:r>
+          </w:p>
+        </w:tc>
+        <w:tc>
+          <w:tcPr>
+            <w:tcW w:type="dxa" w:w="1728"/>
+          </w:tcPr>
+          <w:p>
+            <w:pPr/>
+            <w:r>
+              <w:rPr/>
+            </w:r>
+            <w:r>
+              <w:rPr/>
+              <w:t>-</w:t>
+            </w:r>
+          </w:p>
+        </w:tc>
+      </w:tr>
+      <w:tr>
+        <w:tc>
+          <w:tcPr>
+            <w:tcW w:type="dxa" w:w="1728"/>
+          </w:tcPr>
+          <w:p>
+            <w:r>
+              <w:t>Kenning (كناية)</w:t>
+            </w:r>
+          </w:p>
+        </w:tc>
+        <w:tc>
+          <w:tcPr>
+            <w:tcW w:type="dxa" w:w="1728"/>
+          </w:tcPr>
+          <w:p>
             <w:pPr>
+              <w:bidi/>
               <w:jc w:val="right"/>
             </w:pPr>
             <w:r>
-              <w:t>-</w:t>
-            </w:r>
-          </w:p>
-        </w:tc>
-        <w:tc>
-          <w:tcPr>
-            <w:tcW w:type="dxa" w:w="1728"/>
-          </w:tcPr>
-          <w:p>
-            <w:r/>
-            <w:r>
-              <w:t>-</w:t>
-            </w:r>
-          </w:p>
-        </w:tc>
-        <w:tc>
-          <w:tcPr>
-            <w:tcW w:type="dxa" w:w="1728"/>
-          </w:tcPr>
-          <w:p>
-            <w:r/>
-            <w:r>
-              <w:t>-</w:t>
-            </w:r>
-          </w:p>
-        </w:tc>
-        <w:tc>
-          <w:tcPr>
-            <w:tcW w:type="dxa" w:w="1728"/>
-          </w:tcPr>
-          <w:p>
-            <w:r/>
-            <w:r>
-              <w:t>-</w:t>
-            </w:r>
-          </w:p>
-        </w:tc>
-      </w:tr>
-      <w:tr>
-        <w:tc>
-          <w:tcPr>
-            <w:tcW w:type="dxa" w:w="1728"/>
-          </w:tcPr>
-          <w:p>
-            <w:r>
-              <w:t>Kenning (كناية)</w:t>
-            </w:r>
-          </w:p>
-        </w:tc>
-        <w:tc>
-          <w:tcPr>
-            <w:tcW w:type="dxa" w:w="1728"/>
-          </w:tcPr>
-          <w:p>
-            <w:pPr>
-              <w:jc w:val="right"/>
-            </w:pPr>
-            <w:r>
+              <w:rPr>
+                <w:rtl/>
+              </w:rPr>
               <w:t>إِنِّي امْرُؤٌ صَرْعِي عَلَيْكِ حَرَامِ</w:t>
             </w:r>
           </w:p>
@@ -5418,7 +6329,10 @@
             <w:tcW w:type="dxa" w:w="1728"/>
           </w:tcPr>
           <w:p>
-            <w:r/>
+            <w:pPr/>
+            <w:r>
+              <w:rPr/>
+            </w:r>
             <w:r>
               <w:rPr>
                 <w:b/>
@@ -5433,7 +6347,10 @@
             <w:tcW w:type="dxa" w:w="1728"/>
           </w:tcPr>
           <w:p>
-            <w:r/>
+            <w:pPr/>
+            <w:r>
+              <w:rPr/>
+            </w:r>
             <w:r>
               <w:rPr>
                 <w:b/>
@@ -5448,7 +6365,10 @@
             <w:tcW w:type="dxa" w:w="1728"/>
           </w:tcPr>
           <w:p>
-            <w:r/>
+            <w:pPr/>
+            <w:r>
+              <w:rPr/>
+            </w:r>
             <w:r>
               <w:rPr>
                 <w:b/>
@@ -5475,10 +6395,9 @@
             <w:tcW w:type="dxa" w:w="1728"/>
           </w:tcPr>
           <w:p>
-            <w:pPr>
-              <w:jc w:val="right"/>
-            </w:pPr>
-            <w:r>
+            <w:pPr/>
+            <w:r>
+              <w:rPr/>
               <w:t>-</w:t>
             </w:r>
           </w:p>
@@ -5488,8 +6407,12 @@
             <w:tcW w:type="dxa" w:w="1728"/>
           </w:tcPr>
           <w:p>
-            <w:r/>
-            <w:r>
+            <w:pPr/>
+            <w:r>
+              <w:rPr/>
+            </w:r>
+            <w:r>
+              <w:rPr/>
               <w:t>-</w:t>
             </w:r>
           </w:p>
@@ -5499,8 +6422,12 @@
             <w:tcW w:type="dxa" w:w="1728"/>
           </w:tcPr>
           <w:p>
-            <w:r/>
-            <w:r>
+            <w:pPr/>
+            <w:r>
+              <w:rPr/>
+            </w:r>
+            <w:r>
+              <w:rPr/>
               <w:t>-</w:t>
             </w:r>
           </w:p>
@@ -5510,8 +6437,12 @@
             <w:tcW w:type="dxa" w:w="1728"/>
           </w:tcPr>
           <w:p>
-            <w:r/>
-            <w:r>
+            <w:pPr/>
+            <w:r>
+              <w:rPr/>
+            </w:r>
+            <w:r>
+              <w:rPr/>
               <w:t>-</w:t>
             </w:r>
           </w:p>
@@ -5528,9 +6459,13 @@
     </w:p>
     <w:p>
       <w:pPr>
+        <w:bidi/>
         <w:jc w:val="right"/>
       </w:pPr>
       <w:r>
+        <w:rPr>
+          <w:rtl/>
+        </w:rPr>
         <w:t>فَجُزِيتِ خَيْرَ جَزَاءِ نَاقَةِ وَاحِدٍ    وَرَجَعْتِ سَالِمَةَ القَرَا بِسَلامِ</w:t>
       </w:r>
     </w:p>
@@ -5616,9 +6551,13 @@
           </w:tcPr>
           <w:p>
             <w:pPr>
+              <w:bidi/>
               <w:jc w:val="right"/>
             </w:pPr>
             <w:r>
+              <w:rPr>
+                <w:rtl/>
+              </w:rPr>
               <w:t>القَرَا</w:t>
             </w:r>
           </w:p>
@@ -5628,7 +6567,10 @@
             <w:tcW w:type="dxa" w:w="1728"/>
           </w:tcPr>
           <w:p>
-            <w:r/>
+            <w:pPr/>
+            <w:r>
+              <w:rPr/>
+            </w:r>
             <w:r>
               <w:rPr>
                 <w:b/>
@@ -5643,7 +6585,10 @@
             <w:tcW w:type="dxa" w:w="1728"/>
           </w:tcPr>
           <w:p>
-            <w:r/>
+            <w:pPr/>
+            <w:r>
+              <w:rPr/>
+            </w:r>
             <w:r>
               <w:rPr>
                 <w:b/>
@@ -5658,7 +6603,10 @@
             <w:tcW w:type="dxa" w:w="1728"/>
           </w:tcPr>
           <w:p>
-            <w:r/>
+            <w:pPr/>
+            <w:r>
+              <w:rPr/>
+            </w:r>
             <w:r>
               <w:rPr>
                 <w:b/>
@@ -5669,20 +6617,26 @@
           </w:p>
           <w:p>
             <w:pPr>
+              <w:bidi/>
               <w:jc w:val="right"/>
             </w:pPr>
             <w:r>
               <w:rPr>
                 <w:i/>
+                <w:rtl/>
               </w:rPr>
               <w:t>فَجُزِيتِ</w:t>
             </w:r>
           </w:p>
           <w:p>
             <w:pPr>
+              <w:bidi/>
               <w:jc w:val="right"/>
             </w:pPr>
             <w:r>
+              <w:rPr>
+                <w:rtl/>
+              </w:rPr>
               <w:t>مجاز في مخاطبة الناقة والدعاء لها بالجزاء وهو مما لا يعقل.</w:t>
             </w:r>
           </w:p>
@@ -5704,10 +6658,9 @@
             <w:tcW w:type="dxa" w:w="1728"/>
           </w:tcPr>
           <w:p>
-            <w:pPr>
-              <w:jc w:val="right"/>
-            </w:pPr>
-            <w:r>
+            <w:pPr/>
+            <w:r>
+              <w:rPr/>
               <w:t>-</w:t>
             </w:r>
           </w:p>
@@ -5717,8 +6670,12 @@
             <w:tcW w:type="dxa" w:w="1728"/>
           </w:tcPr>
           <w:p>
-            <w:r/>
-            <w:r>
+            <w:pPr/>
+            <w:r>
+              <w:rPr/>
+            </w:r>
+            <w:r>
+              <w:rPr/>
               <w:t>-</w:t>
             </w:r>
           </w:p>
@@ -5728,8 +6685,12 @@
             <w:tcW w:type="dxa" w:w="1728"/>
           </w:tcPr>
           <w:p>
-            <w:r/>
-            <w:r>
+            <w:pPr/>
+            <w:r>
+              <w:rPr/>
+            </w:r>
+            <w:r>
+              <w:rPr/>
               <w:t>-</w:t>
             </w:r>
           </w:p>
@@ -5739,8 +6700,12 @@
             <w:tcW w:type="dxa" w:w="1728"/>
           </w:tcPr>
           <w:p>
-            <w:r/>
-            <w:r>
+            <w:pPr/>
+            <w:r>
+              <w:rPr/>
+            </w:r>
+            <w:r>
+              <w:rPr/>
               <w:t>-</w:t>
             </w:r>
           </w:p>
@@ -5762,10 +6727,9 @@
             <w:tcW w:type="dxa" w:w="1728"/>
           </w:tcPr>
           <w:p>
-            <w:pPr>
-              <w:jc w:val="right"/>
-            </w:pPr>
-            <w:r>
+            <w:pPr/>
+            <w:r>
+              <w:rPr/>
               <w:t>-</w:t>
             </w:r>
           </w:p>
@@ -5775,7 +6739,10 @@
             <w:tcW w:type="dxa" w:w="1728"/>
           </w:tcPr>
           <w:p>
-            <w:r/>
+            <w:pPr/>
+            <w:r>
+              <w:rPr/>
+            </w:r>
             <w:r>
               <w:rPr>
                 <w:b/>
@@ -5786,20 +6753,26 @@
           </w:p>
           <w:p>
             <w:pPr>
+              <w:bidi/>
               <w:jc w:val="right"/>
             </w:pPr>
             <w:r>
               <w:rPr>
                 <w:i/>
+                <w:rtl/>
               </w:rPr>
               <w:t>سَالِمَةَ القَرَا</w:t>
             </w:r>
           </w:p>
           <w:p>
             <w:pPr>
+              <w:bidi/>
               <w:jc w:val="right"/>
             </w:pPr>
             <w:r>
+              <w:rPr>
+                <w:rtl/>
+              </w:rPr>
               <w:t>"سالمة القرا" كناية عن سلامة الناقة وعدم إصابتها بأذى في ظهرها، مما يدل على حسن الرعاية والعناية بها.</w:t>
             </w:r>
           </w:p>
@@ -5809,7 +6782,10 @@
             <w:tcW w:type="dxa" w:w="1728"/>
           </w:tcPr>
           <w:p>
-            <w:r/>
+            <w:pPr/>
+            <w:r>
+              <w:rPr/>
+            </w:r>
             <w:r>
               <w:rPr>
                 <w:b/>
@@ -5820,20 +6796,26 @@
           </w:p>
           <w:p>
             <w:pPr>
+              <w:bidi/>
               <w:jc w:val="right"/>
             </w:pPr>
             <w:r>
               <w:rPr>
                 <w:i/>
+                <w:rtl/>
               </w:rPr>
               <w:t>سَالِمَةَ القَرَا بِسَلامِ</w:t>
             </w:r>
           </w:p>
           <w:p>
             <w:pPr>
+              <w:bidi/>
               <w:jc w:val="right"/>
             </w:pPr>
             <w:r>
+              <w:rPr>
+                <w:rtl/>
+              </w:rPr>
               <w:t>هذا التعبير يُفهم منه النجاة والعودة الآمنة، مع بقاء المعنى الظاهر للسلام ممكنًا.</w:t>
             </w:r>
           </w:p>
@@ -5843,7 +6825,10 @@
             <w:tcW w:type="dxa" w:w="1728"/>
           </w:tcPr>
           <w:p>
-            <w:r/>
+            <w:pPr/>
+            <w:r>
+              <w:rPr/>
+            </w:r>
             <w:r>
               <w:rPr>
                 <w:b/>
@@ -5854,20 +6839,26 @@
           </w:p>
           <w:p>
             <w:pPr>
+              <w:bidi/>
               <w:jc w:val="right"/>
             </w:pPr>
             <w:r>
               <w:rPr>
                 <w:i/>
+                <w:rtl/>
               </w:rPr>
               <w:t>سَالِمَةَ القَرَا</w:t>
             </w:r>
           </w:p>
           <w:p>
             <w:pPr>
+              <w:bidi/>
               <w:jc w:val="right"/>
             </w:pPr>
             <w:r>
+              <w:rPr>
+                <w:rtl/>
+              </w:rPr>
               <w:t>كناية عن السلامة التامة والقوة مع إمكانية إرادة المعنى الحقيقي لسلامة الظهر.</w:t>
             </w:r>
           </w:p>
@@ -5889,10 +6880,9 @@
             <w:tcW w:type="dxa" w:w="1728"/>
           </w:tcPr>
           <w:p>
-            <w:pPr>
-              <w:jc w:val="right"/>
-            </w:pPr>
-            <w:r>
+            <w:pPr/>
+            <w:r>
+              <w:rPr/>
               <w:t>-</w:t>
             </w:r>
           </w:p>
@@ -5902,8 +6892,12 @@
             <w:tcW w:type="dxa" w:w="1728"/>
           </w:tcPr>
           <w:p>
-            <w:r/>
-            <w:r>
+            <w:pPr/>
+            <w:r>
+              <w:rPr/>
+            </w:r>
+            <w:r>
+              <w:rPr/>
               <w:t>-</w:t>
             </w:r>
           </w:p>
@@ -5913,8 +6907,12 @@
             <w:tcW w:type="dxa" w:w="1728"/>
           </w:tcPr>
           <w:p>
-            <w:r/>
-            <w:r>
+            <w:pPr/>
+            <w:r>
+              <w:rPr/>
+            </w:r>
+            <w:r>
+              <w:rPr/>
               <w:t>-</w:t>
             </w:r>
           </w:p>
@@ -5924,8 +6922,12 @@
             <w:tcW w:type="dxa" w:w="1728"/>
           </w:tcPr>
           <w:p>
-            <w:r/>
-            <w:r>
+            <w:pPr/>
+            <w:r>
+              <w:rPr/>
+            </w:r>
+            <w:r>
+              <w:rPr/>
               <w:t>-</w:t>
             </w:r>
           </w:p>
@@ -5942,9 +6944,13 @@
     </w:p>
     <w:p>
       <w:pPr>
+        <w:bidi/>
         <w:jc w:val="right"/>
       </w:pPr>
       <w:r>
+        <w:rPr>
+          <w:rtl/>
+        </w:rPr>
         <w:t>وَكَأَنَّمَا بَدْرٌ وَصِيلٌ كُتَيْفَةٍ    وَكَأَنَّمَا مِنْ عَاقِلٍ أَرْمَامُ</w:t>
       </w:r>
     </w:p>
@@ -6029,10 +7035,9 @@
             <w:tcW w:type="dxa" w:w="1728"/>
           </w:tcPr>
           <w:p>
-            <w:pPr>
-              <w:jc w:val="right"/>
-            </w:pPr>
-            <w:r>
+            <w:pPr/>
+            <w:r>
+              <w:rPr/>
               <w:t>-</w:t>
             </w:r>
           </w:p>
@@ -6042,8 +7047,12 @@
             <w:tcW w:type="dxa" w:w="1728"/>
           </w:tcPr>
           <w:p>
-            <w:r/>
-            <w:r>
+            <w:pPr/>
+            <w:r>
+              <w:rPr/>
+            </w:r>
+            <w:r>
+              <w:rPr/>
               <w:t>-</w:t>
             </w:r>
           </w:p>
@@ -6053,8 +7062,12 @@
             <w:tcW w:type="dxa" w:w="1728"/>
           </w:tcPr>
           <w:p>
-            <w:r/>
-            <w:r>
+            <w:pPr/>
+            <w:r>
+              <w:rPr/>
+            </w:r>
+            <w:r>
+              <w:rPr/>
               <w:t>-</w:t>
             </w:r>
           </w:p>
@@ -6064,8 +7077,12 @@
             <w:tcW w:type="dxa" w:w="1728"/>
           </w:tcPr>
           <w:p>
-            <w:r/>
-            <w:r>
+            <w:pPr/>
+            <w:r>
+              <w:rPr/>
+            </w:r>
+            <w:r>
+              <w:rPr/>
               <w:t>-</w:t>
             </w:r>
           </w:p>
@@ -6087,10 +7104,9 @@
             <w:tcW w:type="dxa" w:w="1728"/>
           </w:tcPr>
           <w:p>
-            <w:pPr>
-              <w:jc w:val="right"/>
-            </w:pPr>
-            <w:r>
+            <w:pPr/>
+            <w:r>
+              <w:rPr/>
               <w:t>-</w:t>
             </w:r>
           </w:p>
@@ -6100,7 +7116,10 @@
             <w:tcW w:type="dxa" w:w="1728"/>
           </w:tcPr>
           <w:p>
-            <w:r/>
+            <w:pPr/>
+            <w:r>
+              <w:rPr/>
+            </w:r>
             <w:r>
               <w:rPr>
                 <w:b/>
@@ -6111,20 +7130,26 @@
           </w:p>
           <w:p>
             <w:pPr>
+              <w:bidi/>
               <w:jc w:val="right"/>
             </w:pPr>
             <w:r>
               <w:rPr>
                 <w:i/>
+                <w:rtl/>
               </w:rPr>
               <w:t>وَكَأَنَّمَا بَدْرٌ وَصِيلٌ كُتَيْفَةٍ وَكَأَنَّمَا مِنْ عَاقِلٍ أَرْمَامُ</w:t>
             </w:r>
           </w:p>
           <w:p>
             <w:pPr>
+              <w:bidi/>
               <w:jc w:val="right"/>
             </w:pPr>
             <w:r>
+              <w:rPr>
+                <w:rtl/>
+              </w:rPr>
               <w:t>شبّه الشاعر المكان أو المنظر ببدر متصل بكتيفة وبأرمام من عاقل، مستخدمًا أداة التشبيه "كأنما" مرتين لإبراز جمال المشهد.</w:t>
             </w:r>
           </w:p>
@@ -6134,7 +7159,10 @@
             <w:tcW w:type="dxa" w:w="1728"/>
           </w:tcPr>
           <w:p>
-            <w:r/>
+            <w:pPr/>
+            <w:r>
+              <w:rPr/>
+            </w:r>
             <w:r>
               <w:rPr>
                 <w:b/>
@@ -6145,20 +7173,26 @@
           </w:p>
           <w:p>
             <w:pPr>
+              <w:bidi/>
               <w:jc w:val="right"/>
             </w:pPr>
             <w:r>
               <w:rPr>
                 <w:i/>
+                <w:rtl/>
               </w:rPr>
               <w:t>وَكَأَنَّمَا بَدْرٌ</w:t>
             </w:r>
           </w:p>
           <w:p>
             <w:pPr>
+              <w:bidi/>
               <w:jc w:val="right"/>
             </w:pPr>
             <w:r>
+              <w:rPr>
+                <w:rtl/>
+              </w:rPr>
               <w:t>استُعملت أداة التشبيه الصريحة "كأنما" للمقارنة بين الموصوف والبدر.</w:t>
             </w:r>
           </w:p>
@@ -6168,7 +7202,10 @@
             <w:tcW w:type="dxa" w:w="1728"/>
           </w:tcPr>
           <w:p>
-            <w:r/>
+            <w:pPr/>
+            <w:r>
+              <w:rPr/>
+            </w:r>
             <w:r>
               <w:rPr>
                 <w:b/>
@@ -6179,20 +7216,26 @@
           </w:p>
           <w:p>
             <w:pPr>
+              <w:bidi/>
               <w:jc w:val="right"/>
             </w:pPr>
             <w:r>
               <w:rPr>
                 <w:i/>
+                <w:rtl/>
               </w:rPr>
               <w:t>وَكَأَنَّمَا بَدْرٌ</w:t>
             </w:r>
           </w:p>
           <w:p>
             <w:pPr>
+              <w:bidi/>
               <w:jc w:val="right"/>
             </w:pPr>
             <w:r>
+              <w:rPr>
+                <w:rtl/>
+              </w:rPr>
               <w:t>استخدام أداة التشبيه كأنما لعقد مقارنة وتشبيه.</w:t>
             </w:r>
           </w:p>
@@ -6215,9 +7258,13 @@
           </w:tcPr>
           <w:p>
             <w:pPr>
+              <w:bidi/>
               <w:jc w:val="right"/>
             </w:pPr>
             <w:r>
+              <w:rPr>
+                <w:rtl/>
+              </w:rPr>
               <w:t>وَكَأَنَّمَا مِنْ عَاقِلٍ أَرْمَامُ; وَكَأَنَّمَا بَدْرٌ وَصِيلٌ كُتَيْفَةٍ</w:t>
             </w:r>
           </w:p>
@@ -6227,7 +7274,10 @@
             <w:tcW w:type="dxa" w:w="1728"/>
           </w:tcPr>
           <w:p>
-            <w:r/>
+            <w:pPr/>
+            <w:r>
+              <w:rPr/>
+            </w:r>
             <w:r>
               <w:rPr>
                 <w:b/>
@@ -6242,7 +7292,10 @@
             <w:tcW w:type="dxa" w:w="1728"/>
           </w:tcPr>
           <w:p>
-            <w:r/>
+            <w:pPr/>
+            <w:r>
+              <w:rPr/>
+            </w:r>
             <w:r>
               <w:rPr>
                 <w:b/>
@@ -6257,7 +7310,10 @@
             <w:tcW w:type="dxa" w:w="1728"/>
           </w:tcPr>
           <w:p>
-            <w:r/>
+            <w:pPr/>
+            <w:r>
+              <w:rPr/>
+            </w:r>
             <w:r>
               <w:rPr>
                 <w:b/>
@@ -6284,10 +7340,9 @@
             <w:tcW w:type="dxa" w:w="1728"/>
           </w:tcPr>
           <w:p>
-            <w:pPr>
-              <w:jc w:val="right"/>
-            </w:pPr>
-            <w:r>
+            <w:pPr/>
+            <w:r>
+              <w:rPr/>
               <w:t>-</w:t>
             </w:r>
           </w:p>
@@ -6297,8 +7352,12 @@
             <w:tcW w:type="dxa" w:w="1728"/>
           </w:tcPr>
           <w:p>
-            <w:r/>
-            <w:r>
+            <w:pPr/>
+            <w:r>
+              <w:rPr/>
+            </w:r>
+            <w:r>
+              <w:rPr/>
               <w:t>-</w:t>
             </w:r>
           </w:p>
@@ -6308,8 +7367,12 @@
             <w:tcW w:type="dxa" w:w="1728"/>
           </w:tcPr>
           <w:p>
-            <w:r/>
-            <w:r>
+            <w:pPr/>
+            <w:r>
+              <w:rPr/>
+            </w:r>
+            <w:r>
+              <w:rPr/>
               <w:t>-</w:t>
             </w:r>
           </w:p>
@@ -6319,8 +7382,12 @@
             <w:tcW w:type="dxa" w:w="1728"/>
           </w:tcPr>
           <w:p>
-            <w:r/>
-            <w:r>
+            <w:pPr/>
+            <w:r>
+              <w:rPr/>
+            </w:r>
+            <w:r>
+              <w:rPr/>
               <w:t>-</w:t>
             </w:r>
           </w:p>
@@ -6337,9 +7404,13 @@
     </w:p>
     <w:p>
       <w:pPr>
+        <w:bidi/>
         <w:jc w:val="right"/>
       </w:pPr>
       <w:r>
+        <w:rPr>
+          <w:rtl/>
+        </w:rPr>
         <w:t>أَبْلِغْ سُبَيْعًا إِنْ عَرَضْتَ رِسَالَةً    إِنِّي كَظَنِّكَ إِنْ عَشَوْتَ أَمَامِي</w:t>
       </w:r>
     </w:p>
@@ -6425,9 +7496,13 @@
           </w:tcPr>
           <w:p>
             <w:pPr>
+              <w:bidi/>
               <w:jc w:val="right"/>
             </w:pPr>
             <w:r>
+              <w:rPr>
+                <w:rtl/>
+              </w:rPr>
               <w:t>إِنْ عَشَوْتَ أَمَامِي</w:t>
             </w:r>
           </w:p>
@@ -6437,7 +7512,10 @@
             <w:tcW w:type="dxa" w:w="1728"/>
           </w:tcPr>
           <w:p>
-            <w:r/>
+            <w:pPr/>
+            <w:r>
+              <w:rPr/>
+            </w:r>
             <w:r>
               <w:rPr>
                 <w:b/>
@@ -6452,7 +7530,10 @@
             <w:tcW w:type="dxa" w:w="1728"/>
           </w:tcPr>
           <w:p>
-            <w:r/>
+            <w:pPr/>
+            <w:r>
+              <w:rPr/>
+            </w:r>
             <w:r>
               <w:rPr>
                 <w:b/>
@@ -6467,7 +7548,10 @@
             <w:tcW w:type="dxa" w:w="1728"/>
           </w:tcPr>
           <w:p>
-            <w:r/>
+            <w:pPr/>
+            <w:r>
+              <w:rPr/>
+            </w:r>
             <w:r>
               <w:rPr>
                 <w:b/>
@@ -6494,10 +7578,9 @@
             <w:tcW w:type="dxa" w:w="1728"/>
           </w:tcPr>
           <w:p>
-            <w:pPr>
-              <w:jc w:val="right"/>
-            </w:pPr>
-            <w:r>
+            <w:pPr/>
+            <w:r>
+              <w:rPr/>
               <w:t>-</w:t>
             </w:r>
           </w:p>
@@ -6507,7 +7590,10 @@
             <w:tcW w:type="dxa" w:w="1728"/>
           </w:tcPr>
           <w:p>
-            <w:r/>
+            <w:pPr/>
+            <w:r>
+              <w:rPr/>
+            </w:r>
             <w:r>
               <w:rPr>
                 <w:b/>
@@ -6518,20 +7604,26 @@
           </w:p>
           <w:p>
             <w:pPr>
+              <w:bidi/>
               <w:jc w:val="right"/>
             </w:pPr>
             <w:r>
               <w:rPr>
                 <w:i/>
+                <w:rtl/>
               </w:rPr>
               <w:t>إِنِّي كَظَنِّكَ</w:t>
             </w:r>
           </w:p>
           <w:p>
             <w:pPr>
+              <w:bidi/>
               <w:jc w:val="right"/>
             </w:pPr>
             <w:r>
+              <w:rPr>
+                <w:rtl/>
+              </w:rPr>
               <w:t>شبّه الشاعر حاله بظن المخاطب، مستخدمًا أداة التشبيه الكاف للدلالة على أن واقعه يطابق ما يتوقعه سبيع.</w:t>
             </w:r>
           </w:p>
@@ -6541,7 +7633,10 @@
             <w:tcW w:type="dxa" w:w="1728"/>
           </w:tcPr>
           <w:p>
-            <w:r/>
+            <w:pPr/>
+            <w:r>
+              <w:rPr/>
+            </w:r>
             <w:r>
               <w:rPr>
                 <w:b/>
@@ -6552,20 +7647,26 @@
           </w:p>
           <w:p>
             <w:pPr>
+              <w:bidi/>
               <w:jc w:val="right"/>
             </w:pPr>
             <w:r>
               <w:rPr>
                 <w:i/>
+                <w:rtl/>
               </w:rPr>
               <w:t>إِنِّي كَظَنِّكَ</w:t>
             </w:r>
           </w:p>
           <w:p>
             <w:pPr>
+              <w:bidi/>
               <w:jc w:val="right"/>
             </w:pPr>
             <w:r>
+              <w:rPr>
+                <w:rtl/>
+              </w:rPr>
               <w:t>وردت أداة التشبيه الصريحة "كـ" للمقارنة بين حال المتكلم وظن المخاطب.</w:t>
             </w:r>
           </w:p>
@@ -6575,7 +7676,10 @@
             <w:tcW w:type="dxa" w:w="1728"/>
           </w:tcPr>
           <w:p>
-            <w:r/>
+            <w:pPr/>
+            <w:r>
+              <w:rPr/>
+            </w:r>
             <w:r>
               <w:rPr>
                 <w:b/>
@@ -6586,20 +7690,26 @@
           </w:p>
           <w:p>
             <w:pPr>
+              <w:bidi/>
               <w:jc w:val="right"/>
             </w:pPr>
             <w:r>
               <w:rPr>
                 <w:i/>
+                <w:rtl/>
               </w:rPr>
               <w:t>كَظَنِّكَ</w:t>
             </w:r>
           </w:p>
           <w:p>
             <w:pPr>
+              <w:bidi/>
               <w:jc w:val="right"/>
             </w:pPr>
             <w:r>
+              <w:rPr>
+                <w:rtl/>
+              </w:rPr>
               <w:t>تشبيه حاله وموقفه بظن المخاطب به باستخدام أداة التشبيه الكاف.</w:t>
             </w:r>
           </w:p>
@@ -6621,10 +7731,9 @@
             <w:tcW w:type="dxa" w:w="1728"/>
           </w:tcPr>
           <w:p>
-            <w:pPr>
-              <w:jc w:val="right"/>
-            </w:pPr>
-            <w:r>
+            <w:pPr/>
+            <w:r>
+              <w:rPr/>
               <w:t>-</w:t>
             </w:r>
           </w:p>
@@ -6634,8 +7743,12 @@
             <w:tcW w:type="dxa" w:w="1728"/>
           </w:tcPr>
           <w:p>
-            <w:r/>
-            <w:r>
+            <w:pPr/>
+            <w:r>
+              <w:rPr/>
+            </w:r>
+            <w:r>
+              <w:rPr/>
               <w:t>-</w:t>
             </w:r>
           </w:p>
@@ -6645,8 +7758,12 @@
             <w:tcW w:type="dxa" w:w="1728"/>
           </w:tcPr>
           <w:p>
-            <w:r/>
-            <w:r>
+            <w:pPr/>
+            <w:r>
+              <w:rPr/>
+            </w:r>
+            <w:r>
+              <w:rPr/>
               <w:t>-</w:t>
             </w:r>
           </w:p>
@@ -6656,8 +7773,12 @@
             <w:tcW w:type="dxa" w:w="1728"/>
           </w:tcPr>
           <w:p>
-            <w:r/>
-            <w:r>
+            <w:pPr/>
+            <w:r>
+              <w:rPr/>
+            </w:r>
+            <w:r>
+              <w:rPr/>
               <w:t>-</w:t>
             </w:r>
           </w:p>
@@ -6679,10 +7800,9 @@
             <w:tcW w:type="dxa" w:w="1728"/>
           </w:tcPr>
           <w:p>
-            <w:pPr>
-              <w:jc w:val="right"/>
-            </w:pPr>
-            <w:r>
+            <w:pPr/>
+            <w:r>
+              <w:rPr/>
               <w:t>-</w:t>
             </w:r>
           </w:p>
@@ -6692,8 +7812,12 @@
             <w:tcW w:type="dxa" w:w="1728"/>
           </w:tcPr>
           <w:p>
-            <w:r/>
-            <w:r>
+            <w:pPr/>
+            <w:r>
+              <w:rPr/>
+            </w:r>
+            <w:r>
+              <w:rPr/>
               <w:t>-</w:t>
             </w:r>
           </w:p>
@@ -6703,8 +7827,12 @@
             <w:tcW w:type="dxa" w:w="1728"/>
           </w:tcPr>
           <w:p>
-            <w:r/>
-            <w:r>
+            <w:pPr/>
+            <w:r>
+              <w:rPr/>
+            </w:r>
+            <w:r>
+              <w:rPr/>
               <w:t>-</w:t>
             </w:r>
           </w:p>
@@ -6714,8 +7842,12 @@
             <w:tcW w:type="dxa" w:w="1728"/>
           </w:tcPr>
           <w:p>
-            <w:r/>
-            <w:r>
+            <w:pPr/>
+            <w:r>
+              <w:rPr/>
+            </w:r>
+            <w:r>
+              <w:rPr/>
               <w:t>-</w:t>
             </w:r>
           </w:p>
@@ -6732,9 +7864,13 @@
     </w:p>
     <w:p>
       <w:pPr>
+        <w:bidi/>
         <w:jc w:val="right"/>
       </w:pPr>
       <w:r>
+        <w:rPr>
+          <w:rtl/>
+        </w:rPr>
         <w:t>أَقْصِرْ إِلَيْكَ مِنَ الوَعِيدِ فَإِنَّنِي    مِمَّا أُلاقِي لا أَشُدُّ حِزَامِي</w:t>
       </w:r>
     </w:p>
@@ -6820,9 +7956,13 @@
           </w:tcPr>
           <w:p>
             <w:pPr>
+              <w:bidi/>
               <w:jc w:val="right"/>
             </w:pPr>
             <w:r>
+              <w:rPr>
+                <w:rtl/>
+              </w:rPr>
               <w:t>لا أَشُدُّ حِزَامِي</w:t>
             </w:r>
           </w:p>
@@ -6832,7 +7972,10 @@
             <w:tcW w:type="dxa" w:w="1728"/>
           </w:tcPr>
           <w:p>
-            <w:r/>
+            <w:pPr/>
+            <w:r>
+              <w:rPr/>
+            </w:r>
             <w:r>
               <w:rPr>
                 <w:b/>
@@ -6843,20 +7986,26 @@
           </w:p>
           <w:p>
             <w:pPr>
+              <w:bidi/>
               <w:jc w:val="right"/>
             </w:pPr>
             <w:r>
               <w:rPr>
                 <w:i/>
+                <w:rtl/>
               </w:rPr>
               <w:t>لا أَشُدُّ حِزَامِي</w:t>
             </w:r>
           </w:p>
           <w:p>
             <w:pPr>
+              <w:bidi/>
               <w:jc w:val="right"/>
             </w:pPr>
             <w:r>
+              <w:rPr>
+                <w:rtl/>
+              </w:rPr>
               <w:t>"لا أشدّ حزامي" مجاز عن عدم الاستعداد والتهيؤ للأمر، إذ شدّ الحزام حقيقةً لا يُقصد، بل المراد عدم الاكتراث بالوعيد.</w:t>
             </w:r>
           </w:p>
@@ -6866,7 +8015,10 @@
             <w:tcW w:type="dxa" w:w="1728"/>
           </w:tcPr>
           <w:p>
-            <w:r/>
+            <w:pPr/>
+            <w:r>
+              <w:rPr/>
+            </w:r>
             <w:r>
               <w:rPr>
                 <w:b/>
@@ -6881,7 +8033,10 @@
             <w:tcW w:type="dxa" w:w="1728"/>
           </w:tcPr>
           <w:p>
-            <w:r/>
+            <w:pPr/>
+            <w:r>
+              <w:rPr/>
+            </w:r>
             <w:r>
               <w:rPr>
                 <w:b/>
@@ -6908,10 +8063,9 @@
             <w:tcW w:type="dxa" w:w="1728"/>
           </w:tcPr>
           <w:p>
-            <w:pPr>
-              <w:jc w:val="right"/>
-            </w:pPr>
-            <w:r>
+            <w:pPr/>
+            <w:r>
+              <w:rPr/>
               <w:t>-</w:t>
             </w:r>
           </w:p>
@@ -6921,8 +8075,12 @@
             <w:tcW w:type="dxa" w:w="1728"/>
           </w:tcPr>
           <w:p>
-            <w:r/>
-            <w:r>
+            <w:pPr/>
+            <w:r>
+              <w:rPr/>
+            </w:r>
+            <w:r>
+              <w:rPr/>
               <w:t>-</w:t>
             </w:r>
           </w:p>
@@ -6932,8 +8090,12 @@
             <w:tcW w:type="dxa" w:w="1728"/>
           </w:tcPr>
           <w:p>
-            <w:r/>
-            <w:r>
+            <w:pPr/>
+            <w:r>
+              <w:rPr/>
+            </w:r>
+            <w:r>
+              <w:rPr/>
               <w:t>-</w:t>
             </w:r>
           </w:p>
@@ -6943,8 +8105,12 @@
             <w:tcW w:type="dxa" w:w="1728"/>
           </w:tcPr>
           <w:p>
-            <w:r/>
-            <w:r>
+            <w:pPr/>
+            <w:r>
+              <w:rPr/>
+            </w:r>
+            <w:r>
+              <w:rPr/>
               <w:t>-</w:t>
             </w:r>
           </w:p>
@@ -6966,10 +8132,9 @@
             <w:tcW w:type="dxa" w:w="1728"/>
           </w:tcPr>
           <w:p>
-            <w:pPr>
-              <w:jc w:val="right"/>
-            </w:pPr>
-            <w:r>
+            <w:pPr/>
+            <w:r>
+              <w:rPr/>
               <w:t>-</w:t>
             </w:r>
           </w:p>
@@ -6979,8 +8144,12 @@
             <w:tcW w:type="dxa" w:w="1728"/>
           </w:tcPr>
           <w:p>
-            <w:r/>
-            <w:r>
+            <w:pPr/>
+            <w:r>
+              <w:rPr/>
+            </w:r>
+            <w:r>
+              <w:rPr/>
               <w:t>-</w:t>
             </w:r>
           </w:p>
@@ -6990,7 +8159,10 @@
             <w:tcW w:type="dxa" w:w="1728"/>
           </w:tcPr>
           <w:p>
-            <w:r/>
+            <w:pPr/>
+            <w:r>
+              <w:rPr/>
+            </w:r>
             <w:r>
               <w:rPr>
                 <w:b/>
@@ -7001,20 +8173,26 @@
           </w:p>
           <w:p>
             <w:pPr>
+              <w:bidi/>
               <w:jc w:val="right"/>
             </w:pPr>
             <w:r>
               <w:rPr>
                 <w:i/>
+                <w:rtl/>
               </w:rPr>
               <w:t>لا أَشُدُّ حِزَامِي</w:t>
             </w:r>
           </w:p>
           <w:p>
             <w:pPr>
+              <w:bidi/>
               <w:jc w:val="right"/>
             </w:pPr>
             <w:r>
+              <w:rPr>
+                <w:rtl/>
+              </w:rPr>
               <w:t>عدم شد الحزام يُكنّى به عن عدم الاستعداد أو عدم المبالاة، مع إمكان المعنى الحرفي أيضًا.</w:t>
             </w:r>
           </w:p>
@@ -7024,7 +8202,10 @@
             <w:tcW w:type="dxa" w:w="1728"/>
           </w:tcPr>
           <w:p>
-            <w:r/>
+            <w:pPr/>
+            <w:r>
+              <w:rPr/>
+            </w:r>
             <w:r>
               <w:rPr>
                 <w:b/>
@@ -7035,20 +8216,26 @@
           </w:p>
           <w:p>
             <w:pPr>
+              <w:bidi/>
               <w:jc w:val="right"/>
             </w:pPr>
             <w:r>
               <w:rPr>
                 <w:i/>
+                <w:rtl/>
               </w:rPr>
               <w:t>لا أَشُدُّ حِزَامِي</w:t>
             </w:r>
           </w:p>
           <w:p>
             <w:pPr>
+              <w:bidi/>
               <w:jc w:val="right"/>
             </w:pPr>
             <w:r>
+              <w:rPr>
+                <w:rtl/>
+              </w:rPr>
               <w:t>كناية عن الطمأنينة وعدم الخوف أو الاستعداد للفرار مع إمكانية إرادة المعنى الحقيقي.</w:t>
             </w:r>
           </w:p>
@@ -7070,10 +8257,9 @@
             <w:tcW w:type="dxa" w:w="1728"/>
           </w:tcPr>
           <w:p>
-            <w:pPr>
-              <w:jc w:val="right"/>
-            </w:pPr>
-            <w:r>
+            <w:pPr/>
+            <w:r>
+              <w:rPr/>
               <w:t>-</w:t>
             </w:r>
           </w:p>
@@ -7083,8 +8269,12 @@
             <w:tcW w:type="dxa" w:w="1728"/>
           </w:tcPr>
           <w:p>
-            <w:r/>
-            <w:r>
+            <w:pPr/>
+            <w:r>
+              <w:rPr/>
+            </w:r>
+            <w:r>
+              <w:rPr/>
               <w:t>-</w:t>
             </w:r>
           </w:p>
@@ -7094,8 +8284,12 @@
             <w:tcW w:type="dxa" w:w="1728"/>
           </w:tcPr>
           <w:p>
-            <w:r/>
-            <w:r>
+            <w:pPr/>
+            <w:r>
+              <w:rPr/>
+            </w:r>
+            <w:r>
+              <w:rPr/>
               <w:t>-</w:t>
             </w:r>
           </w:p>
@@ -7105,8 +8299,12 @@
             <w:tcW w:type="dxa" w:w="1728"/>
           </w:tcPr>
           <w:p>
-            <w:r/>
-            <w:r>
+            <w:pPr/>
+            <w:r>
+              <w:rPr/>
+            </w:r>
+            <w:r>
+              <w:rPr/>
               <w:t>-</w:t>
             </w:r>
           </w:p>
@@ -7123,9 +8321,13 @@
     </w:p>
     <w:p>
       <w:pPr>
+        <w:bidi/>
         <w:jc w:val="right"/>
       </w:pPr>
       <w:r>
+        <w:rPr>
+          <w:rtl/>
+        </w:rPr>
         <w:t>وَأُنَازِلُ البَطَلَ الكَمِيَّ نِزَالُهُ    وَإذَا أُناضِلُ لا تَطِيشُ سِهَامِي</w:t>
       </w:r>
     </w:p>
@@ -7211,9 +8413,13 @@
           </w:tcPr>
           <w:p>
             <w:pPr>
+              <w:bidi/>
               <w:jc w:val="right"/>
             </w:pPr>
             <w:r>
+              <w:rPr>
+                <w:rtl/>
+              </w:rPr>
               <w:t>وَإذا أُناضِلُ لا تَطِيشُ سِهَامِي</w:t>
             </w:r>
           </w:p>
@@ -7223,7 +8429,10 @@
             <w:tcW w:type="dxa" w:w="1728"/>
           </w:tcPr>
           <w:p>
-            <w:r/>
+            <w:pPr/>
+            <w:r>
+              <w:rPr/>
+            </w:r>
             <w:r>
               <w:rPr>
                 <w:b/>
@@ -7238,7 +8447,10 @@
             <w:tcW w:type="dxa" w:w="1728"/>
           </w:tcPr>
           <w:p>
-            <w:r/>
+            <w:pPr/>
+            <w:r>
+              <w:rPr/>
+            </w:r>
             <w:r>
               <w:rPr>
                 <w:b/>
@@ -7253,7 +8465,10 @@
             <w:tcW w:type="dxa" w:w="1728"/>
           </w:tcPr>
           <w:p>
-            <w:r/>
+            <w:pPr/>
+            <w:r>
+              <w:rPr/>
+            </w:r>
             <w:r>
               <w:rPr>
                 <w:b/>
@@ -7280,10 +8495,9 @@
             <w:tcW w:type="dxa" w:w="1728"/>
           </w:tcPr>
           <w:p>
-            <w:pPr>
-              <w:jc w:val="right"/>
-            </w:pPr>
-            <w:r>
+            <w:pPr/>
+            <w:r>
+              <w:rPr/>
               <w:t>-</w:t>
             </w:r>
           </w:p>
@@ -7293,8 +8507,12 @@
             <w:tcW w:type="dxa" w:w="1728"/>
           </w:tcPr>
           <w:p>
-            <w:r/>
-            <w:r>
+            <w:pPr/>
+            <w:r>
+              <w:rPr/>
+            </w:r>
+            <w:r>
+              <w:rPr/>
               <w:t>-</w:t>
             </w:r>
           </w:p>
@@ -7304,8 +8522,12 @@
             <w:tcW w:type="dxa" w:w="1728"/>
           </w:tcPr>
           <w:p>
-            <w:r/>
-            <w:r>
+            <w:pPr/>
+            <w:r>
+              <w:rPr/>
+            </w:r>
+            <w:r>
+              <w:rPr/>
               <w:t>-</w:t>
             </w:r>
           </w:p>
@@ -7315,8 +8537,12 @@
             <w:tcW w:type="dxa" w:w="1728"/>
           </w:tcPr>
           <w:p>
-            <w:r/>
-            <w:r>
+            <w:pPr/>
+            <w:r>
+              <w:rPr/>
+            </w:r>
+            <w:r>
+              <w:rPr/>
               <w:t>-</w:t>
             </w:r>
           </w:p>
@@ -7338,10 +8564,9 @@
             <w:tcW w:type="dxa" w:w="1728"/>
           </w:tcPr>
           <w:p>
-            <w:pPr>
-              <w:jc w:val="right"/>
-            </w:pPr>
-            <w:r>
+            <w:pPr/>
+            <w:r>
+              <w:rPr/>
               <w:t>-</w:t>
             </w:r>
           </w:p>
@@ -7351,7 +8576,10 @@
             <w:tcW w:type="dxa" w:w="1728"/>
           </w:tcPr>
           <w:p>
-            <w:r/>
+            <w:pPr/>
+            <w:r>
+              <w:rPr/>
+            </w:r>
             <w:r>
               <w:rPr>
                 <w:b/>
@@ -7362,20 +8590,26 @@
           </w:p>
           <w:p>
             <w:pPr>
+              <w:bidi/>
               <w:jc w:val="right"/>
             </w:pPr>
             <w:r>
               <w:rPr>
                 <w:i/>
+                <w:rtl/>
               </w:rPr>
               <w:t>لا تَطِيشُ سِهَامِي</w:t>
             </w:r>
           </w:p>
           <w:p>
             <w:pPr>
+              <w:bidi/>
               <w:jc w:val="right"/>
             </w:pPr>
             <w:r>
+              <w:rPr>
+                <w:rtl/>
+              </w:rPr>
               <w:t>"لا تطيش سهامي" كناية عن إصابة الهدف وإتقان الرمي، مما يدل على براعة الشاعر وحذقه في المناضلة.</w:t>
             </w:r>
           </w:p>
@@ -7385,8 +8619,12 @@
             <w:tcW w:type="dxa" w:w="1728"/>
           </w:tcPr>
           <w:p>
-            <w:r/>
-            <w:r>
+            <w:pPr/>
+            <w:r>
+              <w:rPr/>
+            </w:r>
+            <w:r>
+              <w:rPr/>
               <w:t>-</w:t>
             </w:r>
           </w:p>
@@ -7396,7 +8634,10 @@
             <w:tcW w:type="dxa" w:w="1728"/>
           </w:tcPr>
           <w:p>
-            <w:r/>
+            <w:pPr/>
+            <w:r>
+              <w:rPr/>
+            </w:r>
             <w:r>
               <w:rPr>
                 <w:b/>
@@ -7407,20 +8648,26 @@
           </w:p>
           <w:p>
             <w:pPr>
+              <w:bidi/>
               <w:jc w:val="right"/>
             </w:pPr>
             <w:r>
               <w:rPr>
                 <w:i/>
+                <w:rtl/>
               </w:rPr>
               <w:t>لا تَطِيشُ سِهَامِي</w:t>
             </w:r>
           </w:p>
           <w:p>
             <w:pPr>
+              <w:bidi/>
               <w:jc w:val="right"/>
             </w:pPr>
             <w:r>
+              <w:rPr>
+                <w:rtl/>
+              </w:rPr>
               <w:t>كناية عن السداد وإصابة الهدف في الرأي أو الحرب مع إمكانية إرادة المعنى الحقيقي.</w:t>
             </w:r>
           </w:p>
@@ -7442,10 +8689,9 @@
             <w:tcW w:type="dxa" w:w="1728"/>
           </w:tcPr>
           <w:p>
-            <w:pPr>
-              <w:jc w:val="right"/>
-            </w:pPr>
-            <w:r>
+            <w:pPr/>
+            <w:r>
+              <w:rPr/>
               <w:t>-</w:t>
             </w:r>
           </w:p>
@@ -7455,8 +8701,12 @@
             <w:tcW w:type="dxa" w:w="1728"/>
           </w:tcPr>
           <w:p>
-            <w:r/>
-            <w:r>
+            <w:pPr/>
+            <w:r>
+              <w:rPr/>
+            </w:r>
+            <w:r>
+              <w:rPr/>
               <w:t>-</w:t>
             </w:r>
           </w:p>
@@ -7466,7 +8716,10 @@
             <w:tcW w:type="dxa" w:w="1728"/>
           </w:tcPr>
           <w:p>
-            <w:r/>
+            <w:pPr/>
+            <w:r>
+              <w:rPr/>
+            </w:r>
             <w:r>
               <w:rPr>
                 <w:b/>
@@ -7477,20 +8730,26 @@
           </w:p>
           <w:p>
             <w:pPr>
+              <w:bidi/>
               <w:jc w:val="right"/>
             </w:pPr>
             <w:r>
               <w:rPr>
                 <w:i/>
+                <w:rtl/>
               </w:rPr>
               <w:t>أُنَازِلُ / أُناضِلُ</w:t>
             </w:r>
           </w:p>
           <w:p>
             <w:pPr>
+              <w:bidi/>
               <w:jc w:val="right"/>
             </w:pPr>
             <w:r>
+              <w:rPr>
+                <w:rtl/>
+              </w:rPr>
               <w:t>جُمِع بين لفظين متقاربين في السياق مع اختلاف الدلالة بين القتال والمبارزة، فظهر التقابل في الفعلين داخل المعنى الحربي.</w:t>
             </w:r>
           </w:p>
@@ -7500,8 +8759,12 @@
             <w:tcW w:type="dxa" w:w="1728"/>
           </w:tcPr>
           <w:p>
-            <w:r/>
-            <w:r>
+            <w:pPr/>
+            <w:r>
+              <w:rPr/>
+            </w:r>
+            <w:r>
+              <w:rPr/>
               <w:t>-</w:t>
             </w:r>
           </w:p>
@@ -7518,9 +8781,13 @@
     </w:p>
     <w:p>
       <w:pPr>
+        <w:bidi/>
         <w:jc w:val="right"/>
       </w:pPr>
       <w:r>
+        <w:rPr>
+          <w:rtl/>
+        </w:rPr>
         <w:t>وَأنَا المُنَبِّهُ بَعْدَمَا قَدْ نَوَّمُوا    وَأنَا المُعَالِنُ صَفْحَةَ النُّوّامِ</w:t>
       </w:r>
     </w:p>
@@ -7605,10 +8872,9 @@
             <w:tcW w:type="dxa" w:w="1728"/>
           </w:tcPr>
           <w:p>
-            <w:pPr>
-              <w:jc w:val="right"/>
-            </w:pPr>
-            <w:r>
+            <w:pPr/>
+            <w:r>
+              <w:rPr/>
               <w:t>-</w:t>
             </w:r>
           </w:p>
@@ -7618,8 +8884,12 @@
             <w:tcW w:type="dxa" w:w="1728"/>
           </w:tcPr>
           <w:p>
-            <w:r/>
-            <w:r>
+            <w:pPr/>
+            <w:r>
+              <w:rPr/>
+            </w:r>
+            <w:r>
+              <w:rPr/>
               <w:t>-</w:t>
             </w:r>
           </w:p>
@@ -7629,7 +8899,10 @@
             <w:tcW w:type="dxa" w:w="1728"/>
           </w:tcPr>
           <w:p>
-            <w:r/>
+            <w:pPr/>
+            <w:r>
+              <w:rPr/>
+            </w:r>
             <w:r>
               <w:rPr>
                 <w:b/>
@@ -7640,20 +8913,26 @@
           </w:p>
           <w:p>
             <w:pPr>
+              <w:bidi/>
               <w:jc w:val="right"/>
             </w:pPr>
             <w:r>
               <w:rPr>
                 <w:i/>
+                <w:rtl/>
               </w:rPr>
               <w:t>وَأنَا المُنَبِّهُ</w:t>
             </w:r>
           </w:p>
           <w:p>
             <w:pPr>
+              <w:bidi/>
               <w:jc w:val="right"/>
             </w:pPr>
             <w:r>
+              <w:rPr>
+                <w:rtl/>
+              </w:rPr>
               <w:t>الإيقاظ هنا ليس حقيقيًا فقط بل أُريد به التنبيه المعنوي بعد النوم، فاستُعمل الفعل في غير معناه الحرفي المباشر.</w:t>
             </w:r>
           </w:p>
@@ -7663,8 +8942,12 @@
             <w:tcW w:type="dxa" w:w="1728"/>
           </w:tcPr>
           <w:p>
-            <w:r/>
-            <w:r>
+            <w:pPr/>
+            <w:r>
+              <w:rPr/>
+            </w:r>
+            <w:r>
+              <w:rPr/>
               <w:t>-</w:t>
             </w:r>
           </w:p>
@@ -7686,68 +8969,83 @@
             <w:tcW w:type="dxa" w:w="1728"/>
           </w:tcPr>
           <w:p>
+            <w:pPr/>
+            <w:r>
+              <w:rPr/>
+              <w:t>-</w:t>
+            </w:r>
+          </w:p>
+        </w:tc>
+        <w:tc>
+          <w:tcPr>
+            <w:tcW w:type="dxa" w:w="1728"/>
+          </w:tcPr>
+          <w:p>
+            <w:pPr/>
+            <w:r>
+              <w:rPr/>
+            </w:r>
+            <w:r>
+              <w:rPr/>
+              <w:t>-</w:t>
+            </w:r>
+          </w:p>
+        </w:tc>
+        <w:tc>
+          <w:tcPr>
+            <w:tcW w:type="dxa" w:w="1728"/>
+          </w:tcPr>
+          <w:p>
+            <w:pPr/>
+            <w:r>
+              <w:rPr/>
+            </w:r>
+            <w:r>
+              <w:rPr/>
+              <w:t>-</w:t>
+            </w:r>
+          </w:p>
+        </w:tc>
+        <w:tc>
+          <w:tcPr>
+            <w:tcW w:type="dxa" w:w="1728"/>
+          </w:tcPr>
+          <w:p>
+            <w:pPr/>
+            <w:r>
+              <w:rPr/>
+            </w:r>
+            <w:r>
+              <w:rPr/>
+              <w:t>-</w:t>
+            </w:r>
+          </w:p>
+        </w:tc>
+      </w:tr>
+      <w:tr>
+        <w:tc>
+          <w:tcPr>
+            <w:tcW w:type="dxa" w:w="1728"/>
+          </w:tcPr>
+          <w:p>
+            <w:r>
+              <w:t>Kenning (كناية)</w:t>
+            </w:r>
+          </w:p>
+        </w:tc>
+        <w:tc>
+          <w:tcPr>
+            <w:tcW w:type="dxa" w:w="1728"/>
+          </w:tcPr>
+          <w:p>
             <w:pPr>
+              <w:bidi/>
               <w:jc w:val="right"/>
             </w:pPr>
             <w:r>
-              <w:t>-</w:t>
-            </w:r>
-          </w:p>
-        </w:tc>
-        <w:tc>
-          <w:tcPr>
-            <w:tcW w:type="dxa" w:w="1728"/>
-          </w:tcPr>
-          <w:p>
-            <w:r/>
-            <w:r>
-              <w:t>-</w:t>
-            </w:r>
-          </w:p>
-        </w:tc>
-        <w:tc>
-          <w:tcPr>
-            <w:tcW w:type="dxa" w:w="1728"/>
-          </w:tcPr>
-          <w:p>
-            <w:r/>
-            <w:r>
-              <w:t>-</w:t>
-            </w:r>
-          </w:p>
-        </w:tc>
-        <w:tc>
-          <w:tcPr>
-            <w:tcW w:type="dxa" w:w="1728"/>
-          </w:tcPr>
-          <w:p>
-            <w:r/>
-            <w:r>
-              <w:t>-</w:t>
-            </w:r>
-          </w:p>
-        </w:tc>
-      </w:tr>
-      <w:tr>
-        <w:tc>
-          <w:tcPr>
-            <w:tcW w:type="dxa" w:w="1728"/>
-          </w:tcPr>
-          <w:p>
-            <w:r>
-              <w:t>Kenning (كناية)</w:t>
-            </w:r>
-          </w:p>
-        </w:tc>
-        <w:tc>
-          <w:tcPr>
-            <w:tcW w:type="dxa" w:w="1728"/>
-          </w:tcPr>
-          <w:p>
-            <w:pPr>
-              <w:jc w:val="right"/>
-            </w:pPr>
-            <w:r>
+              <w:rPr>
+                <w:rtl/>
+              </w:rPr>
               <w:t>وَأنَا المُنَبِّهُ بَعْدَمَا قَدْ نَوَّمُوا; وَأنَا المُعَالِنُ صَفْحَة</w:t>
             </w:r>
           </w:p>
@@ -7757,7 +9055,10 @@
             <w:tcW w:type="dxa" w:w="1728"/>
           </w:tcPr>
           <w:p>
-            <w:r/>
+            <w:pPr/>
+            <w:r>
+              <w:rPr/>
+            </w:r>
             <w:r>
               <w:rPr>
                 <w:b/>
@@ -7772,7 +9073,10 @@
             <w:tcW w:type="dxa" w:w="1728"/>
           </w:tcPr>
           <w:p>
-            <w:r/>
+            <w:pPr/>
+            <w:r>
+              <w:rPr/>
+            </w:r>
             <w:r>
               <w:rPr>
                 <w:b/>
@@ -7783,20 +9087,26 @@
           </w:p>
           <w:p>
             <w:pPr>
+              <w:bidi/>
               <w:jc w:val="right"/>
             </w:pPr>
             <w:r>
               <w:rPr>
                 <w:i/>
+                <w:rtl/>
               </w:rPr>
               <w:t>صَفْحَةَ النُّوّامِ</w:t>
             </w:r>
           </w:p>
           <w:p>
             <w:pPr>
+              <w:bidi/>
               <w:jc w:val="right"/>
             </w:pPr>
             <w:r>
+              <w:rPr>
+                <w:rtl/>
+              </w:rPr>
               <w:t>ذكر صفحة النوام يُفهم منه حالهم أو جماعتهم النائمة، مع إمكان إرادة الصفحة بمعناها الظاهر.</w:t>
             </w:r>
           </w:p>
@@ -7806,7 +9116,10 @@
             <w:tcW w:type="dxa" w:w="1728"/>
           </w:tcPr>
           <w:p>
-            <w:r/>
+            <w:pPr/>
+            <w:r>
+              <w:rPr/>
+            </w:r>
             <w:r>
               <w:rPr>
                 <w:b/>
@@ -7817,20 +9130,26 @@
           </w:p>
           <w:p>
             <w:pPr>
+              <w:bidi/>
               <w:jc w:val="right"/>
             </w:pPr>
             <w:r>
               <w:rPr>
                 <w:i/>
+                <w:rtl/>
               </w:rPr>
               <w:t>المُنَبِّهُ بَعْدَمَا قَدْ نَوَّمُوا</w:t>
             </w:r>
           </w:p>
           <w:p>
             <w:pPr>
+              <w:bidi/>
               <w:jc w:val="right"/>
             </w:pPr>
             <w:r>
+              <w:rPr>
+                <w:rtl/>
+              </w:rPr>
               <w:t>كناية عن اليقظة والشجاعة والريادة عند غفلة الآخرين مع إمكانية إرادة المعنى الحقيقي.</w:t>
             </w:r>
           </w:p>
@@ -7853,9 +9172,13 @@
           </w:tcPr>
           <w:p>
             <w:pPr>
+              <w:bidi/>
               <w:jc w:val="right"/>
             </w:pPr>
             <w:r>
+              <w:rPr>
+                <w:rtl/>
+              </w:rPr>
               <w:t>المُنَبِّهُ النُّوّامِ</w:t>
             </w:r>
           </w:p>
@@ -7865,7 +9188,10 @@
             <w:tcW w:type="dxa" w:w="1728"/>
           </w:tcPr>
           <w:p>
-            <w:r/>
+            <w:pPr/>
+            <w:r>
+              <w:rPr/>
+            </w:r>
             <w:r>
               <w:rPr>
                 <w:b/>
@@ -7876,20 +9202,26 @@
           </w:p>
           <w:p>
             <w:pPr>
+              <w:bidi/>
               <w:jc w:val="right"/>
             </w:pPr>
             <w:r>
               <w:rPr>
                 <w:i/>
+                <w:rtl/>
               </w:rPr>
               <w:t>المُنَبِّهُ بَعْدَمَا قَدْ نَوَّمُوا</w:t>
             </w:r>
           </w:p>
           <w:p>
             <w:pPr>
+              <w:bidi/>
               <w:jc w:val="right"/>
             </w:pPr>
             <w:r>
+              <w:rPr>
+                <w:rtl/>
+              </w:rPr>
               <w:t>جمع الشاعر بين "المنبّه" و"نوّموا" في سياق واحد، وهما ضدّان يبرزان التباين بين اليقظة والنوم لتقوية دلالة الفخر.</w:t>
             </w:r>
           </w:p>
@@ -7899,7 +9231,10 @@
             <w:tcW w:type="dxa" w:w="1728"/>
           </w:tcPr>
           <w:p>
-            <w:r/>
+            <w:pPr/>
+            <w:r>
+              <w:rPr/>
+            </w:r>
             <w:r>
               <w:rPr>
                 <w:b/>
@@ -7910,20 +9245,26 @@
           </w:p>
           <w:p>
             <w:pPr>
+              <w:bidi/>
               <w:jc w:val="right"/>
             </w:pPr>
             <w:r>
               <w:rPr>
                 <w:i/>
+                <w:rtl/>
               </w:rPr>
               <w:t>بَعْدَمَا قَدْ نَوَّمُوا</w:t>
             </w:r>
           </w:p>
           <w:p>
             <w:pPr>
+              <w:bidi/>
               <w:jc w:val="right"/>
             </w:pPr>
             <w:r>
+              <w:rPr>
+                <w:rtl/>
+              </w:rPr>
               <w:t>في السياق تقابل بين التنبيه والنوم، مما يبرز التضاد بين الإيقاظ والإغفاء.</w:t>
             </w:r>
           </w:p>
@@ -7933,7 +9274,10 @@
             <w:tcW w:type="dxa" w:w="1728"/>
           </w:tcPr>
           <w:p>
-            <w:r/>
+            <w:pPr/>
+            <w:r>
+              <w:rPr/>
+            </w:r>
             <w:r>
               <w:rPr>
                 <w:b/>
@@ -7944,20 +9288,26 @@
           </w:p>
           <w:p>
             <w:pPr>
+              <w:bidi/>
               <w:jc w:val="right"/>
             </w:pPr>
             <w:r>
               <w:rPr>
                 <w:i/>
+                <w:rtl/>
               </w:rPr>
               <w:t>المُنَبِّهُ بَعْدَمَا قَدْ نَوَّمُوا</w:t>
             </w:r>
           </w:p>
           <w:p>
             <w:pPr>
+              <w:bidi/>
               <w:jc w:val="right"/>
             </w:pPr>
             <w:r>
+              <w:rPr>
+                <w:rtl/>
+              </w:rPr>
               <w:t>جمع بين لفظين متضادين في المعنى وهما المنبه ونوموا لإبراز التباين.</w:t>
             </w:r>
           </w:p>
@@ -7974,9 +9324,13 @@
     </w:p>
     <w:p>
       <w:pPr>
+        <w:bidi/>
         <w:jc w:val="right"/>
       </w:pPr>
       <w:r>
+        <w:rPr>
+          <w:rtl/>
+        </w:rPr>
         <w:t>خالي ابنُ كَبشَةَ قد عَرَفْتَ مكانَهُ    وَأبُو يَزِيدَ وَرَهْطُهُ أعْمَامِي</w:t>
       </w:r>
     </w:p>
@@ -8061,10 +9415,9 @@
             <w:tcW w:type="dxa" w:w="1728"/>
           </w:tcPr>
           <w:p>
-            <w:pPr>
-              <w:jc w:val="right"/>
-            </w:pPr>
-            <w:r>
+            <w:pPr/>
+            <w:r>
+              <w:rPr/>
               <w:t>-</w:t>
             </w:r>
           </w:p>
@@ -8074,8 +9427,12 @@
             <w:tcW w:type="dxa" w:w="1728"/>
           </w:tcPr>
           <w:p>
-            <w:r/>
-            <w:r>
+            <w:pPr/>
+            <w:r>
+              <w:rPr/>
+            </w:r>
+            <w:r>
+              <w:rPr/>
               <w:t>-</w:t>
             </w:r>
           </w:p>
@@ -8085,8 +9442,12 @@
             <w:tcW w:type="dxa" w:w="1728"/>
           </w:tcPr>
           <w:p>
-            <w:r/>
-            <w:r>
+            <w:pPr/>
+            <w:r>
+              <w:rPr/>
+            </w:r>
+            <w:r>
+              <w:rPr/>
               <w:t>-</w:t>
             </w:r>
           </w:p>
@@ -8096,8 +9457,12 @@
             <w:tcW w:type="dxa" w:w="1728"/>
           </w:tcPr>
           <w:p>
-            <w:r/>
-            <w:r>
+            <w:pPr/>
+            <w:r>
+              <w:rPr/>
+            </w:r>
+            <w:r>
+              <w:rPr/>
               <w:t>-</w:t>
             </w:r>
           </w:p>
@@ -8119,10 +9484,9 @@
             <w:tcW w:type="dxa" w:w="1728"/>
           </w:tcPr>
           <w:p>
-            <w:pPr>
-              <w:jc w:val="right"/>
-            </w:pPr>
-            <w:r>
+            <w:pPr/>
+            <w:r>
+              <w:rPr/>
               <w:t>-</w:t>
             </w:r>
           </w:p>
@@ -8132,8 +9496,12 @@
             <w:tcW w:type="dxa" w:w="1728"/>
           </w:tcPr>
           <w:p>
-            <w:r/>
-            <w:r>
+            <w:pPr/>
+            <w:r>
+              <w:rPr/>
+            </w:r>
+            <w:r>
+              <w:rPr/>
               <w:t>-</w:t>
             </w:r>
           </w:p>
@@ -8143,8 +9511,12 @@
             <w:tcW w:type="dxa" w:w="1728"/>
           </w:tcPr>
           <w:p>
-            <w:r/>
-            <w:r>
+            <w:pPr/>
+            <w:r>
+              <w:rPr/>
+            </w:r>
+            <w:r>
+              <w:rPr/>
               <w:t>-</w:t>
             </w:r>
           </w:p>
@@ -8154,8 +9526,12 @@
             <w:tcW w:type="dxa" w:w="1728"/>
           </w:tcPr>
           <w:p>
-            <w:r/>
-            <w:r>
+            <w:pPr/>
+            <w:r>
+              <w:rPr/>
+            </w:r>
+            <w:r>
+              <w:rPr/>
               <w:t>-</w:t>
             </w:r>
           </w:p>
@@ -8177,10 +9553,9 @@
             <w:tcW w:type="dxa" w:w="1728"/>
           </w:tcPr>
           <w:p>
-            <w:pPr>
-              <w:jc w:val="right"/>
-            </w:pPr>
-            <w:r>
+            <w:pPr/>
+            <w:r>
+              <w:rPr/>
               <w:t>-</w:t>
             </w:r>
           </w:p>
@@ -8190,8 +9565,12 @@
             <w:tcW w:type="dxa" w:w="1728"/>
           </w:tcPr>
           <w:p>
-            <w:r/>
-            <w:r>
+            <w:pPr/>
+            <w:r>
+              <w:rPr/>
+            </w:r>
+            <w:r>
+              <w:rPr/>
               <w:t>-</w:t>
             </w:r>
           </w:p>
@@ -8201,7 +9580,10 @@
             <w:tcW w:type="dxa" w:w="1728"/>
           </w:tcPr>
           <w:p>
-            <w:r/>
+            <w:pPr/>
+            <w:r>
+              <w:rPr/>
+            </w:r>
             <w:r>
               <w:rPr>
                 <w:b/>
@@ -8212,20 +9594,26 @@
           </w:p>
           <w:p>
             <w:pPr>
+              <w:bidi/>
               <w:jc w:val="right"/>
             </w:pPr>
             <w:r>
               <w:rPr>
                 <w:i/>
+                <w:rtl/>
               </w:rPr>
               <w:t>أعْمَامِي</w:t>
             </w:r>
           </w:p>
           <w:p>
             <w:pPr>
+              <w:bidi/>
               <w:jc w:val="right"/>
             </w:pPr>
             <w:r>
+              <w:rPr>
+                <w:rtl/>
+              </w:rPr>
               <w:t>إطلاق الأعْمام على القوم أو القرابة يُفهم منه معنى الانتماء والقرب، مع إمكان المعنى الحقيقي أيضًا.</w:t>
             </w:r>
           </w:p>
@@ -8235,8 +9623,12 @@
             <w:tcW w:type="dxa" w:w="1728"/>
           </w:tcPr>
           <w:p>
-            <w:r/>
-            <w:r>
+            <w:pPr/>
+            <w:r>
+              <w:rPr/>
+            </w:r>
+            <w:r>
+              <w:rPr/>
               <w:t>-</w:t>
             </w:r>
           </w:p>
@@ -8258,10 +9650,9 @@
             <w:tcW w:type="dxa" w:w="1728"/>
           </w:tcPr>
           <w:p>
-            <w:pPr>
-              <w:jc w:val="right"/>
-            </w:pPr>
-            <w:r>
+            <w:pPr/>
+            <w:r>
+              <w:rPr/>
               <w:t>-</w:t>
             </w:r>
           </w:p>
@@ -8271,8 +9662,12 @@
             <w:tcW w:type="dxa" w:w="1728"/>
           </w:tcPr>
           <w:p>
-            <w:r/>
-            <w:r>
+            <w:pPr/>
+            <w:r>
+              <w:rPr/>
+            </w:r>
+            <w:r>
+              <w:rPr/>
               <w:t>-</w:t>
             </w:r>
           </w:p>
@@ -8282,8 +9677,12 @@
             <w:tcW w:type="dxa" w:w="1728"/>
           </w:tcPr>
           <w:p>
-            <w:r/>
-            <w:r>
+            <w:pPr/>
+            <w:r>
+              <w:rPr/>
+            </w:r>
+            <w:r>
+              <w:rPr/>
               <w:t>-</w:t>
             </w:r>
           </w:p>
@@ -8293,8 +9692,12 @@
             <w:tcW w:type="dxa" w:w="1728"/>
           </w:tcPr>
           <w:p>
-            <w:r/>
-            <w:r>
+            <w:pPr/>
+            <w:r>
+              <w:rPr/>
+            </w:r>
+            <w:r>
+              <w:rPr/>
               <w:t>-</w:t>
             </w:r>
           </w:p>
@@ -8311,9 +9714,13 @@
     </w:p>
     <w:p>
       <w:pPr>
+        <w:bidi/>
         <w:jc w:val="right"/>
       </w:pPr>
       <w:r>
+        <w:rPr>
+          <w:rtl/>
+        </w:rPr>
         <w:t>وَأنَا الّذِي عَلِمَتْ مَعَدٌّ فَضْلَهُ    وَنُشِدتُ عن حُجْرِ ابنِ أمِّ قَطَامِ</w:t>
       </w:r>
     </w:p>
@@ -8398,10 +9805,9 @@
             <w:tcW w:type="dxa" w:w="1728"/>
           </w:tcPr>
           <w:p>
-            <w:pPr>
-              <w:jc w:val="right"/>
-            </w:pPr>
-            <w:r>
+            <w:pPr/>
+            <w:r>
+              <w:rPr/>
               <w:t>-</w:t>
             </w:r>
           </w:p>
@@ -8411,8 +9817,12 @@
             <w:tcW w:type="dxa" w:w="1728"/>
           </w:tcPr>
           <w:p>
-            <w:r/>
-            <w:r>
+            <w:pPr/>
+            <w:r>
+              <w:rPr/>
+            </w:r>
+            <w:r>
+              <w:rPr/>
               <w:t>-</w:t>
             </w:r>
           </w:p>
@@ -8422,8 +9832,12 @@
             <w:tcW w:type="dxa" w:w="1728"/>
           </w:tcPr>
           <w:p>
-            <w:r/>
-            <w:r>
+            <w:pPr/>
+            <w:r>
+              <w:rPr/>
+            </w:r>
+            <w:r>
+              <w:rPr/>
               <w:t>-</w:t>
             </w:r>
           </w:p>
@@ -8433,7 +9847,10 @@
             <w:tcW w:type="dxa" w:w="1728"/>
           </w:tcPr>
           <w:p>
-            <w:r/>
+            <w:pPr/>
+            <w:r>
+              <w:rPr/>
+            </w:r>
             <w:r>
               <w:rPr>
                 <w:b/>
@@ -8444,20 +9861,26 @@
           </w:p>
           <w:p>
             <w:pPr>
+              <w:bidi/>
               <w:jc w:val="right"/>
             </w:pPr>
             <w:r>
               <w:rPr>
                 <w:i/>
+                <w:rtl/>
               </w:rPr>
               <w:t>عَلِمَتْ مَعَدٌّ</w:t>
             </w:r>
           </w:p>
           <w:p>
             <w:pPr>
+              <w:bidi/>
               <w:jc w:val="right"/>
             </w:pPr>
             <w:r>
+              <w:rPr>
+                <w:rtl/>
+              </w:rPr>
               <w:t>مجاز مرسل في ذكر القبيلة (معد) وإرادة أهلها لعلاقة المحلية.</w:t>
             </w:r>
           </w:p>
@@ -8479,10 +9902,9 @@
             <w:tcW w:type="dxa" w:w="1728"/>
           </w:tcPr>
           <w:p>
-            <w:pPr>
-              <w:jc w:val="right"/>
-            </w:pPr>
-            <w:r>
+            <w:pPr/>
+            <w:r>
+              <w:rPr/>
               <w:t>-</w:t>
             </w:r>
           </w:p>
@@ -8492,8 +9914,12 @@
             <w:tcW w:type="dxa" w:w="1728"/>
           </w:tcPr>
           <w:p>
-            <w:r/>
-            <w:r>
+            <w:pPr/>
+            <w:r>
+              <w:rPr/>
+            </w:r>
+            <w:r>
+              <w:rPr/>
               <w:t>-</w:t>
             </w:r>
           </w:p>
@@ -8503,8 +9929,12 @@
             <w:tcW w:type="dxa" w:w="1728"/>
           </w:tcPr>
           <w:p>
-            <w:r/>
-            <w:r>
+            <w:pPr/>
+            <w:r>
+              <w:rPr/>
+            </w:r>
+            <w:r>
+              <w:rPr/>
               <w:t>-</w:t>
             </w:r>
           </w:p>
@@ -8514,8 +9944,12 @@
             <w:tcW w:type="dxa" w:w="1728"/>
           </w:tcPr>
           <w:p>
-            <w:r/>
-            <w:r>
+            <w:pPr/>
+            <w:r>
+              <w:rPr/>
+            </w:r>
+            <w:r>
+              <w:rPr/>
               <w:t>-</w:t>
             </w:r>
           </w:p>
@@ -8537,10 +9971,9 @@
             <w:tcW w:type="dxa" w:w="1728"/>
           </w:tcPr>
           <w:p>
-            <w:pPr>
-              <w:jc w:val="right"/>
-            </w:pPr>
-            <w:r>
+            <w:pPr/>
+            <w:r>
+              <w:rPr/>
               <w:t>-</w:t>
             </w:r>
           </w:p>
@@ -8550,8 +9983,12 @@
             <w:tcW w:type="dxa" w:w="1728"/>
           </w:tcPr>
           <w:p>
-            <w:r/>
-            <w:r>
+            <w:pPr/>
+            <w:r>
+              <w:rPr/>
+            </w:r>
+            <w:r>
+              <w:rPr/>
               <w:t>-</w:t>
             </w:r>
           </w:p>
@@ -8561,8 +9998,12 @@
             <w:tcW w:type="dxa" w:w="1728"/>
           </w:tcPr>
           <w:p>
-            <w:r/>
-            <w:r>
+            <w:pPr/>
+            <w:r>
+              <w:rPr/>
+            </w:r>
+            <w:r>
+              <w:rPr/>
               <w:t>-</w:t>
             </w:r>
           </w:p>
@@ -8572,8 +10013,12 @@
             <w:tcW w:type="dxa" w:w="1728"/>
           </w:tcPr>
           <w:p>
-            <w:r/>
-            <w:r>
+            <w:pPr/>
+            <w:r>
+              <w:rPr/>
+            </w:r>
+            <w:r>
+              <w:rPr/>
               <w:t>-</w:t>
             </w:r>
           </w:p>
@@ -8595,10 +10040,9 @@
             <w:tcW w:type="dxa" w:w="1728"/>
           </w:tcPr>
           <w:p>
-            <w:pPr>
-              <w:jc w:val="right"/>
-            </w:pPr>
-            <w:r>
+            <w:pPr/>
+            <w:r>
+              <w:rPr/>
               <w:t>-</w:t>
             </w:r>
           </w:p>
@@ -8608,8 +10052,12 @@
             <w:tcW w:type="dxa" w:w="1728"/>
           </w:tcPr>
           <w:p>
-            <w:r/>
-            <w:r>
+            <w:pPr/>
+            <w:r>
+              <w:rPr/>
+            </w:r>
+            <w:r>
+              <w:rPr/>
               <w:t>-</w:t>
             </w:r>
           </w:p>
@@ -8619,8 +10067,12 @@
             <w:tcW w:type="dxa" w:w="1728"/>
           </w:tcPr>
           <w:p>
-            <w:r/>
-            <w:r>
+            <w:pPr/>
+            <w:r>
+              <w:rPr/>
+            </w:r>
+            <w:r>
+              <w:rPr/>
               <w:t>-</w:t>
             </w:r>
           </w:p>
@@ -8630,8 +10082,12 @@
             <w:tcW w:type="dxa" w:w="1728"/>
           </w:tcPr>
           <w:p>
-            <w:r/>
-            <w:r>
+            <w:pPr/>
+            <w:r>
+              <w:rPr/>
+            </w:r>
+            <w:r>
+              <w:rPr/>
               <w:t>-</w:t>
             </w:r>
           </w:p>
@@ -8648,9 +10104,13 @@
     </w:p>
     <w:p>
       <w:pPr>
+        <w:bidi/>
         <w:jc w:val="right"/>
       </w:pPr>
       <w:r>
+        <w:rPr>
+          <w:rtl/>
+        </w:rPr>
         <w:t>وَإذَا أذِيتُ بِبَلْدَةٍ وَدّعْتُهَا    وَلا أُقِيمُ بِغَيرِ دَارِ مُقَامِ</w:t>
       </w:r>
     </w:p>
@@ -8735,10 +10195,9 @@
             <w:tcW w:type="dxa" w:w="1728"/>
           </w:tcPr>
           <w:p>
-            <w:pPr>
-              <w:jc w:val="right"/>
-            </w:pPr>
-            <w:r>
+            <w:pPr/>
+            <w:r>
+              <w:rPr/>
               <w:t>-</w:t>
             </w:r>
           </w:p>
@@ -8748,8 +10207,12 @@
             <w:tcW w:type="dxa" w:w="1728"/>
           </w:tcPr>
           <w:p>
-            <w:r/>
-            <w:r>
+            <w:pPr/>
+            <w:r>
+              <w:rPr/>
+            </w:r>
+            <w:r>
+              <w:rPr/>
               <w:t>-</w:t>
             </w:r>
           </w:p>
@@ -8759,8 +10222,12 @@
             <w:tcW w:type="dxa" w:w="1728"/>
           </w:tcPr>
           <w:p>
-            <w:r/>
-            <w:r>
+            <w:pPr/>
+            <w:r>
+              <w:rPr/>
+            </w:r>
+            <w:r>
+              <w:rPr/>
               <w:t>-</w:t>
             </w:r>
           </w:p>
@@ -8770,8 +10237,12 @@
             <w:tcW w:type="dxa" w:w="1728"/>
           </w:tcPr>
           <w:p>
-            <w:r/>
-            <w:r>
+            <w:pPr/>
+            <w:r>
+              <w:rPr/>
+            </w:r>
+            <w:r>
+              <w:rPr/>
               <w:t>-</w:t>
             </w:r>
           </w:p>
@@ -8793,10 +10264,9 @@
             <w:tcW w:type="dxa" w:w="1728"/>
           </w:tcPr>
           <w:p>
-            <w:pPr>
-              <w:jc w:val="right"/>
-            </w:pPr>
-            <w:r>
+            <w:pPr/>
+            <w:r>
+              <w:rPr/>
               <w:t>-</w:t>
             </w:r>
           </w:p>
@@ -8806,8 +10276,12 @@
             <w:tcW w:type="dxa" w:w="1728"/>
           </w:tcPr>
           <w:p>
-            <w:r/>
-            <w:r>
+            <w:pPr/>
+            <w:r>
+              <w:rPr/>
+            </w:r>
+            <w:r>
+              <w:rPr/>
               <w:t>-</w:t>
             </w:r>
           </w:p>
@@ -8817,8 +10291,12 @@
             <w:tcW w:type="dxa" w:w="1728"/>
           </w:tcPr>
           <w:p>
-            <w:r/>
-            <w:r>
+            <w:pPr/>
+            <w:r>
+              <w:rPr/>
+            </w:r>
+            <w:r>
+              <w:rPr/>
               <w:t>-</w:t>
             </w:r>
           </w:p>
@@ -8828,8 +10306,12 @@
             <w:tcW w:type="dxa" w:w="1728"/>
           </w:tcPr>
           <w:p>
-            <w:r/>
-            <w:r>
+            <w:pPr/>
+            <w:r>
+              <w:rPr/>
+            </w:r>
+            <w:r>
+              <w:rPr/>
               <w:t>-</w:t>
             </w:r>
           </w:p>
@@ -8851,10 +10333,9 @@
             <w:tcW w:type="dxa" w:w="1728"/>
           </w:tcPr>
           <w:p>
-            <w:pPr>
-              <w:jc w:val="right"/>
-            </w:pPr>
-            <w:r>
+            <w:pPr/>
+            <w:r>
+              <w:rPr/>
               <w:t>-</w:t>
             </w:r>
           </w:p>
@@ -8864,7 +10345,10 @@
             <w:tcW w:type="dxa" w:w="1728"/>
           </w:tcPr>
           <w:p>
-            <w:r/>
+            <w:pPr/>
+            <w:r>
+              <w:rPr/>
+            </w:r>
             <w:r>
               <w:rPr>
                 <w:b/>
@@ -8875,20 +10359,26 @@
           </w:p>
           <w:p>
             <w:pPr>
+              <w:bidi/>
               <w:jc w:val="right"/>
             </w:pPr>
             <w:r>
               <w:rPr>
                 <w:i/>
+                <w:rtl/>
               </w:rPr>
               <w:t>لا أُقِيمُ بِغَيرِ دَارِ مُقَامِ</w:t>
             </w:r>
           </w:p>
           <w:p>
             <w:pPr>
+              <w:bidi/>
               <w:jc w:val="right"/>
             </w:pPr>
             <w:r>
+              <w:rPr>
+                <w:rtl/>
+              </w:rPr>
               <w:t>"لا أقيم بغير دار مقام" كناية عن عزة النفس وأنفة الشاعر من الإقامة في مكان لا يُكرم فيه، دون التصريح بذلك مباشرة.</w:t>
             </w:r>
           </w:p>
@@ -8898,7 +10388,10 @@
             <w:tcW w:type="dxa" w:w="1728"/>
           </w:tcPr>
           <w:p>
-            <w:r/>
+            <w:pPr/>
+            <w:r>
+              <w:rPr/>
+            </w:r>
             <w:r>
               <w:rPr>
                 <w:b/>
@@ -8909,20 +10402,26 @@
           </w:p>
           <w:p>
             <w:pPr>
+              <w:bidi/>
               <w:jc w:val="right"/>
             </w:pPr>
             <w:r>
               <w:rPr>
                 <w:i/>
+                <w:rtl/>
               </w:rPr>
               <w:t>وَدّعْتُهَا</w:t>
             </w:r>
           </w:p>
           <w:p>
             <w:pPr>
+              <w:bidi/>
               <w:jc w:val="right"/>
             </w:pPr>
             <w:r>
+              <w:rPr>
+                <w:rtl/>
+              </w:rPr>
               <w:t>توديع البلدة يُكنّى به عن مفارقتها وترك الإقامة فيها، مع بقاء المعنى الحرفي للتوديع ممكنًا.</w:t>
             </w:r>
           </w:p>
@@ -8932,8 +10431,12 @@
             <w:tcW w:type="dxa" w:w="1728"/>
           </w:tcPr>
           <w:p>
-            <w:r/>
-            <w:r>
+            <w:pPr/>
+            <w:r>
+              <w:rPr/>
+            </w:r>
+            <w:r>
+              <w:rPr/>
               <w:t>-</w:t>
             </w:r>
           </w:p>
@@ -8955,10 +10458,9 @@
             <w:tcW w:type="dxa" w:w="1728"/>
           </w:tcPr>
           <w:p>
-            <w:pPr>
-              <w:jc w:val="right"/>
-            </w:pPr>
-            <w:r>
+            <w:pPr/>
+            <w:r>
+              <w:rPr/>
               <w:t>-</w:t>
             </w:r>
           </w:p>
@@ -8968,8 +10470,12 @@
             <w:tcW w:type="dxa" w:w="1728"/>
           </w:tcPr>
           <w:p>
-            <w:r/>
-            <w:r>
+            <w:pPr/>
+            <w:r>
+              <w:rPr/>
+            </w:r>
+            <w:r>
+              <w:rPr/>
               <w:t>-</w:t>
             </w:r>
           </w:p>
@@ -8979,8 +10485,12 @@
             <w:tcW w:type="dxa" w:w="1728"/>
           </w:tcPr>
           <w:p>
-            <w:r/>
-            <w:r>
+            <w:pPr/>
+            <w:r>
+              <w:rPr/>
+            </w:r>
+            <w:r>
+              <w:rPr/>
               <w:t>-</w:t>
             </w:r>
           </w:p>
@@ -8990,8 +10500,12 @@
             <w:tcW w:type="dxa" w:w="1728"/>
           </w:tcPr>
           <w:p>
-            <w:r/>
-            <w:r>
+            <w:pPr/>
+            <w:r>
+              <w:rPr/>
+            </w:r>
+            <w:r>
+              <w:rPr/>
               <w:t>-</w:t>
             </w:r>
           </w:p>
